--- a/02_Docs/Manuscript/S1.docx
+++ b/02_Docs/Manuscript/S1.docx
@@ -8873,11 +8873,7 @@
             </w:r>
             <w:proofErr w:type="spellEnd"/>
             <w:r>
-              <w:t xml:space="preserve"> (FcRn) in endosomal </w:t>
-            </w:r>
-            <w:r>
-              <w:lastRenderedPageBreak/>
-              <w:t>space</w:t>
+              <w:t xml:space="preserve"> (FcRn) in endosomal space</w:t>
             </w:r>
           </w:p>
         </w:tc>
@@ -8891,7 +8887,6 @@
               <w:jc w:val="right"/>
             </w:pPr>
             <w:r>
-              <w:lastRenderedPageBreak/>
               <w:t>1.05</w:t>
             </w:r>
           </w:p>
@@ -10008,7 +10003,6 @@
               <w:jc w:val="left"/>
             </w:pPr>
             <w:r>
-              <w:lastRenderedPageBreak/>
               <w:t>Golimumab</w:t>
             </w:r>
           </w:p>
@@ -10908,11 +10902,7 @@
               <w:jc w:val="left"/>
             </w:pPr>
             <w:r>
-              <w:t xml:space="preserve">Reference target </w:t>
-            </w:r>
-            <w:r>
-              <w:lastRenderedPageBreak/>
-              <w:t xml:space="preserve">concentration </w:t>
+              <w:t xml:space="preserve">Reference target concentration </w:t>
             </w:r>
           </w:p>
         </w:tc>
@@ -10926,7 +10916,6 @@
               <w:jc w:val="right"/>
             </w:pPr>
             <w:r>
-              <w:lastRenderedPageBreak/>
               <w:t>0.07138</w:t>
             </w:r>
           </w:p>
@@ -10957,11 +10946,7 @@
               <w:jc w:val="left"/>
             </w:pPr>
             <w:r>
-              <w:t xml:space="preserve">Model estimated by the </w:t>
-            </w:r>
-            <w:r>
-              <w:lastRenderedPageBreak/>
-              <w:t>authors of the source</w:t>
+              <w:t>Model estimated by the authors of the source</w:t>
             </w:r>
           </w:p>
         </w:tc>
@@ -10975,12 +10960,7 @@
               <w:jc w:val="center"/>
             </w:pPr>
             <w:r>
-              <w:lastRenderedPageBreak/>
-              <w:t xml:space="preserve">A Priori and </w:t>
-            </w:r>
-            <w:r>
-              <w:lastRenderedPageBreak/>
-              <w:t>Top Down</w:t>
+              <w:t>A Priori and Top Down</w:t>
             </w:r>
           </w:p>
         </w:tc>
@@ -10994,12 +10974,7 @@
               <w:jc w:val="left"/>
             </w:pPr>
             <w:r>
-              <w:lastRenderedPageBreak/>
-              <w:t>Lindauer et al., 2017; https://doi.org/10.1002/psp4.</w:t>
-            </w:r>
-            <w:r>
-              <w:lastRenderedPageBreak/>
-              <w:t>12130</w:t>
+              <w:t>Lindauer et al., 2017; https://doi.org/10.1002/psp4.12130</w:t>
             </w:r>
           </w:p>
         </w:tc>
@@ -11018,7 +10993,6 @@
               <w:jc w:val="left"/>
             </w:pPr>
             <w:r>
-              <w:lastRenderedPageBreak/>
               <w:t>Nivolumab</w:t>
             </w:r>
           </w:p>
@@ -12098,11 +12072,7 @@
               <w:jc w:val="center"/>
             </w:pPr>
             <w:r>
-              <w:t xml:space="preserve">A Priori and </w:t>
-            </w:r>
-            <w:r>
-              <w:lastRenderedPageBreak/>
-              <w:t>Top Down</w:t>
+              <w:t>A Priori and Top Down</w:t>
             </w:r>
           </w:p>
         </w:tc>
@@ -12116,12 +12086,7 @@
               <w:jc w:val="left"/>
             </w:pPr>
             <w:r>
-              <w:lastRenderedPageBreak/>
-              <w:t xml:space="preserve">Xu et al., 2021 PMID: </w:t>
-            </w:r>
-            <w:r>
-              <w:lastRenderedPageBreak/>
-              <w:t>33314148</w:t>
+              <w:t>Xu et al., 2021 PMID: 33314148</w:t>
             </w:r>
           </w:p>
         </w:tc>
@@ -12140,7 +12105,6 @@
               <w:jc w:val="left"/>
             </w:pPr>
             <w:r>
-              <w:lastRenderedPageBreak/>
               <w:t>Tocilizumab</w:t>
             </w:r>
           </w:p>
@@ -13445,7 +13409,6 @@
                 <w:sz w:val="24"/>
                 <w:szCs w:val="24"/>
               </w:rPr>
-              <w:lastRenderedPageBreak/>
               <w:t>Bevacizumab</w:t>
             </w:r>
           </w:p>

--- a/02_Docs/Manuscript/S1.docx
+++ b/02_Docs/Manuscript/S1.docx
@@ -183,20 +183,64 @@
           <w:b/>
           <w:bCs/>
         </w:rPr>
-        <w:lastRenderedPageBreak/>
-        <w:t>S1.2. Fold-error comparison for monkey terminal clearance, AUC0-28d, and Cmax predicted using “a priori” PBPK and monkey-fitted top-down TMDD translation.</w:t>
+        <w:t xml:space="preserve">S1.2. Fold-error comparison for monkey </w:t>
       </w:r>
+      <w:del w:id="5" w:author="KM" w:date="2026-07-30T18:02:26Z">
+        <w:r>
+          <w:rPr>
+            <w:b/>
+            <w:bCs/>
+          </w:rPr>
+          <w:delText>terminal clearance</w:delText>
+        </w:r>
+      </w:del>
+      <w:ins w:id="6" w:author="KM" w:date="2026-07-30T18:02:26Z">
+        <w:r>
+          <w:rPr>
+            <w:b/>
+            <w:bCs/>
+          </w:rPr>
+          <w:t>clearance</w:t>
+        </w:r>
+      </w:ins>
       <w:r>
-        <w:t xml:space="preserve"> (A) Terminal clearance, representing nonlinear target-mediated elimination; (B) AUC0-28d and (C) Cmax, representing the predominantly linear elimination component. Fold error equals predicted divided by observed; bars extend from 1 on a base-2 logarithmic scale, and the shaded region and dashed lines indicate the 0.5- to 2-fold interval.</w:t>
+        <w:rPr>
+          <w:b/>
+          <w:bCs/>
+        </w:rPr>
+        <w:t>, AUC0-28d, and Cmax predicted using “a priori” PBPK and monkey-fitted top-down TMDD translation.</w:t>
+      </w:r>
+      <w:del w:id="1" w:author="KM" w:date="2026-07-30T18:02:26Z">
+        <w:r>
+          <w:delText xml:space="preserve"> (A) Terminal clearance, representing nonlinear target-mediated elimination; (B) AUC0-28d and (C) Cmax, representing the predominantly linear elimination component.</w:delText>
+        </w:r>
+      </w:del>
+      <w:ins w:id="2" w:author="KM" w:date="2026-07-30T18:02:26Z">
+        <w:r>
+          <w:t xml:space="preserve"> (A) Clearance, calculated as dose/AUCinf and representing total systemic clearance; (B) AUC0-28d; and (C) Cmax. At target-saturating doses, clearance is expected to be dominated by linear clearance.</w:t>
+        </w:r>
+      </w:ins>
+      <w:r>
+        <w:t xml:space="preserve"> Fold error equals predicted divided by observed; bars extend from 1 on a base-2 logarithmic scale, and the shaded region and dashed lines indicate the 0.5- to 2-fold interval.</w:t>
       </w:r>
     </w:p>
     <w:p>
-      <w:r>
-        <w:rPr>
-          <w:b/>
-        </w:rPr>
-        <w:t>(A) Monkey terminal clearance</w:t>
-      </w:r>
+      <w:del w:id="3" w:author="KM" w:date="2026-07-30T18:02:26Z">
+        <w:r>
+          <w:rPr>
+            <w:b/>
+          </w:rPr>
+          <w:delText>(A) Monkey terminal clearance</w:delText>
+        </w:r>
+      </w:del>
+      <w:ins w:id="4" w:author="KM" w:date="2026-07-30T18:02:26Z">
+        <w:r>
+          <w:rPr>
+            <w:b/>
+          </w:rPr>
+          <w:t>(A) Monkey clearance</w:t>
+        </w:r>
+      </w:ins>
     </w:p>
     <w:p>
       <w:pPr>
@@ -8873,7 +8917,11 @@
             </w:r>
             <w:proofErr w:type="spellEnd"/>
             <w:r>
-              <w:t xml:space="preserve"> (FcRn) in endosomal space</w:t>
+              <w:t xml:space="preserve"> (FcRn) in endosomal </w:t>
+            </w:r>
+            <w:r>
+              <w:lastRenderedPageBreak/>
+              <w:t>space</w:t>
             </w:r>
           </w:p>
         </w:tc>
@@ -8887,6 +8935,7 @@
               <w:jc w:val="right"/>
             </w:pPr>
             <w:r>
+              <w:lastRenderedPageBreak/>
               <w:t>1.05</w:t>
             </w:r>
           </w:p>
@@ -10003,6 +10052,7 @@
               <w:jc w:val="left"/>
             </w:pPr>
             <w:r>
+              <w:lastRenderedPageBreak/>
               <w:t>Golimumab</w:t>
             </w:r>
           </w:p>
@@ -10902,7 +10952,11 @@
               <w:jc w:val="left"/>
             </w:pPr>
             <w:r>
-              <w:t xml:space="preserve">Reference target concentration </w:t>
+              <w:t xml:space="preserve">Reference target </w:t>
+            </w:r>
+            <w:r>
+              <w:lastRenderedPageBreak/>
+              <w:t xml:space="preserve">concentration </w:t>
             </w:r>
           </w:p>
         </w:tc>
@@ -10916,6 +10970,7 @@
               <w:jc w:val="right"/>
             </w:pPr>
             <w:r>
+              <w:lastRenderedPageBreak/>
               <w:t>0.07138</w:t>
             </w:r>
           </w:p>
@@ -10946,7 +11001,11 @@
               <w:jc w:val="left"/>
             </w:pPr>
             <w:r>
-              <w:t>Model estimated by the authors of the source</w:t>
+              <w:t xml:space="preserve">Model estimated by the </w:t>
+            </w:r>
+            <w:r>
+              <w:lastRenderedPageBreak/>
+              <w:t>authors of the source</w:t>
             </w:r>
           </w:p>
         </w:tc>
@@ -10960,7 +11019,12 @@
               <w:jc w:val="center"/>
             </w:pPr>
             <w:r>
-              <w:t>A Priori and Top Down</w:t>
+              <w:lastRenderedPageBreak/>
+              <w:t xml:space="preserve">A Priori and </w:t>
+            </w:r>
+            <w:r>
+              <w:lastRenderedPageBreak/>
+              <w:t>Top Down</w:t>
             </w:r>
           </w:p>
         </w:tc>
@@ -10974,7 +11038,12 @@
               <w:jc w:val="left"/>
             </w:pPr>
             <w:r>
-              <w:t>Lindauer et al., 2017; https://doi.org/10.1002/psp4.12130</w:t>
+              <w:lastRenderedPageBreak/>
+              <w:t>Lindauer et al., 2017; https://doi.org/10.1002/psp4.</w:t>
+            </w:r>
+            <w:r>
+              <w:lastRenderedPageBreak/>
+              <w:t>12130</w:t>
             </w:r>
           </w:p>
         </w:tc>
@@ -10993,6 +11062,7 @@
               <w:jc w:val="left"/>
             </w:pPr>
             <w:r>
+              <w:lastRenderedPageBreak/>
               <w:t>Nivolumab</w:t>
             </w:r>
           </w:p>
@@ -12072,7 +12142,11 @@
               <w:jc w:val="center"/>
             </w:pPr>
             <w:r>
-              <w:t>A Priori and Top Down</w:t>
+              <w:t xml:space="preserve">A Priori and </w:t>
+            </w:r>
+            <w:r>
+              <w:lastRenderedPageBreak/>
+              <w:t>Top Down</w:t>
             </w:r>
           </w:p>
         </w:tc>
@@ -12086,7 +12160,12 @@
               <w:jc w:val="left"/>
             </w:pPr>
             <w:r>
-              <w:t>Xu et al., 2021 PMID: 33314148</w:t>
+              <w:lastRenderedPageBreak/>
+              <w:t xml:space="preserve">Xu et al., 2021 PMID: </w:t>
+            </w:r>
+            <w:r>
+              <w:lastRenderedPageBreak/>
+              <w:t>33314148</w:t>
             </w:r>
           </w:p>
         </w:tc>
@@ -12105,6 +12184,7 @@
               <w:jc w:val="left"/>
             </w:pPr>
             <w:r>
+              <w:lastRenderedPageBreak/>
               <w:t>Tocilizumab</w:t>
             </w:r>
           </w:p>
@@ -13409,6 +13489,7 @@
                 <w:sz w:val="24"/>
                 <w:szCs w:val="24"/>
               </w:rPr>
+              <w:lastRenderedPageBreak/>
               <w:t>Bevacizumab</w:t>
             </w:r>
           </w:p>

--- a/02_Docs/Manuscript/S1.docx
+++ b/02_Docs/Manuscript/S1.docx
@@ -5,6 +5,28 @@
     <w:p>
       <w:pPr>
         <w:pStyle w:val="Title"/>
+        <w:jc w:val="center"/>
+      </w:pPr>
+      <w:r>
+        <w:t xml:space="preserve">Physiologically-based Pharmacokinetic </w:t>
+      </w:r>
+      <w:r>
+        <w:t xml:space="preserve">– Informed </w:t>
+      </w:r>
+      <w:r>
+        <w:t xml:space="preserve">New Approach Methodology </w:t>
+      </w:r>
+      <w:r>
+        <w:t xml:space="preserve">Framework </w:t>
+      </w:r>
+      <w:r>
+        <w:t>for Monoclonal Antibodies</w:t>
+      </w:r>
+    </w:p>
+    <w:p>
+      <w:pPr>
+        <w:pStyle w:val="Title"/>
+        <w:jc w:val="center"/>
       </w:pPr>
       <w:r>
         <w:t>Supplementary Material S1</w:t>
@@ -183,64 +205,44 @@
           <w:b/>
           <w:bCs/>
         </w:rPr>
-        <w:t xml:space="preserve">S1.2. Fold-error comparison for monkey </w:t>
+        <w:lastRenderedPageBreak/>
+        <w:t xml:space="preserve">S1.2. Fold-error comparison for monkey clearance, AUC0-28d, and </w:t>
       </w:r>
-      <w:del w:id="5" w:author="KM" w:date="2026-07-30T18:02:26Z">
-        <w:r>
-          <w:rPr>
-            <w:b/>
-            <w:bCs/>
-          </w:rPr>
-          <w:delText>terminal clearance</w:delText>
-        </w:r>
-      </w:del>
-      <w:ins w:id="6" w:author="KM" w:date="2026-07-30T18:02:26Z">
-        <w:r>
-          <w:rPr>
-            <w:b/>
-            <w:bCs/>
-          </w:rPr>
-          <w:t>clearance</w:t>
-        </w:r>
-      </w:ins>
+      <w:proofErr w:type="spellStart"/>
       <w:r>
         <w:rPr>
           <w:b/>
           <w:bCs/>
         </w:rPr>
-        <w:t>, AUC0-28d, and Cmax predicted using “a priori” PBPK and monkey-fitted top-down TMDD translation.</w:t>
+        <w:t>Cmax</w:t>
       </w:r>
-      <w:del w:id="1" w:author="KM" w:date="2026-07-30T18:02:26Z">
-        <w:r>
-          <w:delText xml:space="preserve"> (A) Terminal clearance, representing nonlinear target-mediated elimination; (B) AUC0-28d and (C) Cmax, representing the predominantly linear elimination component.</w:delText>
-        </w:r>
-      </w:del>
-      <w:ins w:id="2" w:author="KM" w:date="2026-07-30T18:02:26Z">
-        <w:r>
-          <w:t xml:space="preserve"> (A) Clearance, calculated as dose/AUCinf and representing total systemic clearance; (B) AUC0-28d; and (C) Cmax. At target-saturating doses, clearance is expected to be dominated by linear clearance.</w:t>
-        </w:r>
-      </w:ins>
+      <w:proofErr w:type="spellEnd"/>
       <w:r>
-        <w:t xml:space="preserve"> Fold error equals predicted divided by observed; bars extend from 1 on a base-2 logarithmic scale, and the shaded region and dashed lines indicate the 0.5- to 2-fold interval.</w:t>
+        <w:rPr>
+          <w:b/>
+          <w:bCs/>
+        </w:rPr>
+        <w:t xml:space="preserve"> predicted using “a priori” PBPK and monkey-fitted top-down TMDD translation.</w:t>
+      </w:r>
+      <w:r>
+        <w:t xml:space="preserve"> (A) Clearance, calculated as dose/AUCinf and representing total systemic clearance; (B) AUC0-28d; and (C) </w:t>
+      </w:r>
+      <w:proofErr w:type="spellStart"/>
+      <w:r>
+        <w:t>Cmax</w:t>
+      </w:r>
+      <w:proofErr w:type="spellEnd"/>
+      <w:r>
+        <w:t>. At target-saturating doses, clearance is expected to be dominated by linear clearance. Fold error equals predicted divided by observed; bars extend from 1 on a base-2 logarithmic scale, and the shaded region and dashed lines indicate the 0.5- to 2-fold interval.</w:t>
       </w:r>
     </w:p>
     <w:p>
-      <w:del w:id="3" w:author="KM" w:date="2026-07-30T18:02:26Z">
-        <w:r>
-          <w:rPr>
-            <w:b/>
-          </w:rPr>
-          <w:delText>(A) Monkey terminal clearance</w:delText>
-        </w:r>
-      </w:del>
-      <w:ins w:id="4" w:author="KM" w:date="2026-07-30T18:02:26Z">
-        <w:r>
-          <w:rPr>
-            <w:b/>
-          </w:rPr>
-          <w:t>(A) Monkey clearance</w:t>
-        </w:r>
-      </w:ins>
+      <w:r>
+        <w:rPr>
+          <w:b/>
+        </w:rPr>
+        <w:t>(A) Monkey clearance</w:t>
+      </w:r>
     </w:p>
     <w:p>
       <w:pPr>
@@ -255,7 +257,7 @@
           <w:noProof/>
         </w:rPr>
         <w:drawing>
-          <wp:inline distT="0" distB="0" distL="0" distR="0" wp14:anchorId="19B34384" wp14:editId="0ACB5A78">
+          <wp:inline distT="0" distB="0" distL="0" distR="0" wp14:anchorId="19B34384" wp14:editId="6D33A627">
             <wp:extent cx="6718231" cy="2964815"/>
             <wp:effectExtent l="0" t="0" r="0" b="0"/>
             <wp:docPr id="488074599" name="Picture 1"/>
@@ -408,8 +410,16 @@
         <w:rPr>
           <w:b/>
         </w:rPr>
-        <w:t>(C) Monkey Cmax</w:t>
+        <w:t xml:space="preserve">(C) Monkey </w:t>
       </w:r>
+      <w:proofErr w:type="spellStart"/>
+      <w:r>
+        <w:rPr>
+          <w:b/>
+        </w:rPr>
+        <w:t>Cmax</w:t>
+      </w:r>
+      <w:proofErr w:type="spellEnd"/>
     </w:p>
     <w:p>
       <w:pPr>
@@ -419,12 +429,6 @@
           <w:bCs/>
         </w:rPr>
         <w:sectPr>
-          <w:headerReference w:type="even" r:id="rId10"/>
-          <w:headerReference w:type="default" r:id="rId11"/>
-          <w:footerReference w:type="even" r:id="rId12"/>
-          <w:footerReference w:type="default" r:id="rId13"/>
-          <w:headerReference w:type="first" r:id="rId14"/>
-          <w:footerReference w:type="first" r:id="rId15"/>
           <w:pgSz w:w="12240" w:h="15840"/>
           <w:pgMar w:top="1440" w:right="1440" w:bottom="1440" w:left="1440" w:header="0" w:footer="0" w:gutter="0"/>
           <w:cols w:space="720"/>
@@ -454,7 +458,7 @@
                     <pic:cNvPicPr/>
                   </pic:nvPicPr>
                   <pic:blipFill rotWithShape="1">
-                    <a:blip r:embed="rId16" cstate="print">
+                    <a:blip r:embed="rId10" cstate="print">
                       <a:extLst>
                         <a:ext uri="{28A0092B-C50C-407E-A947-70E740481C1C}">
                           <a14:useLocalDpi xmlns:a14="http://schemas.microsoft.com/office/drawing/2010/main" val="0"/>
@@ -849,7 +853,7 @@
               <w:jc w:val="left"/>
             </w:pPr>
             <w:r>
-              <w:t>Shealy et al., 2011; PMC3180089</w:t>
+              <w:t>[1]</w:t>
             </w:r>
           </w:p>
         </w:tc>
@@ -987,7 +991,7 @@
               <w:jc w:val="left"/>
             </w:pPr>
             <w:r>
-              <w:t>Shealy et al., 2011; PMC3180089</w:t>
+              <w:t>[1]</w:t>
             </w:r>
           </w:p>
         </w:tc>
@@ -1076,7 +1080,7 @@
               <w:jc w:val="left"/>
             </w:pPr>
             <w:r>
-              <w:t>Estimated from minimal PBPK model</w:t>
+              <w:t>Model fitting by the authors of [2]</w:t>
             </w:r>
           </w:p>
         </w:tc>
@@ -1104,7 +1108,7 @@
               <w:jc w:val="left"/>
             </w:pPr>
             <w:r>
-              <w:t>Zheng et al., 2020; PMC7531524</w:t>
+              <w:t>[2]</w:t>
             </w:r>
           </w:p>
         </w:tc>
@@ -1195,7 +1199,7 @@
               <w:jc w:val="left"/>
             </w:pPr>
             <w:r>
-              <w:t xml:space="preserve">TNF-alpha baseline concentration in healthy subject </w:t>
+              <w:t>Model fitting by the authors of [3]</w:t>
             </w:r>
           </w:p>
         </w:tc>
@@ -1223,15 +1227,7 @@
               <w:jc w:val="left"/>
             </w:pPr>
             <w:r>
-              <w:t xml:space="preserve">Montes de Oca et al., 2025; </w:t>
-            </w:r>
-            <w:proofErr w:type="spellStart"/>
-            <w:r>
-              <w:t>doi</w:t>
-            </w:r>
-            <w:proofErr w:type="spellEnd"/>
-            <w:r>
-              <w:t>: 10.3390/pharmaceutics18040445</w:t>
+              <w:t>[3]</w:t>
             </w:r>
           </w:p>
         </w:tc>
@@ -1320,7 +1316,7 @@
               <w:jc w:val="left"/>
             </w:pPr>
             <w:r>
-              <w:t>Model estimated by the authors</w:t>
+              <w:t>Model parameter from anti-TNF PBPK analysis</w:t>
             </w:r>
           </w:p>
         </w:tc>
@@ -1348,15 +1344,7 @@
               <w:jc w:val="left"/>
             </w:pPr>
             <w:r>
-              <w:t xml:space="preserve">Montes de Oca et al., 2025; </w:t>
-            </w:r>
-            <w:proofErr w:type="spellStart"/>
-            <w:r>
-              <w:t>doi</w:t>
-            </w:r>
-            <w:proofErr w:type="spellEnd"/>
-            <w:r>
-              <w:t>: 10.3390/pharmaceutics18040445</w:t>
+              <w:t>[4]</w:t>
             </w:r>
           </w:p>
         </w:tc>
@@ -1422,7 +1410,7 @@
               <w:jc w:val="right"/>
             </w:pPr>
             <w:r>
-              <w:t>1.05</w:t>
+              <w:t>1.07</w:t>
             </w:r>
           </w:p>
         </w:tc>
@@ -1460,6 +1448,9 @@
             <w:r>
               <w:t>analysis</w:t>
             </w:r>
+            <w:r>
+              <w:t xml:space="preserve"> [5]</w:t>
+            </w:r>
           </w:p>
         </w:tc>
         <w:tc>
@@ -1486,7 +1477,7 @@
               <w:jc w:val="left"/>
             </w:pPr>
             <w:r>
-              <w:t>Benamara et al., 2025; PMID: 41536283</w:t>
+              <w:t>[5]</w:t>
             </w:r>
           </w:p>
         </w:tc>
@@ -1607,7 +1598,7 @@
               <w:jc w:val="left"/>
             </w:pPr>
             <w:r>
-              <w:t>Huang et al., 2022 PMID: 36225583</w:t>
+              <w:t>[6]</w:t>
             </w:r>
           </w:p>
         </w:tc>
@@ -1626,7 +1617,6 @@
               <w:jc w:val="left"/>
             </w:pPr>
             <w:r>
-              <w:lastRenderedPageBreak/>
               <w:t>Atezolizumab</w:t>
             </w:r>
           </w:p>
@@ -1735,7 +1725,7 @@
               <w:jc w:val="left"/>
             </w:pPr>
             <w:r>
-              <w:t>Huang et al., 2022 PMID: 36225583</w:t>
+              <w:t>[6]</w:t>
             </w:r>
           </w:p>
         </w:tc>
@@ -1754,6 +1744,7 @@
               <w:jc w:val="left"/>
             </w:pPr>
             <w:r>
+              <w:lastRenderedPageBreak/>
               <w:t>Atezolizumab</w:t>
             </w:r>
           </w:p>
@@ -1855,7 +1846,7 @@
               <w:jc w:val="left"/>
             </w:pPr>
             <w:r>
-              <w:t>Huang et al., 2022 PMID: 36225583</w:t>
+              <w:t>[6]</w:t>
             </w:r>
           </w:p>
         </w:tc>
@@ -1946,7 +1937,13 @@
               <w:jc w:val="left"/>
             </w:pPr>
             <w:r>
-              <w:t>Model fitting by the authors of Huang et al., 2022</w:t>
+              <w:t xml:space="preserve">Model fitting by the authors </w:t>
+            </w:r>
+            <w:r>
+              <w:t xml:space="preserve">of </w:t>
+            </w:r>
+            <w:r>
+              <w:t>[6]</w:t>
             </w:r>
           </w:p>
         </w:tc>
@@ -1974,7 +1971,7 @@
               <w:jc w:val="left"/>
             </w:pPr>
             <w:r>
-              <w:t>Huang et al., 2022 PMID: 36225583</w:t>
+              <w:t>[6]</w:t>
             </w:r>
           </w:p>
         </w:tc>
@@ -2063,7 +2060,13 @@
               <w:jc w:val="left"/>
             </w:pPr>
             <w:r>
-              <w:t>Model fitting by the authors of Huang et al., 2022</w:t>
+              <w:t>Model fitting by the authors</w:t>
+            </w:r>
+            <w:r>
+              <w:t xml:space="preserve"> of</w:t>
+            </w:r>
+            <w:r>
+              <w:t xml:space="preserve"> [6]</w:t>
             </w:r>
           </w:p>
         </w:tc>
@@ -2091,7 +2094,7 @@
               <w:jc w:val="left"/>
             </w:pPr>
             <w:r>
-              <w:t>Huang et al., 2022 PMID: 36225583</w:t>
+              <w:t>[6]</w:t>
             </w:r>
           </w:p>
         </w:tc>
@@ -2223,7 +2226,7 @@
               <w:jc w:val="left"/>
             </w:pPr>
             <w:r>
-              <w:t>Huang et al., 2022 PMID: 36225583</w:t>
+              <w:t>[6]</w:t>
             </w:r>
           </w:p>
         </w:tc>
@@ -2352,7 +2355,7 @@
               <w:jc w:val="left"/>
             </w:pPr>
             <w:r>
-              <w:t>Jin et al., 2021 PMID: 34484871</w:t>
+              <w:t>[7]</w:t>
             </w:r>
           </w:p>
         </w:tc>
@@ -2478,13 +2481,8 @@
             <w:pPr>
               <w:jc w:val="left"/>
             </w:pPr>
-            <w:proofErr w:type="spellStart"/>
-            <w:r>
-              <w:t>Benicky</w:t>
-            </w:r>
-            <w:proofErr w:type="spellEnd"/>
-            <w:r>
-              <w:t> et al., 2022 PMID: 33073996</w:t>
+            <w:r>
+              <w:t>[8]</w:t>
             </w:r>
           </w:p>
         </w:tc>
@@ -2606,7 +2604,7 @@
               <w:jc w:val="left"/>
             </w:pPr>
             <w:r>
-              <w:t>Jin et al., 2021 PMID: 34484871</w:t>
+              <w:t>[7]</w:t>
             </w:r>
           </w:p>
         </w:tc>
@@ -2697,7 +2695,7 @@
               <w:jc w:val="left"/>
             </w:pPr>
             <w:r>
-              <w:t>Model fitting by the authors of Huang et al., 2022</w:t>
+              <w:t>Model fitting by the authors [6]</w:t>
             </w:r>
           </w:p>
         </w:tc>
@@ -2725,7 +2723,7 @@
               <w:jc w:val="left"/>
             </w:pPr>
             <w:r>
-              <w:t>Huang et al., 2022 PMID: 36225583</w:t>
+              <w:t>[6]</w:t>
             </w:r>
           </w:p>
         </w:tc>
@@ -2744,7 +2742,6 @@
               <w:jc w:val="left"/>
             </w:pPr>
             <w:r>
-              <w:lastRenderedPageBreak/>
               <w:t>Avelumab</w:t>
             </w:r>
           </w:p>
@@ -2815,7 +2812,7 @@
               <w:jc w:val="left"/>
             </w:pPr>
             <w:r>
-              <w:t>Model fitting by the authors of Huang et al., 2022</w:t>
+              <w:t>Model fitting by the authors [6]</w:t>
             </w:r>
           </w:p>
         </w:tc>
@@ -2843,7 +2840,7 @@
               <w:jc w:val="left"/>
             </w:pPr>
             <w:r>
-              <w:t>Huang et al., 2022 PMID: 36225583</w:t>
+              <w:t>[6]</w:t>
             </w:r>
           </w:p>
         </w:tc>
@@ -2862,6 +2859,7 @@
               <w:jc w:val="left"/>
             </w:pPr>
             <w:r>
+              <w:lastRenderedPageBreak/>
               <w:t>Avelumab</w:t>
             </w:r>
           </w:p>
@@ -2909,7 +2907,7 @@
               <w:jc w:val="right"/>
             </w:pPr>
             <w:r>
-              <w:t>1.05</w:t>
+              <w:t>1.07</w:t>
             </w:r>
           </w:p>
         </w:tc>
@@ -2967,7 +2965,7 @@
               <w:jc w:val="left"/>
             </w:pPr>
             <w:r>
-              <w:t>Benamara et al., 2025</w:t>
+              <w:t>[5]</w:t>
             </w:r>
           </w:p>
         </w:tc>
@@ -3096,7 +3094,7 @@
               <w:jc w:val="left"/>
             </w:pPr>
             <w:r>
-              <w:t>Papadopoulos et al., 2012; https://doi.org/10.1007/s10456-011-9249-6</w:t>
+              <w:t>[9]</w:t>
             </w:r>
           </w:p>
         </w:tc>
@@ -3223,7 +3221,7 @@
               <w:jc w:val="left"/>
             </w:pPr>
             <w:r>
-              <w:t>Papadopoulos et al., 2012; https://doi.org/10.1007/s10456-011-9249-6</w:t>
+              <w:t>[9]</w:t>
             </w:r>
           </w:p>
         </w:tc>
@@ -3340,7 +3338,7 @@
               <w:jc w:val="left"/>
             </w:pPr>
             <w:r>
-              <w:t>Calera et al. 2004</w:t>
+              <w:t>[10]</w:t>
             </w:r>
           </w:p>
         </w:tc>
@@ -3458,21 +3456,8 @@
             <w:pPr>
               <w:jc w:val="left"/>
             </w:pPr>
-            <w:proofErr w:type="spellStart"/>
-            <w:r>
-              <w:t>Imoukhuede</w:t>
-            </w:r>
-            <w:proofErr w:type="spellEnd"/>
-            <w:r>
-              <w:t xml:space="preserve"> et al., </w:t>
-            </w:r>
-            <w:proofErr w:type="gramStart"/>
-            <w:r>
-              <w:t>2012  PMID</w:t>
-            </w:r>
-            <w:proofErr w:type="gramEnd"/>
-            <w:r>
-              <w:t>: 21185287</w:t>
+            <w:r>
+              <w:t>[11]</w:t>
             </w:r>
           </w:p>
         </w:tc>
@@ -3597,7 +3582,7 @@
               <w:jc w:val="left"/>
             </w:pPr>
             <w:r>
-              <w:t>Calera et al. 2004</w:t>
+              <w:t>[10]</w:t>
             </w:r>
           </w:p>
         </w:tc>
@@ -3649,11 +3634,7 @@
             </w:r>
             <w:proofErr w:type="spellEnd"/>
             <w:r>
-              <w:t xml:space="preserve"> (FcRn) in endosomal </w:t>
-            </w:r>
-            <w:r>
-              <w:lastRenderedPageBreak/>
-              <w:t>space</w:t>
+              <w:t xml:space="preserve"> (FcRn) in endosomal space</w:t>
             </w:r>
           </w:p>
         </w:tc>
@@ -3667,8 +3648,7 @@
               <w:jc w:val="right"/>
             </w:pPr>
             <w:r>
-              <w:lastRenderedPageBreak/>
-              <w:t>1.05</w:t>
+              <w:t>1.07</w:t>
             </w:r>
           </w:p>
         </w:tc>
@@ -3726,7 +3706,7 @@
               <w:jc w:val="left"/>
             </w:pPr>
             <w:r>
-              <w:t>Benamara et al., 2025</w:t>
+              <w:t>[5]</w:t>
             </w:r>
           </w:p>
         </w:tc>
@@ -3863,7 +3843,7 @@
               <w:jc w:val="left"/>
             </w:pPr>
             <w:r>
-              <w:t>Shealy et al., 2011; PMC3180089</w:t>
+              <w:t>[1]</w:t>
             </w:r>
           </w:p>
         </w:tc>
@@ -3998,7 +3978,7 @@
               <w:jc w:val="left"/>
             </w:pPr>
             <w:r>
-              <w:t>Shealy et al., 2011; PMC3180089</w:t>
+              <w:t>[1]</w:t>
             </w:r>
           </w:p>
         </w:tc>
@@ -4017,6 +3997,7 @@
               <w:jc w:val="left"/>
             </w:pPr>
             <w:r>
+              <w:lastRenderedPageBreak/>
               <w:t>Golimumab</w:t>
             </w:r>
           </w:p>
@@ -4115,7 +4096,7 @@
               <w:jc w:val="left"/>
             </w:pPr>
             <w:r>
-              <w:t>Zheng et al., 2020; PMC7531524</w:t>
+              <w:t>[2]</w:t>
             </w:r>
           </w:p>
         </w:tc>
@@ -4206,7 +4187,15 @@
               <w:jc w:val="left"/>
             </w:pPr>
             <w:r>
-              <w:t>model estimated by the authors of the source</w:t>
+              <w:t xml:space="preserve">Model-derived TNF-alpha baseline assumption (1 </w:t>
+            </w:r>
+            <w:proofErr w:type="spellStart"/>
+            <w:r>
+              <w:t>pM</w:t>
+            </w:r>
+            <w:proofErr w:type="spellEnd"/>
+            <w:r>
+              <w:t>)</w:t>
             </w:r>
           </w:p>
         </w:tc>
@@ -4234,15 +4223,7 @@
               <w:jc w:val="left"/>
             </w:pPr>
             <w:r>
-              <w:t xml:space="preserve">Montes de Oca et al., 2025; </w:t>
-            </w:r>
-            <w:proofErr w:type="spellStart"/>
-            <w:r>
-              <w:t>doi</w:t>
-            </w:r>
-            <w:proofErr w:type="spellEnd"/>
-            <w:r>
-              <w:t>: 10.3390/pharmaceutics18040445</w:t>
+              <w:t>[3]</w:t>
             </w:r>
           </w:p>
         </w:tc>
@@ -4331,10 +4312,7 @@
               <w:jc w:val="left"/>
             </w:pPr>
             <w:r>
-              <w:t xml:space="preserve">model estimated by the authors </w:t>
-            </w:r>
-            <w:r>
-              <w:t>of the source</w:t>
+              <w:t>Model parameter from anti-TNF PBPK analysis</w:t>
             </w:r>
           </w:p>
         </w:tc>
@@ -4362,15 +4340,7 @@
               <w:jc w:val="left"/>
             </w:pPr>
             <w:r>
-              <w:t xml:space="preserve">Montes de Oca et al., 2025; </w:t>
-            </w:r>
-            <w:proofErr w:type="spellStart"/>
-            <w:r>
-              <w:t>doi</w:t>
-            </w:r>
-            <w:proofErr w:type="spellEnd"/>
-            <w:r>
-              <w:t>: 10.3390/pharmaceutics18040445</w:t>
+              <w:t>[4]</w:t>
             </w:r>
           </w:p>
         </w:tc>
@@ -4436,7 +4406,7 @@
               <w:jc w:val="right"/>
             </w:pPr>
             <w:r>
-              <w:t>1.05</w:t>
+              <w:t>1.07</w:t>
             </w:r>
           </w:p>
         </w:tc>
@@ -4494,7 +4464,7 @@
               <w:jc w:val="left"/>
             </w:pPr>
             <w:r>
-              <w:t>Benamara et al., 2025; PMID: 41536283</w:t>
+              <w:t>[5]</w:t>
             </w:r>
           </w:p>
         </w:tc>
@@ -4623,7 +4593,7 @@
               <w:jc w:val="left"/>
             </w:pPr>
             <w:r>
-              <w:t>Tan et al., 2017; https://doi.org/10.1038/ncomms14369</w:t>
+              <w:t>[12]</w:t>
             </w:r>
           </w:p>
         </w:tc>
@@ -4642,7 +4612,6 @@
               <w:jc w:val="left"/>
             </w:pPr>
             <w:r>
-              <w:lastRenderedPageBreak/>
               <w:t>Nivolumab</w:t>
             </w:r>
           </w:p>
@@ -4753,7 +4722,7 @@
               <w:jc w:val="left"/>
             </w:pPr>
             <w:r>
-              <w:t>Tan et al., 2017; https://doi.org/10.1038/ncomms14369</w:t>
+              <w:t>[12]</w:t>
             </w:r>
           </w:p>
         </w:tc>
@@ -4870,7 +4839,7 @@
               <w:jc w:val="left"/>
             </w:pPr>
             <w:r>
-              <w:t>Lindauer et al., 2017; https://doi.org/10.1002/psp4.12130</w:t>
+              <w:t>[13]</w:t>
             </w:r>
           </w:p>
         </w:tc>
@@ -4989,7 +4958,7 @@
               <w:jc w:val="left"/>
             </w:pPr>
             <w:r>
-              <w:t>Lindauer et al., 2017; https://doi.org/10.1002/psp4.12130</w:t>
+              <w:t>[13]</w:t>
             </w:r>
           </w:p>
         </w:tc>
@@ -5106,7 +5075,7 @@
               <w:jc w:val="left"/>
             </w:pPr>
             <w:r>
-              <w:t>Lindauer et al., 2017; https://doi.org/10.1002/psp4.12130</w:t>
+              <w:t>[13]</w:t>
             </w:r>
           </w:p>
         </w:tc>
@@ -5158,7 +5127,11 @@
             </w:r>
             <w:proofErr w:type="spellEnd"/>
             <w:r>
-              <w:t xml:space="preserve"> (FcRn) in endosomal space</w:t>
+              <w:t xml:space="preserve"> (FcRn) in endosomal </w:t>
+            </w:r>
+            <w:r>
+              <w:lastRenderedPageBreak/>
+              <w:t>space</w:t>
             </w:r>
           </w:p>
         </w:tc>
@@ -5172,7 +5145,8 @@
               <w:jc w:val="right"/>
             </w:pPr>
             <w:r>
-              <w:t>1.05</w:t>
+              <w:lastRenderedPageBreak/>
+              <w:t>1.07</w:t>
             </w:r>
           </w:p>
         </w:tc>
@@ -5202,7 +5176,11 @@
               <w:jc w:val="left"/>
             </w:pPr>
             <w:r>
-              <w:t>Model-based meta-analysis</w:t>
+              <w:t>Model-based meta-</w:t>
+            </w:r>
+            <w:r>
+              <w:lastRenderedPageBreak/>
+              <w:t>analysis</w:t>
             </w:r>
           </w:p>
         </w:tc>
@@ -5216,6 +5194,7 @@
               <w:jc w:val="center"/>
             </w:pPr>
             <w:r>
+              <w:lastRenderedPageBreak/>
               <w:t>A Priori</w:t>
             </w:r>
           </w:p>
@@ -5230,7 +5209,7 @@
               <w:jc w:val="left"/>
             </w:pPr>
             <w:r>
-              <w:t>Benamara et al., 2025</w:t>
+              <w:t>[5]</w:t>
             </w:r>
           </w:p>
         </w:tc>
@@ -5359,7 +5338,7 @@
               <w:jc w:val="left"/>
             </w:pPr>
             <w:r>
-              <w:t>Lindauer et al., 2017 PMID: 27863176</w:t>
+              <w:t>[13]</w:t>
             </w:r>
           </w:p>
         </w:tc>
@@ -5486,7 +5465,7 @@
               <w:jc w:val="left"/>
             </w:pPr>
             <w:r>
-              <w:t>Lindauer et al., 2017 PMID: 27863176</w:t>
+              <w:t>[13]</w:t>
             </w:r>
           </w:p>
         </w:tc>
@@ -5600,7 +5579,7 @@
               <w:jc w:val="left"/>
             </w:pPr>
             <w:r>
-              <w:t>Lindauer et al., 2017 PMID: 27863176</w:t>
+              <w:t>[13]</w:t>
             </w:r>
           </w:p>
         </w:tc>
@@ -5647,11 +5626,7 @@
               <w:jc w:val="left"/>
             </w:pPr>
             <w:r>
-              <w:t xml:space="preserve">Reference target </w:t>
-            </w:r>
-            <w:r>
-              <w:lastRenderedPageBreak/>
-              <w:t xml:space="preserve">concentration </w:t>
+              <w:t xml:space="preserve">Reference target concentration </w:t>
             </w:r>
           </w:p>
         </w:tc>
@@ -5665,7 +5640,6 @@
               <w:jc w:val="right"/>
             </w:pPr>
             <w:r>
-              <w:lastRenderedPageBreak/>
               <w:t>0.0166</w:t>
             </w:r>
           </w:p>
@@ -5724,7 +5698,7 @@
               <w:jc w:val="left"/>
             </w:pPr>
             <w:r>
-              <w:t>Lindauer et al., 2017 PMID: 27863176</w:t>
+              <w:t>[13]</w:t>
             </w:r>
           </w:p>
         </w:tc>
@@ -5841,7 +5815,7 @@
               <w:jc w:val="left"/>
             </w:pPr>
             <w:r>
-              <w:t>Lindauer et al., 2017 PMID: 27863176</w:t>
+              <w:t>[13]</w:t>
             </w:r>
           </w:p>
         </w:tc>
@@ -5973,7 +5947,7 @@
               <w:jc w:val="left"/>
             </w:pPr>
             <w:r>
-              <w:t>Lindauer et al., 2017 PMID: 27863176</w:t>
+              <w:t>[13]</w:t>
             </w:r>
           </w:p>
         </w:tc>
@@ -6102,7 +6076,7 @@
               <w:jc w:val="left"/>
             </w:pPr>
             <w:r>
-              <w:t>Xu et al., 2021 PMID: 33314148</w:t>
+              <w:t>[14]</w:t>
             </w:r>
           </w:p>
         </w:tc>
@@ -6229,7 +6203,7 @@
               <w:jc w:val="left"/>
             </w:pPr>
             <w:r>
-              <w:t>Xu et al., 2021 PMID: 33314148</w:t>
+              <w:t>[14]</w:t>
             </w:r>
           </w:p>
         </w:tc>
@@ -6346,7 +6320,7 @@
               <w:jc w:val="left"/>
             </w:pPr>
             <w:r>
-              <w:t>Gerhartz et al., 1994 PMID: 8033901</w:t>
+              <w:t>[15]</w:t>
             </w:r>
           </w:p>
         </w:tc>
@@ -6365,6 +6339,7 @@
               <w:jc w:val="left"/>
             </w:pPr>
             <w:r>
+              <w:lastRenderedPageBreak/>
               <w:t>Tocilizumab</w:t>
             </w:r>
           </w:p>
@@ -6465,7 +6440,7 @@
               <w:jc w:val="left"/>
             </w:pPr>
             <w:r>
-              <w:t>Nesbitt et al., 1992 PMID: 1550952</w:t>
+              <w:t>[16]</w:t>
             </w:r>
           </w:p>
         </w:tc>
@@ -6582,7 +6557,7 @@
               <w:jc w:val="left"/>
             </w:pPr>
             <w:r>
-              <w:t>Gerhartz et al., 1994 PMID: 8033901</w:t>
+              <w:t>[15]</w:t>
             </w:r>
           </w:p>
         </w:tc>
@@ -6648,7 +6623,7 @@
               <w:jc w:val="right"/>
             </w:pPr>
             <w:r>
-              <w:t>1.05</w:t>
+              <w:t>1.07</w:t>
             </w:r>
           </w:p>
         </w:tc>
@@ -6713,7 +6688,7 @@
               <w:jc w:val="left"/>
             </w:pPr>
             <w:r>
-              <w:t>Benamara et al., 2025</w:t>
+              <w:t>[5]</w:t>
             </w:r>
           </w:p>
         </w:tc>
@@ -6822,11 +6797,7 @@
             </w:r>
             <w:proofErr w:type="spellEnd"/>
             <w:r>
-              <w:t xml:space="preserve"> </w:t>
-            </w:r>
-            <w:r>
-              <w:lastRenderedPageBreak/>
-              <w:t xml:space="preserve">3000) </w:t>
+              <w:t xml:space="preserve"> 3000) </w:t>
             </w:r>
           </w:p>
         </w:tc>
@@ -6840,12 +6811,7 @@
               <w:jc w:val="center"/>
             </w:pPr>
             <w:r>
-              <w:lastRenderedPageBreak/>
-              <w:t xml:space="preserve">A Priori and </w:t>
-            </w:r>
-            <w:r>
-              <w:lastRenderedPageBreak/>
-              <w:t>Top Down</w:t>
+              <w:t>A Priori and Top Down</w:t>
             </w:r>
           </w:p>
         </w:tc>
@@ -6859,12 +6825,7 @@
               <w:jc w:val="left"/>
             </w:pPr>
             <w:r>
-              <w:lastRenderedPageBreak/>
-              <w:t xml:space="preserve">Shealy et al., 2011; </w:t>
-            </w:r>
-            <w:r>
-              <w:lastRenderedPageBreak/>
-              <w:t>PMC3180089</w:t>
+              <w:t>[1]</w:t>
             </w:r>
           </w:p>
         </w:tc>
@@ -6883,7 +6844,6 @@
               <w:jc w:val="left"/>
             </w:pPr>
             <w:r>
-              <w:lastRenderedPageBreak/>
               <w:t>Adalimumab</w:t>
             </w:r>
           </w:p>
@@ -7000,7 +6960,7 @@
               <w:jc w:val="left"/>
             </w:pPr>
             <w:r>
-              <w:t>Shealy et al., 2011; PMC3180089</w:t>
+              <w:t>[1]</w:t>
             </w:r>
           </w:p>
         </w:tc>
@@ -7117,7 +7077,7 @@
               <w:jc w:val="left"/>
             </w:pPr>
             <w:r>
-              <w:t>Zheng et al., 2020; PMC7531524</w:t>
+              <w:t>[2]</w:t>
             </w:r>
           </w:p>
         </w:tc>
@@ -7208,7 +7168,7 @@
               <w:jc w:val="left"/>
             </w:pPr>
             <w:r>
-              <w:t>multiplex immunoassay</w:t>
+              <w:t>Model fitting by the authors of [3]</w:t>
             </w:r>
           </w:p>
         </w:tc>
@@ -7236,15 +7196,7 @@
               <w:jc w:val="left"/>
             </w:pPr>
             <w:r>
-              <w:t xml:space="preserve">Montes de Oca et al., 2025; </w:t>
-            </w:r>
-            <w:proofErr w:type="spellStart"/>
-            <w:r>
-              <w:t>doi</w:t>
-            </w:r>
-            <w:proofErr w:type="spellEnd"/>
-            <w:r>
-              <w:t>: 10.3390/pharmaceutics18040445</w:t>
+              <w:t>[3]</w:t>
             </w:r>
           </w:p>
         </w:tc>
@@ -7333,7 +7285,7 @@
               <w:jc w:val="left"/>
             </w:pPr>
             <w:r>
-              <w:t>Model estimated by the authors</w:t>
+              <w:t>Model parameter from anti-TNF PBPK analysis</w:t>
             </w:r>
           </w:p>
         </w:tc>
@@ -7361,15 +7313,7 @@
               <w:jc w:val="left"/>
             </w:pPr>
             <w:r>
-              <w:t xml:space="preserve">Montes de Oca et al., 2025; </w:t>
-            </w:r>
-            <w:proofErr w:type="spellStart"/>
-            <w:r>
-              <w:t>doi</w:t>
-            </w:r>
-            <w:proofErr w:type="spellEnd"/>
-            <w:r>
-              <w:t>: 10.3390/pharmaceutics18040445</w:t>
+              <w:t>[4]</w:t>
             </w:r>
           </w:p>
         </w:tc>
@@ -7435,7 +7379,7 @@
               <w:jc w:val="right"/>
             </w:pPr>
             <w:r>
-              <w:t>1.05</w:t>
+              <w:t>1.07</w:t>
             </w:r>
           </w:p>
         </w:tc>
@@ -7465,13 +7409,7 @@
               <w:jc w:val="left"/>
             </w:pPr>
             <w:r>
-              <w:t>Model-based meta</w:t>
-            </w:r>
-            <w:r>
-              <w:t>-</w:t>
-            </w:r>
-            <w:r>
-              <w:t>analysis</w:t>
+              <w:t>Model-based meta-analysis</w:t>
             </w:r>
           </w:p>
         </w:tc>
@@ -7499,7 +7437,7 @@
               <w:jc w:val="left"/>
             </w:pPr>
             <w:r>
-              <w:t>Benamara et al., 2025; PMID: 41536283</w:t>
+              <w:t>[5]</w:t>
             </w:r>
           </w:p>
         </w:tc>
@@ -7518,6 +7456,7 @@
               <w:jc w:val="left"/>
             </w:pPr>
             <w:r>
+              <w:lastRenderedPageBreak/>
               <w:t>Atezolizumab</w:t>
             </w:r>
           </w:p>
@@ -7592,10 +7531,7 @@
               <w:jc w:val="left"/>
             </w:pPr>
             <w:r>
-              <w:t>Equilibrium binding studies</w:t>
-            </w:r>
-            <w:r>
-              <w:t xml:space="preserve"> </w:t>
+              <w:t xml:space="preserve">Equilibrium binding studies </w:t>
             </w:r>
           </w:p>
         </w:tc>
@@ -7623,7 +7559,7 @@
               <w:jc w:val="left"/>
             </w:pPr>
             <w:r>
-              <w:t>Huang et al., 2022 PMID: 36225583</w:t>
+              <w:t>[6]</w:t>
             </w:r>
           </w:p>
         </w:tc>
@@ -7750,7 +7686,7 @@
               <w:jc w:val="left"/>
             </w:pPr>
             <w:r>
-              <w:t>Huang et al., 2022 PMID: 36225583</w:t>
+              <w:t>[6]</w:t>
             </w:r>
           </w:p>
         </w:tc>
@@ -7839,14 +7775,7 @@
               <w:jc w:val="left"/>
             </w:pPr>
             <w:r>
-              <w:t xml:space="preserve">Flow cytometry internalization assay in </w:t>
-            </w:r>
-            <w:r>
-              <w:lastRenderedPageBreak/>
-              <w:t>BxPC-3 cells</w:t>
-            </w:r>
-            <w:r>
-              <w:t xml:space="preserve"> </w:t>
+              <w:t xml:space="preserve">Flow cytometry internalization assay in BxPC-3 cells </w:t>
             </w:r>
           </w:p>
         </w:tc>
@@ -7860,7 +7789,6 @@
               <w:jc w:val="center"/>
             </w:pPr>
             <w:r>
-              <w:lastRenderedPageBreak/>
               <w:t>A Priori and Top Down</w:t>
             </w:r>
           </w:p>
@@ -7875,7 +7803,7 @@
               <w:jc w:val="left"/>
             </w:pPr>
             <w:r>
-              <w:t>Huang et al., 2022 PMID: 36225583</w:t>
+              <w:t>[6]</w:t>
             </w:r>
           </w:p>
         </w:tc>
@@ -7966,10 +7894,7 @@
               <w:jc w:val="left"/>
             </w:pPr>
             <w:r>
-              <w:t>model fitting</w:t>
-            </w:r>
-            <w:r>
-              <w:t xml:space="preserve"> by the authors</w:t>
+              <w:t>model fitting by the authors</w:t>
             </w:r>
           </w:p>
         </w:tc>
@@ -7997,7 +7922,7 @@
               <w:jc w:val="left"/>
             </w:pPr>
             <w:r>
-              <w:t>Huang et al., 2022 PMID: 36225583</w:t>
+              <w:t>[6]</w:t>
             </w:r>
           </w:p>
         </w:tc>
@@ -8086,7 +8011,7 @@
               <w:jc w:val="left"/>
             </w:pPr>
             <w:r>
-              <w:t>Model estimated by the authors</w:t>
+              <w:t>Model estimated by the authors [6]</w:t>
             </w:r>
           </w:p>
         </w:tc>
@@ -8114,7 +8039,7 @@
               <w:jc w:val="left"/>
             </w:pPr>
             <w:r>
-              <w:t>Huang et al., 2022 PMID: 36225583</w:t>
+              <w:t>[6]</w:t>
             </w:r>
           </w:p>
         </w:tc>
@@ -8246,7 +8171,7 @@
               <w:jc w:val="left"/>
             </w:pPr>
             <w:r>
-              <w:t>Huang et al., 2022 PMID: 36225583</w:t>
+              <w:t>[6]</w:t>
             </w:r>
           </w:p>
         </w:tc>
@@ -8375,7 +8300,7 @@
               <w:jc w:val="left"/>
             </w:pPr>
             <w:r>
-              <w:t>Jin et al., 2021 PMID: 34484871</w:t>
+              <w:t>[7]</w:t>
             </w:r>
           </w:p>
         </w:tc>
@@ -8501,13 +8426,8 @@
             <w:pPr>
               <w:jc w:val="left"/>
             </w:pPr>
-            <w:proofErr w:type="spellStart"/>
-            <w:r>
-              <w:t>Benicky</w:t>
-            </w:r>
-            <w:proofErr w:type="spellEnd"/>
-            <w:r>
-              <w:t> et al., 2022 PMID: 33073996</w:t>
+            <w:r>
+              <w:t>[8]</w:t>
             </w:r>
           </w:p>
         </w:tc>
@@ -8629,7 +8549,7 @@
               <w:jc w:val="left"/>
             </w:pPr>
             <w:r>
-              <w:t>Jin et al., 2021 PMID: 34484871</w:t>
+              <w:t>[7]</w:t>
             </w:r>
           </w:p>
         </w:tc>
@@ -8676,7 +8596,11 @@
               <w:jc w:val="left"/>
             </w:pPr>
             <w:r>
-              <w:t xml:space="preserve">Reference target concentration </w:t>
+              <w:t xml:space="preserve">Reference target </w:t>
+            </w:r>
+            <w:r>
+              <w:lastRenderedPageBreak/>
+              <w:t xml:space="preserve">concentration </w:t>
             </w:r>
           </w:p>
         </w:tc>
@@ -8690,6 +8614,7 @@
               <w:jc w:val="right"/>
             </w:pPr>
             <w:r>
+              <w:lastRenderedPageBreak/>
               <w:t>0.609</w:t>
             </w:r>
           </w:p>
@@ -8720,7 +8645,11 @@
               <w:jc w:val="left"/>
             </w:pPr>
             <w:r>
-              <w:t>Model estimated by the authors</w:t>
+              <w:t xml:space="preserve">Model estimated by the </w:t>
+            </w:r>
+            <w:r>
+              <w:lastRenderedPageBreak/>
+              <w:t>authors [6]</w:t>
             </w:r>
           </w:p>
         </w:tc>
@@ -8734,7 +8663,12 @@
               <w:jc w:val="center"/>
             </w:pPr>
             <w:r>
-              <w:t>A Priori and Top Down</w:t>
+              <w:lastRenderedPageBreak/>
+              <w:t xml:space="preserve">A Priori and </w:t>
+            </w:r>
+            <w:r>
+              <w:lastRenderedPageBreak/>
+              <w:t>Top Down</w:t>
             </w:r>
           </w:p>
         </w:tc>
@@ -8748,7 +8682,8 @@
               <w:jc w:val="left"/>
             </w:pPr>
             <w:r>
-              <w:t>Huang et al., 2022 PMID: 36225583</w:t>
+              <w:lastRenderedPageBreak/>
+              <w:t>[6]</w:t>
             </w:r>
           </w:p>
         </w:tc>
@@ -8865,7 +8800,7 @@
               <w:jc w:val="left"/>
             </w:pPr>
             <w:r>
-              <w:t>Huang et al., 2022 PMID: 36225583</w:t>
+              <w:t>[6]</w:t>
             </w:r>
           </w:p>
         </w:tc>
@@ -8917,11 +8852,7 @@
             </w:r>
             <w:proofErr w:type="spellEnd"/>
             <w:r>
-              <w:t xml:space="preserve"> (FcRn) in endosomal </w:t>
-            </w:r>
-            <w:r>
-              <w:lastRenderedPageBreak/>
-              <w:t>space</w:t>
+              <w:t xml:space="preserve"> (FcRn) in endosomal space</w:t>
             </w:r>
           </w:p>
         </w:tc>
@@ -8935,8 +8866,7 @@
               <w:jc w:val="right"/>
             </w:pPr>
             <w:r>
-              <w:lastRenderedPageBreak/>
-              <w:t>1.05</w:t>
+              <w:t>1.07</w:t>
             </w:r>
           </w:p>
         </w:tc>
@@ -8966,13 +8896,7 @@
               <w:jc w:val="left"/>
             </w:pPr>
             <w:r>
-              <w:t>Model-based meta</w:t>
-            </w:r>
-            <w:r>
-              <w:t>-</w:t>
-            </w:r>
-            <w:r>
-              <w:t>analysis</w:t>
+              <w:t>Model-based meta-analysis</w:t>
             </w:r>
           </w:p>
         </w:tc>
@@ -9000,7 +8924,7 @@
               <w:jc w:val="left"/>
             </w:pPr>
             <w:r>
-              <w:t>Benamara et al., 2025</w:t>
+              <w:t>[5]</w:t>
             </w:r>
           </w:p>
         </w:tc>
@@ -9129,7 +9053,7 @@
               <w:jc w:val="left"/>
             </w:pPr>
             <w:r>
-              <w:t>Papadopoulos et al., 2012; https://doi.org/10.1007/s10456-011-9249-6</w:t>
+              <w:t>[9]</w:t>
             </w:r>
           </w:p>
         </w:tc>
@@ -9253,7 +9177,7 @@
               <w:jc w:val="left"/>
             </w:pPr>
             <w:r>
-              <w:t>Papadopoulos et al., 2012; https://doi.org/10.1007/s10456-011-9249-6</w:t>
+              <w:t>[9]</w:t>
             </w:r>
           </w:p>
         </w:tc>
@@ -9369,13 +9293,8 @@
             <w:pPr>
               <w:jc w:val="left"/>
             </w:pPr>
-            <w:proofErr w:type="spellStart"/>
-            <w:r>
-              <w:t>Sarabipour</w:t>
-            </w:r>
-            <w:proofErr w:type="spellEnd"/>
-            <w:r>
-              <w:t xml:space="preserve"> et al., 2024 PMID 38324585</w:t>
+            <w:r>
+              <w:t>[17]</w:t>
             </w:r>
           </w:p>
         </w:tc>
@@ -9493,21 +9412,8 @@
             <w:pPr>
               <w:jc w:val="left"/>
             </w:pPr>
-            <w:proofErr w:type="spellStart"/>
-            <w:r>
-              <w:t>Imoukhuede</w:t>
-            </w:r>
-            <w:proofErr w:type="spellEnd"/>
-            <w:r>
-              <w:t xml:space="preserve"> et al., </w:t>
-            </w:r>
-            <w:proofErr w:type="gramStart"/>
-            <w:r>
-              <w:t>2012  PMID</w:t>
-            </w:r>
-            <w:proofErr w:type="gramEnd"/>
-            <w:r>
-              <w:t>: 21185287</w:t>
+            <w:r>
+              <w:t>[11]</w:t>
             </w:r>
           </w:p>
         </w:tc>
@@ -9631,13 +9537,8 @@
             <w:pPr>
               <w:jc w:val="left"/>
             </w:pPr>
-            <w:proofErr w:type="spellStart"/>
-            <w:r>
-              <w:t>Sarabipour</w:t>
-            </w:r>
-            <w:proofErr w:type="spellEnd"/>
-            <w:r>
-              <w:t xml:space="preserve"> et al., 2024 PMID 38324585</w:t>
+            <w:r>
+              <w:t>[17]</w:t>
             </w:r>
           </w:p>
         </w:tc>
@@ -9703,7 +9604,7 @@
               <w:jc w:val="right"/>
             </w:pPr>
             <w:r>
-              <w:t>1.05</w:t>
+              <w:t>1.07</w:t>
             </w:r>
           </w:p>
         </w:tc>
@@ -9761,7 +9662,7 @@
               <w:jc w:val="left"/>
             </w:pPr>
             <w:r>
-              <w:t>Benamara et al., 2025</w:t>
+              <w:t>[5]</w:t>
             </w:r>
           </w:p>
         </w:tc>
@@ -9780,6 +9681,7 @@
               <w:jc w:val="left"/>
             </w:pPr>
             <w:r>
+              <w:lastRenderedPageBreak/>
               <w:t>Golimumab</w:t>
             </w:r>
           </w:p>
@@ -9898,7 +9800,7 @@
               <w:jc w:val="left"/>
             </w:pPr>
             <w:r>
-              <w:t>Shealy et al., 2011; PMC3180089</w:t>
+              <w:t>[1]</w:t>
             </w:r>
           </w:p>
         </w:tc>
@@ -10033,7 +9935,7 @@
               <w:jc w:val="left"/>
             </w:pPr>
             <w:r>
-              <w:t>Shealy et al., 2011; PMC3180089</w:t>
+              <w:t>[1]</w:t>
             </w:r>
           </w:p>
         </w:tc>
@@ -10052,7 +9954,6 @@
               <w:jc w:val="left"/>
             </w:pPr>
             <w:r>
-              <w:lastRenderedPageBreak/>
               <w:t>Golimumab</w:t>
             </w:r>
           </w:p>
@@ -10123,7 +10024,7 @@
               <w:jc w:val="left"/>
             </w:pPr>
             <w:r>
-              <w:t>Model estimated by the authors</w:t>
+              <w:t>Model estimated by the authors [2]</w:t>
             </w:r>
           </w:p>
         </w:tc>
@@ -10151,7 +10052,7 @@
               <w:jc w:val="left"/>
             </w:pPr>
             <w:r>
-              <w:t>Zheng et al., 2020; PMC7531524</w:t>
+              <w:t>[2]</w:t>
             </w:r>
           </w:p>
         </w:tc>
@@ -10242,7 +10143,15 @@
               <w:jc w:val="left"/>
             </w:pPr>
             <w:r>
-              <w:t>model estimated by the authors of the source</w:t>
+              <w:t xml:space="preserve">Model-derived TNF-alpha baseline assumption (1 </w:t>
+            </w:r>
+            <w:proofErr w:type="spellStart"/>
+            <w:r>
+              <w:t>pM</w:t>
+            </w:r>
+            <w:proofErr w:type="spellEnd"/>
+            <w:r>
+              <w:t>)</w:t>
             </w:r>
           </w:p>
         </w:tc>
@@ -10270,15 +10179,7 @@
               <w:jc w:val="left"/>
             </w:pPr>
             <w:r>
-              <w:t xml:space="preserve">Montes de Oca et al., 2025; </w:t>
-            </w:r>
-            <w:proofErr w:type="spellStart"/>
-            <w:r>
-              <w:t>doi</w:t>
-            </w:r>
-            <w:proofErr w:type="spellEnd"/>
-            <w:r>
-              <w:t>: 10.3390/pharmaceutics18040445</w:t>
+              <w:t>[3]</w:t>
             </w:r>
           </w:p>
         </w:tc>
@@ -10367,10 +10268,7 @@
               <w:jc w:val="left"/>
             </w:pPr>
             <w:r>
-              <w:t xml:space="preserve">model estimated by the authors </w:t>
-            </w:r>
-            <w:r>
-              <w:t>of the source</w:t>
+              <w:t>Model estimated by the authors [4]</w:t>
             </w:r>
           </w:p>
         </w:tc>
@@ -10398,15 +10296,7 @@
               <w:jc w:val="left"/>
             </w:pPr>
             <w:r>
-              <w:t xml:space="preserve">Montes de Oca et al., 2025; </w:t>
-            </w:r>
-            <w:proofErr w:type="spellStart"/>
-            <w:r>
-              <w:t>doi</w:t>
-            </w:r>
-            <w:proofErr w:type="spellEnd"/>
-            <w:r>
-              <w:t>: 10.3390/pharmaceutics18040445</w:t>
+              <w:t>[4]</w:t>
             </w:r>
           </w:p>
         </w:tc>
@@ -10472,7 +10362,7 @@
               <w:jc w:val="right"/>
             </w:pPr>
             <w:r>
-              <w:t>1.05</w:t>
+              <w:t>1.07</w:t>
             </w:r>
           </w:p>
         </w:tc>
@@ -10530,7 +10420,7 @@
               <w:jc w:val="left"/>
             </w:pPr>
             <w:r>
-              <w:t>Benamara et al., 2025; PMID: 41536283</w:t>
+              <w:t>[5]</w:t>
             </w:r>
           </w:p>
         </w:tc>
@@ -10659,7 +10549,7 @@
               <w:jc w:val="left"/>
             </w:pPr>
             <w:r>
-              <w:t>Tan et al., 2017; https://doi.org/10.1038/ncomms14369</w:t>
+              <w:t>[12]</w:t>
             </w:r>
           </w:p>
         </w:tc>
@@ -10788,7 +10678,7 @@
               <w:jc w:val="left"/>
             </w:pPr>
             <w:r>
-              <w:t>Tan et al., 2017; https://doi.org/10.1038/ncomms14369</w:t>
+              <w:t>[12]</w:t>
             </w:r>
           </w:p>
         </w:tc>
@@ -10870,14 +10760,19 @@
         <w:tc>
           <w:tcPr>
             <w:tcW w:w="2664" w:type="dxa"/>
-            <w:vAlign w:val="center"/>
-          </w:tcPr>
-          <w:p>
-            <w:pPr>
-              <w:jc w:val="left"/>
-            </w:pPr>
-            <w:r>
-              <w:t>Model estimated by the authors of the source</w:t>
+          </w:tcPr>
+          <w:p>
+            <w:pPr>
+              <w:jc w:val="left"/>
+            </w:pPr>
+            <w:r>
+              <w:t>Model estimated by the authors [</w:t>
+            </w:r>
+            <w:r>
+              <w:t>13</w:t>
+            </w:r>
+            <w:r>
+              <w:t>]</w:t>
             </w:r>
           </w:p>
         </w:tc>
@@ -10905,7 +10800,7 @@
               <w:jc w:val="left"/>
             </w:pPr>
             <w:r>
-              <w:t>Lindauer et al., 2017; https://doi.org/10.1002/psp4.12130</w:t>
+              <w:t>[13]</w:t>
             </w:r>
           </w:p>
         </w:tc>
@@ -10994,18 +10889,19 @@
         <w:tc>
           <w:tcPr>
             <w:tcW w:w="2664" w:type="dxa"/>
-            <w:vAlign w:val="center"/>
-          </w:tcPr>
-          <w:p>
-            <w:pPr>
-              <w:jc w:val="left"/>
-            </w:pPr>
-            <w:r>
-              <w:t xml:space="preserve">Model estimated by the </w:t>
-            </w:r>
-            <w:r>
-              <w:lastRenderedPageBreak/>
-              <w:t>authors of the source</w:t>
+          </w:tcPr>
+          <w:p>
+            <w:pPr>
+              <w:jc w:val="left"/>
+            </w:pPr>
+            <w:r>
+              <w:t>Model estimated by the authors [</w:t>
+            </w:r>
+            <w:r>
+              <w:t>13</w:t>
+            </w:r>
+            <w:r>
+              <w:t>]</w:t>
             </w:r>
           </w:p>
         </w:tc>
@@ -11019,12 +10915,7 @@
               <w:jc w:val="center"/>
             </w:pPr>
             <w:r>
-              <w:lastRenderedPageBreak/>
-              <w:t xml:space="preserve">A Priori and </w:t>
-            </w:r>
-            <w:r>
-              <w:lastRenderedPageBreak/>
-              <w:t>Top Down</w:t>
+              <w:t>A Priori and Top Down</w:t>
             </w:r>
           </w:p>
         </w:tc>
@@ -11038,12 +10929,7 @@
               <w:jc w:val="left"/>
             </w:pPr>
             <w:r>
-              <w:lastRenderedPageBreak/>
-              <w:t>Lindauer et al., 2017; https://doi.org/10.1002/psp4.</w:t>
-            </w:r>
-            <w:r>
-              <w:lastRenderedPageBreak/>
-              <w:t>12130</w:t>
+              <w:t>[13]</w:t>
             </w:r>
           </w:p>
         </w:tc>
@@ -11062,7 +10948,6 @@
               <w:jc w:val="left"/>
             </w:pPr>
             <w:r>
-              <w:lastRenderedPageBreak/>
               <w:t>Nivolumab</w:t>
             </w:r>
           </w:p>
@@ -11133,7 +11018,13 @@
               <w:jc w:val="left"/>
             </w:pPr>
             <w:r>
-              <w:t>Model estimated by the authors of the source</w:t>
+              <w:t>Model estimated by the authors [</w:t>
+            </w:r>
+            <w:r>
+              <w:t>13</w:t>
+            </w:r>
+            <w:r>
+              <w:t>]</w:t>
             </w:r>
           </w:p>
         </w:tc>
@@ -11161,7 +11052,7 @@
               <w:jc w:val="left"/>
             </w:pPr>
             <w:r>
-              <w:t>Lindauer et al., 2017; https://doi.org/10.1002/psp4.12130</w:t>
+              <w:t>[13]</w:t>
             </w:r>
           </w:p>
         </w:tc>
@@ -11227,7 +11118,7 @@
               <w:jc w:val="right"/>
             </w:pPr>
             <w:r>
-              <w:t>1.05</w:t>
+              <w:t>1.07</w:t>
             </w:r>
           </w:p>
         </w:tc>
@@ -11257,13 +11148,7 @@
               <w:jc w:val="left"/>
             </w:pPr>
             <w:r>
-              <w:t>Model-based meta</w:t>
-            </w:r>
-            <w:r>
-              <w:t>-</w:t>
-            </w:r>
-            <w:r>
-              <w:t>analysis</w:t>
+              <w:t>Model-based meta-analysis</w:t>
             </w:r>
           </w:p>
         </w:tc>
@@ -11291,7 +11176,7 @@
               <w:jc w:val="left"/>
             </w:pPr>
             <w:r>
-              <w:t>Benamara et al., 2025</w:t>
+              <w:t>[5]</w:t>
             </w:r>
           </w:p>
         </w:tc>
@@ -11420,7 +11305,7 @@
               <w:jc w:val="left"/>
             </w:pPr>
             <w:r>
-              <w:t>Lindauer et al., 2017 PMID: 27863176</w:t>
+              <w:t>[13]</w:t>
             </w:r>
           </w:p>
         </w:tc>
@@ -11547,7 +11432,7 @@
               <w:jc w:val="left"/>
             </w:pPr>
             <w:r>
-              <w:t>Lindauer et al., 2017 PMID: 27863176</w:t>
+              <w:t>[13]</w:t>
             </w:r>
           </w:p>
         </w:tc>
@@ -11633,7 +11518,13 @@
               <w:jc w:val="left"/>
             </w:pPr>
             <w:r>
-              <w:t>Model estimated by the authors of the source</w:t>
+              <w:t>Model estimated by the authors [</w:t>
+            </w:r>
+            <w:r>
+              <w:t>13</w:t>
+            </w:r>
+            <w:r>
+              <w:t>]</w:t>
             </w:r>
           </w:p>
         </w:tc>
@@ -11661,7 +11552,7 @@
               <w:jc w:val="left"/>
             </w:pPr>
             <w:r>
-              <w:t>Lindauer et al., 2017 PMID: 27863176</w:t>
+              <w:t>[13]</w:t>
             </w:r>
           </w:p>
         </w:tc>
@@ -11751,7 +11642,13 @@
               <w:jc w:val="left"/>
             </w:pPr>
             <w:r>
-              <w:t>Model estimated by the authors of the source</w:t>
+              <w:t>Model estimated by the authors [</w:t>
+            </w:r>
+            <w:r>
+              <w:t>13</w:t>
+            </w:r>
+            <w:r>
+              <w:t>]</w:t>
             </w:r>
           </w:p>
         </w:tc>
@@ -11779,7 +11676,7 @@
               <w:jc w:val="left"/>
             </w:pPr>
             <w:r>
-              <w:t>Lindauer et al., 2017 PMID: 27863176</w:t>
+              <w:t>[13]</w:t>
             </w:r>
           </w:p>
         </w:tc>
@@ -11895,7 +11792,7 @@
               <w:jc w:val="left"/>
             </w:pPr>
             <w:r>
-              <w:t>Lindauer et al., 2017 PMID: 27863176</w:t>
+              <w:t>[13]</w:t>
             </w:r>
           </w:p>
         </w:tc>
@@ -12027,7 +11924,7 @@
               <w:jc w:val="left"/>
             </w:pPr>
             <w:r>
-              <w:t>Lindauer et al., 2017 PMID: 27863176</w:t>
+              <w:t>[13]</w:t>
             </w:r>
           </w:p>
         </w:tc>
@@ -12142,11 +12039,7 @@
               <w:jc w:val="center"/>
             </w:pPr>
             <w:r>
-              <w:t xml:space="preserve">A Priori and </w:t>
-            </w:r>
-            <w:r>
-              <w:lastRenderedPageBreak/>
-              <w:t>Top Down</w:t>
+              <w:t>A Priori and Top Down</w:t>
             </w:r>
           </w:p>
         </w:tc>
@@ -12160,12 +12053,7 @@
               <w:jc w:val="left"/>
             </w:pPr>
             <w:r>
-              <w:lastRenderedPageBreak/>
-              <w:t xml:space="preserve">Xu et al., 2021 PMID: </w:t>
-            </w:r>
-            <w:r>
-              <w:lastRenderedPageBreak/>
-              <w:t>33314148</w:t>
+              <w:t>[14]</w:t>
             </w:r>
           </w:p>
         </w:tc>
@@ -12293,7 +12181,7 @@
               <w:jc w:val="left"/>
             </w:pPr>
             <w:r>
-              <w:t>Xu et al., 2021 PMID: 33314148</w:t>
+              <w:t>[14]</w:t>
             </w:r>
           </w:p>
         </w:tc>
@@ -12410,7 +12298,7 @@
               <w:jc w:val="left"/>
             </w:pPr>
             <w:r>
-              <w:t>Gerhartz et al., 1994 PMID: 8033901</w:t>
+              <w:t>[15]</w:t>
             </w:r>
           </w:p>
         </w:tc>
@@ -12529,7 +12417,7 @@
               <w:jc w:val="left"/>
             </w:pPr>
             <w:r>
-              <w:t>Nesbitt et al., 1992 PMID: 1550952</w:t>
+              <w:t>[16]</w:t>
             </w:r>
           </w:p>
         </w:tc>
@@ -12646,7 +12534,7 @@
               <w:jc w:val="left"/>
             </w:pPr>
             <w:r>
-              <w:t>Gerhartz et al., 1994 PMID: 8033901</w:t>
+              <w:t>[15]</w:t>
             </w:r>
           </w:p>
         </w:tc>
@@ -12712,7 +12600,7 @@
               <w:jc w:val="right"/>
             </w:pPr>
             <w:r>
-              <w:t>1.05</w:t>
+              <w:t>1.07</w:t>
             </w:r>
           </w:p>
         </w:tc>
@@ -12742,13 +12630,7 @@
               <w:jc w:val="left"/>
             </w:pPr>
             <w:r>
-              <w:t>Model-based meta</w:t>
-            </w:r>
-            <w:r>
-              <w:t>-</w:t>
-            </w:r>
-            <w:r>
-              <w:t>analysis</w:t>
+              <w:t>Model-based meta-analysis</w:t>
             </w:r>
           </w:p>
         </w:tc>
@@ -12776,7 +12658,7 @@
               <w:jc w:val="left"/>
             </w:pPr>
             <w:r>
-              <w:t>Benamara et al., 2025</w:t>
+              <w:t>[5]</w:t>
             </w:r>
           </w:p>
         </w:tc>
@@ -12784,20 +12666,50 @@
     </w:tbl>
     <w:p/>
     <w:p>
+      <w:pPr>
+        <w:spacing w:after="0" w:line="240" w:lineRule="auto"/>
+        <w:jc w:val="left"/>
+      </w:pPr>
       <w:r>
+        <w:br w:type="page"/>
+      </w:r>
+    </w:p>
+    <w:p>
+      <w:pPr>
+        <w:sectPr>
+          <w:pgSz w:w="15840" w:h="12240" w:orient="landscape"/>
+          <w:pgMar w:top="1440" w:right="1440" w:bottom="1440" w:left="1440" w:header="0" w:footer="0" w:gutter="0"/>
+          <w:cols w:space="720"/>
+          <w:formProt w:val="0"/>
+          <w:docGrid w:linePitch="360"/>
+        </w:sectPr>
+      </w:pPr>
+    </w:p>
+    <w:p/>
+    <w:p>
+      <w:pPr>
+        <w:rPr>
+          <w:b/>
+          <w:bCs/>
+        </w:rPr>
+      </w:pPr>
+      <w:r>
+        <w:rPr>
+          <w:b/>
+          <w:bCs/>
+        </w:rPr>
         <w:t>S1.4. Top-down Linear Clearance Estimates for Monkey</w:t>
       </w:r>
     </w:p>
     <w:tbl>
       <w:tblPr>
         <w:tblStyle w:val="TableGrid"/>
-        <w:tblW w:w="11628" w:type="dxa"/>
+        <w:tblW w:w="10458" w:type="dxa"/>
         <w:tblLayout w:type="fixed"/>
         <w:tblLook w:val="04A0" w:firstRow="1" w:lastRow="0" w:firstColumn="1" w:lastColumn="0" w:noHBand="0" w:noVBand="1"/>
       </w:tblPr>
       <w:tblGrid>
         <w:gridCol w:w="1908"/>
-        <w:gridCol w:w="1170"/>
         <w:gridCol w:w="2070"/>
         <w:gridCol w:w="2160"/>
         <w:gridCol w:w="2160"/>
@@ -12833,30 +12745,6 @@
         </w:tc>
         <w:tc>
           <w:tcPr>
-            <w:tcW w:w="1170" w:type="dxa"/>
-          </w:tcPr>
-          <w:p>
-            <w:pPr>
-              <w:jc w:val="left"/>
-              <w:rPr>
-                <w:rFonts w:ascii="Aptos Body" w:hAnsi="Aptos Body"/>
-                <w:sz w:val="24"/>
-                <w:szCs w:val="24"/>
-              </w:rPr>
-            </w:pPr>
-            <w:r>
-              <w:rPr>
-                <w:rFonts w:ascii="Aptos Body" w:hAnsi="Aptos Body"/>
-                <w:b/>
-                <w:sz w:val="24"/>
-                <w:szCs w:val="24"/>
-              </w:rPr>
-              <w:t>Target</w:t>
-            </w:r>
-          </w:p>
-        </w:tc>
-        <w:tc>
-          <w:tcPr>
             <w:tcW w:w="2070" w:type="dxa"/>
           </w:tcPr>
           <w:p>
@@ -13057,29 +12945,6 @@
         </w:tc>
         <w:tc>
           <w:tcPr>
-            <w:tcW w:w="1170" w:type="dxa"/>
-          </w:tcPr>
-          <w:p>
-            <w:pPr>
-              <w:jc w:val="left"/>
-              <w:rPr>
-                <w:rFonts w:ascii="Aptos Body" w:hAnsi="Aptos Body"/>
-                <w:sz w:val="24"/>
-                <w:szCs w:val="24"/>
-              </w:rPr>
-            </w:pPr>
-            <w:r>
-              <w:rPr>
-                <w:rFonts w:ascii="Aptos Body" w:hAnsi="Aptos Body"/>
-                <w:sz w:val="24"/>
-                <w:szCs w:val="24"/>
-              </w:rPr>
-              <w:t>TNFA</w:t>
-            </w:r>
-          </w:p>
-        </w:tc>
-        <w:tc>
-          <w:tcPr>
             <w:tcW w:w="2070" w:type="dxa"/>
           </w:tcPr>
           <w:p>
@@ -13203,29 +13068,6 @@
         </w:tc>
         <w:tc>
           <w:tcPr>
-            <w:tcW w:w="1170" w:type="dxa"/>
-          </w:tcPr>
-          <w:p>
-            <w:pPr>
-              <w:jc w:val="left"/>
-              <w:rPr>
-                <w:rFonts w:ascii="Aptos Body" w:hAnsi="Aptos Body"/>
-                <w:sz w:val="24"/>
-                <w:szCs w:val="24"/>
-              </w:rPr>
-            </w:pPr>
-            <w:r>
-              <w:rPr>
-                <w:rFonts w:ascii="Aptos Body" w:hAnsi="Aptos Body"/>
-                <w:sz w:val="24"/>
-                <w:szCs w:val="24"/>
-              </w:rPr>
-              <w:t>PD-L1</w:t>
-            </w:r>
-          </w:p>
-        </w:tc>
-        <w:tc>
-          <w:tcPr>
             <w:tcW w:w="2070" w:type="dxa"/>
           </w:tcPr>
           <w:p>
@@ -13349,29 +13191,6 @@
         </w:tc>
         <w:tc>
           <w:tcPr>
-            <w:tcW w:w="1170" w:type="dxa"/>
-          </w:tcPr>
-          <w:p>
-            <w:pPr>
-              <w:jc w:val="left"/>
-              <w:rPr>
-                <w:rFonts w:ascii="Aptos Body" w:hAnsi="Aptos Body"/>
-                <w:sz w:val="24"/>
-                <w:szCs w:val="24"/>
-              </w:rPr>
-            </w:pPr>
-            <w:r>
-              <w:rPr>
-                <w:rFonts w:ascii="Aptos Body" w:hAnsi="Aptos Body"/>
-                <w:sz w:val="24"/>
-                <w:szCs w:val="24"/>
-              </w:rPr>
-              <w:t>PD-L1</w:t>
-            </w:r>
-          </w:p>
-        </w:tc>
-        <w:tc>
-          <w:tcPr>
             <w:tcW w:w="2070" w:type="dxa"/>
           </w:tcPr>
           <w:p>
@@ -13489,31 +13308,7 @@
                 <w:sz w:val="24"/>
                 <w:szCs w:val="24"/>
               </w:rPr>
-              <w:lastRenderedPageBreak/>
               <w:t>Bevacizumab</w:t>
-            </w:r>
-          </w:p>
-        </w:tc>
-        <w:tc>
-          <w:tcPr>
-            <w:tcW w:w="1170" w:type="dxa"/>
-          </w:tcPr>
-          <w:p>
-            <w:pPr>
-              <w:jc w:val="left"/>
-              <w:rPr>
-                <w:rFonts w:ascii="Aptos Body" w:hAnsi="Aptos Body"/>
-                <w:sz w:val="24"/>
-                <w:szCs w:val="24"/>
-              </w:rPr>
-            </w:pPr>
-            <w:r>
-              <w:rPr>
-                <w:rFonts w:ascii="Aptos Body" w:hAnsi="Aptos Body"/>
-                <w:sz w:val="24"/>
-                <w:szCs w:val="24"/>
-              </w:rPr>
-              <w:t>VEGFA</w:t>
             </w:r>
           </w:p>
         </w:tc>
@@ -13642,29 +13437,6 @@
         </w:tc>
         <w:tc>
           <w:tcPr>
-            <w:tcW w:w="1170" w:type="dxa"/>
-          </w:tcPr>
-          <w:p>
-            <w:pPr>
-              <w:jc w:val="left"/>
-              <w:rPr>
-                <w:rFonts w:ascii="Aptos Body" w:hAnsi="Aptos Body"/>
-                <w:sz w:val="24"/>
-                <w:szCs w:val="24"/>
-              </w:rPr>
-            </w:pPr>
-            <w:r>
-              <w:rPr>
-                <w:rFonts w:ascii="Aptos Body" w:hAnsi="Aptos Body"/>
-                <w:sz w:val="24"/>
-                <w:szCs w:val="24"/>
-              </w:rPr>
-              <w:t>TNFA</w:t>
-            </w:r>
-          </w:p>
-        </w:tc>
-        <w:tc>
-          <w:tcPr>
             <w:tcW w:w="2070" w:type="dxa"/>
           </w:tcPr>
           <w:p>
@@ -13788,29 +13560,6 @@
         </w:tc>
         <w:tc>
           <w:tcPr>
-            <w:tcW w:w="1170" w:type="dxa"/>
-          </w:tcPr>
-          <w:p>
-            <w:pPr>
-              <w:jc w:val="left"/>
-              <w:rPr>
-                <w:rFonts w:ascii="Aptos Body" w:hAnsi="Aptos Body"/>
-                <w:sz w:val="24"/>
-                <w:szCs w:val="24"/>
-              </w:rPr>
-            </w:pPr>
-            <w:r>
-              <w:rPr>
-                <w:rFonts w:ascii="Aptos Body" w:hAnsi="Aptos Body"/>
-                <w:sz w:val="24"/>
-                <w:szCs w:val="24"/>
-              </w:rPr>
-              <w:t>PD-1</w:t>
-            </w:r>
-          </w:p>
-        </w:tc>
-        <w:tc>
-          <w:tcPr>
             <w:tcW w:w="2070" w:type="dxa"/>
           </w:tcPr>
           <w:p>
@@ -13934,29 +13683,6 @@
         </w:tc>
         <w:tc>
           <w:tcPr>
-            <w:tcW w:w="1170" w:type="dxa"/>
-          </w:tcPr>
-          <w:p>
-            <w:pPr>
-              <w:jc w:val="left"/>
-              <w:rPr>
-                <w:rFonts w:ascii="Aptos Body" w:hAnsi="Aptos Body"/>
-                <w:sz w:val="24"/>
-                <w:szCs w:val="24"/>
-              </w:rPr>
-            </w:pPr>
-            <w:r>
-              <w:rPr>
-                <w:rFonts w:ascii="Aptos Body" w:hAnsi="Aptos Body"/>
-                <w:sz w:val="24"/>
-                <w:szCs w:val="24"/>
-              </w:rPr>
-              <w:t>PD-1</w:t>
-            </w:r>
-          </w:p>
-        </w:tc>
-        <w:tc>
-          <w:tcPr>
             <w:tcW w:w="2070" w:type="dxa"/>
           </w:tcPr>
           <w:p>
@@ -14075,29 +13801,6 @@
                 <w:szCs w:val="24"/>
               </w:rPr>
               <w:t>Tocilizumab</w:t>
-            </w:r>
-          </w:p>
-        </w:tc>
-        <w:tc>
-          <w:tcPr>
-            <w:tcW w:w="1170" w:type="dxa"/>
-          </w:tcPr>
-          <w:p>
-            <w:pPr>
-              <w:jc w:val="left"/>
-              <w:rPr>
-                <w:rFonts w:ascii="Aptos Body" w:hAnsi="Aptos Body"/>
-                <w:sz w:val="24"/>
-                <w:szCs w:val="24"/>
-              </w:rPr>
-            </w:pPr>
-            <w:r>
-              <w:rPr>
-                <w:rFonts w:ascii="Aptos Body" w:hAnsi="Aptos Body"/>
-                <w:sz w:val="24"/>
-                <w:szCs w:val="24"/>
-              </w:rPr>
-              <w:t>IL-6R</w:t>
             </w:r>
           </w:p>
         </w:tc>
@@ -14215,9 +13918,5629 @@
           <w:bCs/>
         </w:rPr>
       </w:pPr>
+      <w:r>
+        <w:rPr>
+          <w:b/>
+          <w:bCs/>
+        </w:rPr>
+        <w:t>S1.5</w:t>
+      </w:r>
+      <w:r>
+        <w:rPr>
+          <w:b/>
+          <w:bCs/>
+        </w:rPr>
+        <w:t>. Percent Extrapolated in AUCinf Calculations in Observed Data.</w:t>
+      </w:r>
+    </w:p>
+    <w:tbl>
+      <w:tblPr>
+        <w:tblStyle w:val="TableGrid"/>
+        <w:tblW w:w="6640" w:type="dxa"/>
+        <w:jc w:val="center"/>
+        <w:tblLook w:val="04A0" w:firstRow="1" w:lastRow="0" w:firstColumn="1" w:lastColumn="0" w:noHBand="0" w:noVBand="1"/>
+      </w:tblPr>
+      <w:tblGrid>
+        <w:gridCol w:w="1700"/>
+        <w:gridCol w:w="1600"/>
+        <w:gridCol w:w="1160"/>
+        <w:gridCol w:w="2180"/>
+      </w:tblGrid>
+      <w:tr>
+        <w:trPr>
+          <w:trHeight w:val="330"/>
+          <w:jc w:val="center"/>
+        </w:trPr>
+        <w:tc>
+          <w:tcPr>
+            <w:tcW w:w="1700" w:type="dxa"/>
+            <w:noWrap/>
+            <w:vAlign w:val="center"/>
+            <w:hideMark/>
+          </w:tcPr>
+          <w:p>
+            <w:pPr>
+              <w:suppressAutoHyphens w:val="0"/>
+              <w:spacing w:after="0" w:line="240" w:lineRule="auto"/>
+              <w:jc w:val="center"/>
+              <w:rPr>
+                <w:rFonts w:ascii="Aptos Narrow" w:eastAsia="Times New Roman" w:hAnsi="Aptos Narrow" w:cs="Times New Roman"/>
+                <w:color w:val="000000"/>
+                <w:sz w:val="22"/>
+                <w:szCs w:val="22"/>
+              </w:rPr>
+            </w:pPr>
+            <w:r>
+              <w:rPr>
+                <w:rFonts w:ascii="Aptos Narrow" w:eastAsia="Times New Roman" w:hAnsi="Aptos Narrow" w:cs="Times New Roman"/>
+                <w:color w:val="000000"/>
+                <w:sz w:val="22"/>
+                <w:szCs w:val="22"/>
+              </w:rPr>
+              <w:t>Species</w:t>
+            </w:r>
+          </w:p>
+        </w:tc>
+        <w:tc>
+          <w:tcPr>
+            <w:tcW w:w="1600" w:type="dxa"/>
+            <w:noWrap/>
+            <w:vAlign w:val="center"/>
+            <w:hideMark/>
+          </w:tcPr>
+          <w:p>
+            <w:pPr>
+              <w:suppressAutoHyphens w:val="0"/>
+              <w:spacing w:after="0" w:line="240" w:lineRule="auto"/>
+              <w:jc w:val="center"/>
+              <w:rPr>
+                <w:rFonts w:ascii="Aptos Narrow" w:eastAsia="Times New Roman" w:hAnsi="Aptos Narrow" w:cs="Times New Roman"/>
+                <w:color w:val="000000"/>
+                <w:sz w:val="22"/>
+                <w:szCs w:val="22"/>
+              </w:rPr>
+            </w:pPr>
+            <w:r>
+              <w:rPr>
+                <w:rFonts w:ascii="Aptos Narrow" w:eastAsia="Times New Roman" w:hAnsi="Aptos Narrow" w:cs="Times New Roman"/>
+                <w:color w:val="000000"/>
+                <w:sz w:val="22"/>
+                <w:szCs w:val="22"/>
+              </w:rPr>
+              <w:t>Molecule</w:t>
+            </w:r>
+          </w:p>
+        </w:tc>
+        <w:tc>
+          <w:tcPr>
+            <w:tcW w:w="1160" w:type="dxa"/>
+            <w:noWrap/>
+            <w:vAlign w:val="center"/>
+            <w:hideMark/>
+          </w:tcPr>
+          <w:p>
+            <w:pPr>
+              <w:suppressAutoHyphens w:val="0"/>
+              <w:spacing w:after="0" w:line="240" w:lineRule="auto"/>
+              <w:jc w:val="center"/>
+              <w:rPr>
+                <w:rFonts w:ascii="Aptos Narrow" w:eastAsia="Times New Roman" w:hAnsi="Aptos Narrow" w:cs="Times New Roman"/>
+                <w:color w:val="000000"/>
+                <w:sz w:val="22"/>
+                <w:szCs w:val="22"/>
+              </w:rPr>
+            </w:pPr>
+            <w:r>
+              <w:rPr>
+                <w:rFonts w:ascii="Aptos Narrow" w:eastAsia="Times New Roman" w:hAnsi="Aptos Narrow" w:cs="Times New Roman"/>
+                <w:color w:val="000000"/>
+                <w:sz w:val="22"/>
+                <w:szCs w:val="22"/>
+              </w:rPr>
+              <w:t>Dose (mg/kg)</w:t>
+            </w:r>
+          </w:p>
+        </w:tc>
+        <w:tc>
+          <w:tcPr>
+            <w:tcW w:w="2180" w:type="dxa"/>
+            <w:noWrap/>
+            <w:vAlign w:val="center"/>
+            <w:hideMark/>
+          </w:tcPr>
+          <w:p>
+            <w:pPr>
+              <w:suppressAutoHyphens w:val="0"/>
+              <w:spacing w:after="0" w:line="240" w:lineRule="auto"/>
+              <w:jc w:val="center"/>
+              <w:rPr>
+                <w:rFonts w:ascii="Aptos Narrow" w:eastAsia="Times New Roman" w:hAnsi="Aptos Narrow" w:cs="Times New Roman"/>
+                <w:color w:val="000000"/>
+                <w:sz w:val="22"/>
+                <w:szCs w:val="22"/>
+              </w:rPr>
+            </w:pPr>
+            <w:r>
+              <w:rPr>
+                <w:rFonts w:ascii="Aptos Narrow" w:eastAsia="Times New Roman" w:hAnsi="Aptos Narrow" w:cs="Times New Roman"/>
+                <w:color w:val="000000"/>
+                <w:sz w:val="22"/>
+                <w:szCs w:val="22"/>
+              </w:rPr>
+              <w:t>%</w:t>
+            </w:r>
+            <w:r>
+              <w:rPr>
+                <w:rFonts w:ascii="Aptos Narrow" w:eastAsia="Times New Roman" w:hAnsi="Aptos Narrow" w:cs="Times New Roman"/>
+                <w:color w:val="000000"/>
+                <w:sz w:val="22"/>
+                <w:szCs w:val="22"/>
+              </w:rPr>
+              <w:t xml:space="preserve"> Extrapolated </w:t>
+            </w:r>
+            <w:r>
+              <w:rPr>
+                <w:rFonts w:ascii="Aptos Narrow" w:eastAsia="Times New Roman" w:hAnsi="Aptos Narrow" w:cs="Times New Roman"/>
+                <w:color w:val="000000"/>
+                <w:sz w:val="22"/>
+                <w:szCs w:val="22"/>
+              </w:rPr>
+              <w:t>in AUC</w:t>
+            </w:r>
+            <w:r>
+              <w:rPr>
+                <w:rFonts w:ascii="Aptos Narrow" w:eastAsia="Times New Roman" w:hAnsi="Aptos Narrow" w:cs="Times New Roman"/>
+                <w:color w:val="000000"/>
+                <w:sz w:val="22"/>
+                <w:szCs w:val="22"/>
+                <w:vertAlign w:val="subscript"/>
+              </w:rPr>
+              <w:t>inf</w:t>
+            </w:r>
+          </w:p>
+        </w:tc>
+      </w:tr>
+      <w:tr>
+        <w:trPr>
+          <w:trHeight w:val="290"/>
+          <w:jc w:val="center"/>
+        </w:trPr>
+        <w:tc>
+          <w:tcPr>
+            <w:tcW w:w="1700" w:type="dxa"/>
+            <w:vMerge w:val="restart"/>
+            <w:noWrap/>
+            <w:vAlign w:val="center"/>
+            <w:hideMark/>
+          </w:tcPr>
+          <w:p>
+            <w:pPr>
+              <w:suppressAutoHyphens w:val="0"/>
+              <w:spacing w:after="0" w:line="240" w:lineRule="auto"/>
+              <w:jc w:val="center"/>
+              <w:rPr>
+                <w:rFonts w:ascii="Aptos Narrow" w:eastAsia="Times New Roman" w:hAnsi="Aptos Narrow" w:cs="Times New Roman"/>
+                <w:color w:val="000000"/>
+                <w:sz w:val="22"/>
+                <w:szCs w:val="22"/>
+              </w:rPr>
+            </w:pPr>
+            <w:r>
+              <w:rPr>
+                <w:rFonts w:ascii="Aptos Narrow" w:eastAsia="Times New Roman" w:hAnsi="Aptos Narrow" w:cs="Times New Roman"/>
+                <w:color w:val="000000"/>
+                <w:sz w:val="22"/>
+                <w:szCs w:val="22"/>
+              </w:rPr>
+              <w:t>Monkey</w:t>
+            </w:r>
+          </w:p>
+        </w:tc>
+        <w:tc>
+          <w:tcPr>
+            <w:tcW w:w="1600" w:type="dxa"/>
+            <w:noWrap/>
+            <w:vAlign w:val="center"/>
+            <w:hideMark/>
+          </w:tcPr>
+          <w:p>
+            <w:pPr>
+              <w:suppressAutoHyphens w:val="0"/>
+              <w:spacing w:after="0" w:line="240" w:lineRule="auto"/>
+              <w:jc w:val="center"/>
+              <w:rPr>
+                <w:rFonts w:ascii="Aptos Narrow" w:eastAsia="Times New Roman" w:hAnsi="Aptos Narrow" w:cs="Times New Roman"/>
+                <w:color w:val="000000"/>
+                <w:sz w:val="22"/>
+                <w:szCs w:val="22"/>
+              </w:rPr>
+            </w:pPr>
+            <w:r>
+              <w:rPr>
+                <w:rFonts w:ascii="Aptos Narrow" w:eastAsia="Times New Roman" w:hAnsi="Aptos Narrow" w:cs="Times New Roman"/>
+                <w:color w:val="000000"/>
+                <w:sz w:val="22"/>
+                <w:szCs w:val="22"/>
+              </w:rPr>
+              <w:t>Adalimumab</w:t>
+            </w:r>
+          </w:p>
+        </w:tc>
+        <w:tc>
+          <w:tcPr>
+            <w:tcW w:w="1160" w:type="dxa"/>
+            <w:noWrap/>
+            <w:vAlign w:val="center"/>
+            <w:hideMark/>
+          </w:tcPr>
+          <w:p>
+            <w:pPr>
+              <w:suppressAutoHyphens w:val="0"/>
+              <w:spacing w:after="0" w:line="240" w:lineRule="auto"/>
+              <w:jc w:val="center"/>
+              <w:rPr>
+                <w:rFonts w:ascii="Aptos Narrow" w:eastAsia="Times New Roman" w:hAnsi="Aptos Narrow" w:cs="Times New Roman"/>
+                <w:color w:val="000000"/>
+                <w:sz w:val="22"/>
+                <w:szCs w:val="22"/>
+              </w:rPr>
+            </w:pPr>
+            <w:r>
+              <w:rPr>
+                <w:rFonts w:ascii="Aptos Narrow" w:eastAsia="Times New Roman" w:hAnsi="Aptos Narrow" w:cs="Times New Roman"/>
+                <w:color w:val="000000"/>
+                <w:sz w:val="22"/>
+                <w:szCs w:val="22"/>
+              </w:rPr>
+              <w:t>3</w:t>
+            </w:r>
+          </w:p>
+        </w:tc>
+        <w:tc>
+          <w:tcPr>
+            <w:tcW w:w="2180" w:type="dxa"/>
+            <w:noWrap/>
+            <w:vAlign w:val="center"/>
+            <w:hideMark/>
+          </w:tcPr>
+          <w:p>
+            <w:pPr>
+              <w:suppressAutoHyphens w:val="0"/>
+              <w:spacing w:after="0" w:line="240" w:lineRule="auto"/>
+              <w:jc w:val="center"/>
+              <w:rPr>
+                <w:rFonts w:ascii="Aptos Narrow" w:eastAsia="Times New Roman" w:hAnsi="Aptos Narrow" w:cs="Times New Roman"/>
+                <w:color w:val="000000"/>
+                <w:sz w:val="22"/>
+                <w:szCs w:val="22"/>
+              </w:rPr>
+            </w:pPr>
+            <w:r>
+              <w:rPr>
+                <w:rFonts w:ascii="Aptos Narrow" w:eastAsia="Times New Roman" w:hAnsi="Aptos Narrow" w:cs="Times New Roman"/>
+                <w:color w:val="000000"/>
+                <w:sz w:val="22"/>
+                <w:szCs w:val="22"/>
+              </w:rPr>
+              <w:t>29</w:t>
+            </w:r>
+          </w:p>
+        </w:tc>
+      </w:tr>
+      <w:tr>
+        <w:trPr>
+          <w:trHeight w:val="290"/>
+          <w:jc w:val="center"/>
+        </w:trPr>
+        <w:tc>
+          <w:tcPr>
+            <w:tcW w:w="1700" w:type="dxa"/>
+            <w:vMerge/>
+            <w:vAlign w:val="center"/>
+            <w:hideMark/>
+          </w:tcPr>
+          <w:p>
+            <w:pPr>
+              <w:suppressAutoHyphens w:val="0"/>
+              <w:spacing w:after="0" w:line="240" w:lineRule="auto"/>
+              <w:jc w:val="center"/>
+              <w:rPr>
+                <w:rFonts w:ascii="Aptos Narrow" w:eastAsia="Times New Roman" w:hAnsi="Aptos Narrow" w:cs="Times New Roman"/>
+                <w:color w:val="000000"/>
+                <w:sz w:val="22"/>
+                <w:szCs w:val="22"/>
+              </w:rPr>
+            </w:pPr>
+          </w:p>
+        </w:tc>
+        <w:tc>
+          <w:tcPr>
+            <w:tcW w:w="1600" w:type="dxa"/>
+            <w:vMerge w:val="restart"/>
+            <w:noWrap/>
+            <w:vAlign w:val="center"/>
+            <w:hideMark/>
+          </w:tcPr>
+          <w:p>
+            <w:pPr>
+              <w:suppressAutoHyphens w:val="0"/>
+              <w:spacing w:after="0" w:line="240" w:lineRule="auto"/>
+              <w:jc w:val="center"/>
+              <w:rPr>
+                <w:rFonts w:ascii="Aptos Narrow" w:eastAsia="Times New Roman" w:hAnsi="Aptos Narrow" w:cs="Times New Roman"/>
+                <w:color w:val="000000"/>
+                <w:sz w:val="22"/>
+                <w:szCs w:val="22"/>
+              </w:rPr>
+            </w:pPr>
+            <w:r>
+              <w:rPr>
+                <w:rFonts w:ascii="Aptos Narrow" w:eastAsia="Times New Roman" w:hAnsi="Aptos Narrow" w:cs="Times New Roman"/>
+                <w:color w:val="000000"/>
+                <w:sz w:val="22"/>
+                <w:szCs w:val="22"/>
+              </w:rPr>
+              <w:t>Atezolizumab</w:t>
+            </w:r>
+          </w:p>
+        </w:tc>
+        <w:tc>
+          <w:tcPr>
+            <w:tcW w:w="1160" w:type="dxa"/>
+            <w:noWrap/>
+            <w:vAlign w:val="center"/>
+            <w:hideMark/>
+          </w:tcPr>
+          <w:p>
+            <w:pPr>
+              <w:suppressAutoHyphens w:val="0"/>
+              <w:spacing w:after="0" w:line="240" w:lineRule="auto"/>
+              <w:jc w:val="center"/>
+              <w:rPr>
+                <w:rFonts w:ascii="Aptos Narrow" w:eastAsia="Times New Roman" w:hAnsi="Aptos Narrow" w:cs="Times New Roman"/>
+                <w:color w:val="000000"/>
+                <w:sz w:val="22"/>
+                <w:szCs w:val="22"/>
+              </w:rPr>
+            </w:pPr>
+            <w:r>
+              <w:rPr>
+                <w:rFonts w:ascii="Aptos Narrow" w:eastAsia="Times New Roman" w:hAnsi="Aptos Narrow" w:cs="Times New Roman"/>
+                <w:color w:val="000000"/>
+                <w:sz w:val="22"/>
+                <w:szCs w:val="22"/>
+              </w:rPr>
+              <w:t>0.5</w:t>
+            </w:r>
+          </w:p>
+        </w:tc>
+        <w:tc>
+          <w:tcPr>
+            <w:tcW w:w="2180" w:type="dxa"/>
+            <w:noWrap/>
+            <w:vAlign w:val="center"/>
+            <w:hideMark/>
+          </w:tcPr>
+          <w:p>
+            <w:pPr>
+              <w:suppressAutoHyphens w:val="0"/>
+              <w:spacing w:after="0" w:line="240" w:lineRule="auto"/>
+              <w:jc w:val="center"/>
+              <w:rPr>
+                <w:rFonts w:ascii="Aptos Narrow" w:eastAsia="Times New Roman" w:hAnsi="Aptos Narrow" w:cs="Times New Roman"/>
+                <w:color w:val="000000"/>
+                <w:sz w:val="22"/>
+                <w:szCs w:val="22"/>
+              </w:rPr>
+            </w:pPr>
+            <w:r>
+              <w:rPr>
+                <w:rFonts w:ascii="Aptos Narrow" w:eastAsia="Times New Roman" w:hAnsi="Aptos Narrow" w:cs="Times New Roman"/>
+                <w:color w:val="000000"/>
+                <w:sz w:val="22"/>
+                <w:szCs w:val="22"/>
+              </w:rPr>
+              <w:t>37</w:t>
+            </w:r>
+          </w:p>
+        </w:tc>
+      </w:tr>
+      <w:tr>
+        <w:trPr>
+          <w:trHeight w:val="290"/>
+          <w:jc w:val="center"/>
+        </w:trPr>
+        <w:tc>
+          <w:tcPr>
+            <w:tcW w:w="1700" w:type="dxa"/>
+            <w:vMerge/>
+            <w:vAlign w:val="center"/>
+            <w:hideMark/>
+          </w:tcPr>
+          <w:p>
+            <w:pPr>
+              <w:suppressAutoHyphens w:val="0"/>
+              <w:spacing w:after="0" w:line="240" w:lineRule="auto"/>
+              <w:jc w:val="center"/>
+              <w:rPr>
+                <w:rFonts w:ascii="Aptos Narrow" w:eastAsia="Times New Roman" w:hAnsi="Aptos Narrow" w:cs="Times New Roman"/>
+                <w:color w:val="000000"/>
+                <w:sz w:val="22"/>
+                <w:szCs w:val="22"/>
+              </w:rPr>
+            </w:pPr>
+          </w:p>
+        </w:tc>
+        <w:tc>
+          <w:tcPr>
+            <w:tcW w:w="1600" w:type="dxa"/>
+            <w:vMerge/>
+            <w:vAlign w:val="center"/>
+            <w:hideMark/>
+          </w:tcPr>
+          <w:p>
+            <w:pPr>
+              <w:suppressAutoHyphens w:val="0"/>
+              <w:spacing w:after="0" w:line="240" w:lineRule="auto"/>
+              <w:jc w:val="center"/>
+              <w:rPr>
+                <w:rFonts w:ascii="Aptos Narrow" w:eastAsia="Times New Roman" w:hAnsi="Aptos Narrow" w:cs="Times New Roman"/>
+                <w:color w:val="000000"/>
+                <w:sz w:val="22"/>
+                <w:szCs w:val="22"/>
+              </w:rPr>
+            </w:pPr>
+          </w:p>
+        </w:tc>
+        <w:tc>
+          <w:tcPr>
+            <w:tcW w:w="1160" w:type="dxa"/>
+            <w:noWrap/>
+            <w:vAlign w:val="center"/>
+            <w:hideMark/>
+          </w:tcPr>
+          <w:p>
+            <w:pPr>
+              <w:suppressAutoHyphens w:val="0"/>
+              <w:spacing w:after="0" w:line="240" w:lineRule="auto"/>
+              <w:jc w:val="center"/>
+              <w:rPr>
+                <w:rFonts w:ascii="Aptos Narrow" w:eastAsia="Times New Roman" w:hAnsi="Aptos Narrow" w:cs="Times New Roman"/>
+                <w:color w:val="000000"/>
+                <w:sz w:val="22"/>
+                <w:szCs w:val="22"/>
+              </w:rPr>
+            </w:pPr>
+            <w:r>
+              <w:rPr>
+                <w:rFonts w:ascii="Aptos Narrow" w:eastAsia="Times New Roman" w:hAnsi="Aptos Narrow" w:cs="Times New Roman"/>
+                <w:color w:val="000000"/>
+                <w:sz w:val="22"/>
+                <w:szCs w:val="22"/>
+              </w:rPr>
+              <w:t>5</w:t>
+            </w:r>
+          </w:p>
+        </w:tc>
+        <w:tc>
+          <w:tcPr>
+            <w:tcW w:w="2180" w:type="dxa"/>
+            <w:noWrap/>
+            <w:vAlign w:val="center"/>
+            <w:hideMark/>
+          </w:tcPr>
+          <w:p>
+            <w:pPr>
+              <w:suppressAutoHyphens w:val="0"/>
+              <w:spacing w:after="0" w:line="240" w:lineRule="auto"/>
+              <w:jc w:val="center"/>
+              <w:rPr>
+                <w:rFonts w:ascii="Aptos Narrow" w:eastAsia="Times New Roman" w:hAnsi="Aptos Narrow" w:cs="Times New Roman"/>
+                <w:color w:val="000000"/>
+                <w:sz w:val="22"/>
+                <w:szCs w:val="22"/>
+              </w:rPr>
+            </w:pPr>
+            <w:r>
+              <w:rPr>
+                <w:rFonts w:ascii="Aptos Narrow" w:eastAsia="Times New Roman" w:hAnsi="Aptos Narrow" w:cs="Times New Roman"/>
+                <w:color w:val="000000"/>
+                <w:sz w:val="22"/>
+                <w:szCs w:val="22"/>
+              </w:rPr>
+              <w:t>13</w:t>
+            </w:r>
+          </w:p>
+        </w:tc>
+      </w:tr>
+      <w:tr>
+        <w:trPr>
+          <w:trHeight w:val="290"/>
+          <w:jc w:val="center"/>
+        </w:trPr>
+        <w:tc>
+          <w:tcPr>
+            <w:tcW w:w="1700" w:type="dxa"/>
+            <w:vMerge/>
+            <w:vAlign w:val="center"/>
+            <w:hideMark/>
+          </w:tcPr>
+          <w:p>
+            <w:pPr>
+              <w:suppressAutoHyphens w:val="0"/>
+              <w:spacing w:after="0" w:line="240" w:lineRule="auto"/>
+              <w:jc w:val="center"/>
+              <w:rPr>
+                <w:rFonts w:ascii="Aptos Narrow" w:eastAsia="Times New Roman" w:hAnsi="Aptos Narrow" w:cs="Times New Roman"/>
+                <w:color w:val="000000"/>
+                <w:sz w:val="22"/>
+                <w:szCs w:val="22"/>
+              </w:rPr>
+            </w:pPr>
+          </w:p>
+        </w:tc>
+        <w:tc>
+          <w:tcPr>
+            <w:tcW w:w="1600" w:type="dxa"/>
+            <w:vMerge/>
+            <w:vAlign w:val="center"/>
+            <w:hideMark/>
+          </w:tcPr>
+          <w:p>
+            <w:pPr>
+              <w:suppressAutoHyphens w:val="0"/>
+              <w:spacing w:after="0" w:line="240" w:lineRule="auto"/>
+              <w:jc w:val="center"/>
+              <w:rPr>
+                <w:rFonts w:ascii="Aptos Narrow" w:eastAsia="Times New Roman" w:hAnsi="Aptos Narrow" w:cs="Times New Roman"/>
+                <w:color w:val="000000"/>
+                <w:sz w:val="22"/>
+                <w:szCs w:val="22"/>
+              </w:rPr>
+            </w:pPr>
+          </w:p>
+        </w:tc>
+        <w:tc>
+          <w:tcPr>
+            <w:tcW w:w="1160" w:type="dxa"/>
+            <w:noWrap/>
+            <w:vAlign w:val="center"/>
+            <w:hideMark/>
+          </w:tcPr>
+          <w:p>
+            <w:pPr>
+              <w:suppressAutoHyphens w:val="0"/>
+              <w:spacing w:after="0" w:line="240" w:lineRule="auto"/>
+              <w:jc w:val="center"/>
+              <w:rPr>
+                <w:rFonts w:ascii="Aptos Narrow" w:eastAsia="Times New Roman" w:hAnsi="Aptos Narrow" w:cs="Times New Roman"/>
+                <w:color w:val="000000"/>
+                <w:sz w:val="22"/>
+                <w:szCs w:val="22"/>
+              </w:rPr>
+            </w:pPr>
+            <w:r>
+              <w:rPr>
+                <w:rFonts w:ascii="Aptos Narrow" w:eastAsia="Times New Roman" w:hAnsi="Aptos Narrow" w:cs="Times New Roman"/>
+                <w:color w:val="000000"/>
+                <w:sz w:val="22"/>
+                <w:szCs w:val="22"/>
+              </w:rPr>
+              <w:t>20</w:t>
+            </w:r>
+          </w:p>
+        </w:tc>
+        <w:tc>
+          <w:tcPr>
+            <w:tcW w:w="2180" w:type="dxa"/>
+            <w:noWrap/>
+            <w:vAlign w:val="center"/>
+            <w:hideMark/>
+          </w:tcPr>
+          <w:p>
+            <w:pPr>
+              <w:suppressAutoHyphens w:val="0"/>
+              <w:spacing w:after="0" w:line="240" w:lineRule="auto"/>
+              <w:jc w:val="center"/>
+              <w:rPr>
+                <w:rFonts w:ascii="Aptos Narrow" w:eastAsia="Times New Roman" w:hAnsi="Aptos Narrow" w:cs="Times New Roman"/>
+                <w:color w:val="000000"/>
+                <w:sz w:val="22"/>
+                <w:szCs w:val="22"/>
+              </w:rPr>
+            </w:pPr>
+            <w:r>
+              <w:rPr>
+                <w:rFonts w:ascii="Aptos Narrow" w:eastAsia="Times New Roman" w:hAnsi="Aptos Narrow" w:cs="Times New Roman"/>
+                <w:color w:val="000000"/>
+                <w:sz w:val="22"/>
+                <w:szCs w:val="22"/>
+              </w:rPr>
+              <w:t>31</w:t>
+            </w:r>
+          </w:p>
+        </w:tc>
+      </w:tr>
+      <w:tr>
+        <w:trPr>
+          <w:trHeight w:val="290"/>
+          <w:jc w:val="center"/>
+        </w:trPr>
+        <w:tc>
+          <w:tcPr>
+            <w:tcW w:w="1700" w:type="dxa"/>
+            <w:vMerge/>
+            <w:vAlign w:val="center"/>
+            <w:hideMark/>
+          </w:tcPr>
+          <w:p>
+            <w:pPr>
+              <w:suppressAutoHyphens w:val="0"/>
+              <w:spacing w:after="0" w:line="240" w:lineRule="auto"/>
+              <w:jc w:val="center"/>
+              <w:rPr>
+                <w:rFonts w:ascii="Aptos Narrow" w:eastAsia="Times New Roman" w:hAnsi="Aptos Narrow" w:cs="Times New Roman"/>
+                <w:color w:val="000000"/>
+                <w:sz w:val="22"/>
+                <w:szCs w:val="22"/>
+              </w:rPr>
+            </w:pPr>
+          </w:p>
+        </w:tc>
+        <w:tc>
+          <w:tcPr>
+            <w:tcW w:w="1600" w:type="dxa"/>
+            <w:noWrap/>
+            <w:vAlign w:val="center"/>
+            <w:hideMark/>
+          </w:tcPr>
+          <w:p>
+            <w:pPr>
+              <w:suppressAutoHyphens w:val="0"/>
+              <w:spacing w:after="0" w:line="240" w:lineRule="auto"/>
+              <w:jc w:val="center"/>
+              <w:rPr>
+                <w:rFonts w:ascii="Aptos Narrow" w:eastAsia="Times New Roman" w:hAnsi="Aptos Narrow" w:cs="Times New Roman"/>
+                <w:color w:val="000000"/>
+                <w:sz w:val="22"/>
+                <w:szCs w:val="22"/>
+              </w:rPr>
+            </w:pPr>
+            <w:r>
+              <w:rPr>
+                <w:rFonts w:ascii="Aptos Narrow" w:eastAsia="Times New Roman" w:hAnsi="Aptos Narrow" w:cs="Times New Roman"/>
+                <w:color w:val="000000"/>
+                <w:sz w:val="22"/>
+                <w:szCs w:val="22"/>
+              </w:rPr>
+              <w:t>Avelumab</w:t>
+            </w:r>
+          </w:p>
+        </w:tc>
+        <w:tc>
+          <w:tcPr>
+            <w:tcW w:w="1160" w:type="dxa"/>
+            <w:noWrap/>
+            <w:vAlign w:val="center"/>
+            <w:hideMark/>
+          </w:tcPr>
+          <w:p>
+            <w:pPr>
+              <w:suppressAutoHyphens w:val="0"/>
+              <w:spacing w:after="0" w:line="240" w:lineRule="auto"/>
+              <w:jc w:val="center"/>
+              <w:rPr>
+                <w:rFonts w:ascii="Aptos Narrow" w:eastAsia="Times New Roman" w:hAnsi="Aptos Narrow" w:cs="Times New Roman"/>
+                <w:color w:val="000000"/>
+                <w:sz w:val="22"/>
+                <w:szCs w:val="22"/>
+              </w:rPr>
+            </w:pPr>
+            <w:r>
+              <w:rPr>
+                <w:rFonts w:ascii="Aptos Narrow" w:eastAsia="Times New Roman" w:hAnsi="Aptos Narrow" w:cs="Times New Roman"/>
+                <w:color w:val="000000"/>
+                <w:sz w:val="22"/>
+                <w:szCs w:val="22"/>
+              </w:rPr>
+              <w:t>5</w:t>
+            </w:r>
+          </w:p>
+        </w:tc>
+        <w:tc>
+          <w:tcPr>
+            <w:tcW w:w="2180" w:type="dxa"/>
+            <w:noWrap/>
+            <w:vAlign w:val="center"/>
+            <w:hideMark/>
+          </w:tcPr>
+          <w:p>
+            <w:pPr>
+              <w:suppressAutoHyphens w:val="0"/>
+              <w:spacing w:after="0" w:line="240" w:lineRule="auto"/>
+              <w:jc w:val="center"/>
+              <w:rPr>
+                <w:rFonts w:ascii="Aptos Narrow" w:eastAsia="Times New Roman" w:hAnsi="Aptos Narrow" w:cs="Times New Roman"/>
+                <w:color w:val="000000"/>
+                <w:sz w:val="22"/>
+                <w:szCs w:val="22"/>
+              </w:rPr>
+            </w:pPr>
+            <w:r>
+              <w:rPr>
+                <w:rFonts w:ascii="Aptos Narrow" w:eastAsia="Times New Roman" w:hAnsi="Aptos Narrow" w:cs="Times New Roman"/>
+                <w:color w:val="000000"/>
+                <w:sz w:val="22"/>
+                <w:szCs w:val="22"/>
+              </w:rPr>
+              <w:t>5</w:t>
+            </w:r>
+          </w:p>
+        </w:tc>
+      </w:tr>
+      <w:tr>
+        <w:trPr>
+          <w:trHeight w:val="290"/>
+          <w:jc w:val="center"/>
+        </w:trPr>
+        <w:tc>
+          <w:tcPr>
+            <w:tcW w:w="1700" w:type="dxa"/>
+            <w:vMerge/>
+            <w:vAlign w:val="center"/>
+            <w:hideMark/>
+          </w:tcPr>
+          <w:p>
+            <w:pPr>
+              <w:suppressAutoHyphens w:val="0"/>
+              <w:spacing w:after="0" w:line="240" w:lineRule="auto"/>
+              <w:jc w:val="center"/>
+              <w:rPr>
+                <w:rFonts w:ascii="Aptos Narrow" w:eastAsia="Times New Roman" w:hAnsi="Aptos Narrow" w:cs="Times New Roman"/>
+                <w:color w:val="000000"/>
+                <w:sz w:val="22"/>
+                <w:szCs w:val="22"/>
+              </w:rPr>
+            </w:pPr>
+          </w:p>
+        </w:tc>
+        <w:tc>
+          <w:tcPr>
+            <w:tcW w:w="1600" w:type="dxa"/>
+            <w:vMerge w:val="restart"/>
+            <w:noWrap/>
+            <w:vAlign w:val="center"/>
+            <w:hideMark/>
+          </w:tcPr>
+          <w:p>
+            <w:pPr>
+              <w:suppressAutoHyphens w:val="0"/>
+              <w:spacing w:after="0" w:line="240" w:lineRule="auto"/>
+              <w:jc w:val="center"/>
+              <w:rPr>
+                <w:rFonts w:ascii="Aptos Narrow" w:eastAsia="Times New Roman" w:hAnsi="Aptos Narrow" w:cs="Times New Roman"/>
+                <w:color w:val="000000"/>
+                <w:sz w:val="22"/>
+                <w:szCs w:val="22"/>
+              </w:rPr>
+            </w:pPr>
+            <w:r>
+              <w:rPr>
+                <w:rFonts w:ascii="Aptos Narrow" w:eastAsia="Times New Roman" w:hAnsi="Aptos Narrow" w:cs="Times New Roman"/>
+                <w:color w:val="000000"/>
+                <w:sz w:val="22"/>
+                <w:szCs w:val="22"/>
+              </w:rPr>
+              <w:t>Bevacizumab</w:t>
+            </w:r>
+          </w:p>
+        </w:tc>
+        <w:tc>
+          <w:tcPr>
+            <w:tcW w:w="1160" w:type="dxa"/>
+            <w:noWrap/>
+            <w:vAlign w:val="center"/>
+            <w:hideMark/>
+          </w:tcPr>
+          <w:p>
+            <w:pPr>
+              <w:suppressAutoHyphens w:val="0"/>
+              <w:spacing w:after="0" w:line="240" w:lineRule="auto"/>
+              <w:jc w:val="center"/>
+              <w:rPr>
+                <w:rFonts w:ascii="Aptos Narrow" w:eastAsia="Times New Roman" w:hAnsi="Aptos Narrow" w:cs="Times New Roman"/>
+                <w:color w:val="000000"/>
+                <w:sz w:val="22"/>
+                <w:szCs w:val="22"/>
+              </w:rPr>
+            </w:pPr>
+            <w:r>
+              <w:rPr>
+                <w:rFonts w:ascii="Aptos Narrow" w:eastAsia="Times New Roman" w:hAnsi="Aptos Narrow" w:cs="Times New Roman"/>
+                <w:color w:val="000000"/>
+                <w:sz w:val="22"/>
+                <w:szCs w:val="22"/>
+              </w:rPr>
+              <w:t>4</w:t>
+            </w:r>
+          </w:p>
+        </w:tc>
+        <w:tc>
+          <w:tcPr>
+            <w:tcW w:w="2180" w:type="dxa"/>
+            <w:noWrap/>
+            <w:vAlign w:val="center"/>
+            <w:hideMark/>
+          </w:tcPr>
+          <w:p>
+            <w:pPr>
+              <w:suppressAutoHyphens w:val="0"/>
+              <w:spacing w:after="0" w:line="240" w:lineRule="auto"/>
+              <w:jc w:val="center"/>
+              <w:rPr>
+                <w:rFonts w:ascii="Aptos Narrow" w:eastAsia="Times New Roman" w:hAnsi="Aptos Narrow" w:cs="Times New Roman"/>
+                <w:color w:val="000000"/>
+                <w:sz w:val="22"/>
+                <w:szCs w:val="22"/>
+              </w:rPr>
+            </w:pPr>
+            <w:r>
+              <w:rPr>
+                <w:rFonts w:ascii="Aptos Narrow" w:eastAsia="Times New Roman" w:hAnsi="Aptos Narrow" w:cs="Times New Roman"/>
+                <w:color w:val="000000"/>
+                <w:sz w:val="22"/>
+                <w:szCs w:val="22"/>
+              </w:rPr>
+              <w:t>22</w:t>
+            </w:r>
+          </w:p>
+        </w:tc>
+      </w:tr>
+      <w:tr>
+        <w:trPr>
+          <w:trHeight w:val="290"/>
+          <w:jc w:val="center"/>
+        </w:trPr>
+        <w:tc>
+          <w:tcPr>
+            <w:tcW w:w="1700" w:type="dxa"/>
+            <w:vMerge/>
+            <w:vAlign w:val="center"/>
+            <w:hideMark/>
+          </w:tcPr>
+          <w:p>
+            <w:pPr>
+              <w:suppressAutoHyphens w:val="0"/>
+              <w:spacing w:after="0" w:line="240" w:lineRule="auto"/>
+              <w:jc w:val="center"/>
+              <w:rPr>
+                <w:rFonts w:ascii="Aptos Narrow" w:eastAsia="Times New Roman" w:hAnsi="Aptos Narrow" w:cs="Times New Roman"/>
+                <w:color w:val="000000"/>
+                <w:sz w:val="22"/>
+                <w:szCs w:val="22"/>
+              </w:rPr>
+            </w:pPr>
+          </w:p>
+        </w:tc>
+        <w:tc>
+          <w:tcPr>
+            <w:tcW w:w="1600" w:type="dxa"/>
+            <w:vMerge/>
+            <w:vAlign w:val="center"/>
+            <w:hideMark/>
+          </w:tcPr>
+          <w:p>
+            <w:pPr>
+              <w:suppressAutoHyphens w:val="0"/>
+              <w:spacing w:after="0" w:line="240" w:lineRule="auto"/>
+              <w:jc w:val="center"/>
+              <w:rPr>
+                <w:rFonts w:ascii="Aptos Narrow" w:eastAsia="Times New Roman" w:hAnsi="Aptos Narrow" w:cs="Times New Roman"/>
+                <w:color w:val="000000"/>
+                <w:sz w:val="22"/>
+                <w:szCs w:val="22"/>
+              </w:rPr>
+            </w:pPr>
+          </w:p>
+        </w:tc>
+        <w:tc>
+          <w:tcPr>
+            <w:tcW w:w="1160" w:type="dxa"/>
+            <w:noWrap/>
+            <w:vAlign w:val="center"/>
+            <w:hideMark/>
+          </w:tcPr>
+          <w:p>
+            <w:pPr>
+              <w:suppressAutoHyphens w:val="0"/>
+              <w:spacing w:after="0" w:line="240" w:lineRule="auto"/>
+              <w:jc w:val="center"/>
+              <w:rPr>
+                <w:rFonts w:ascii="Aptos Narrow" w:eastAsia="Times New Roman" w:hAnsi="Aptos Narrow" w:cs="Times New Roman"/>
+                <w:color w:val="000000"/>
+                <w:sz w:val="22"/>
+                <w:szCs w:val="22"/>
+              </w:rPr>
+            </w:pPr>
+            <w:r>
+              <w:rPr>
+                <w:rFonts w:ascii="Aptos Narrow" w:eastAsia="Times New Roman" w:hAnsi="Aptos Narrow" w:cs="Times New Roman"/>
+                <w:color w:val="000000"/>
+                <w:sz w:val="22"/>
+                <w:szCs w:val="22"/>
+              </w:rPr>
+              <w:t>5</w:t>
+            </w:r>
+          </w:p>
+        </w:tc>
+        <w:tc>
+          <w:tcPr>
+            <w:tcW w:w="2180" w:type="dxa"/>
+            <w:noWrap/>
+            <w:vAlign w:val="center"/>
+            <w:hideMark/>
+          </w:tcPr>
+          <w:p>
+            <w:pPr>
+              <w:suppressAutoHyphens w:val="0"/>
+              <w:spacing w:after="0" w:line="240" w:lineRule="auto"/>
+              <w:jc w:val="center"/>
+              <w:rPr>
+                <w:rFonts w:ascii="Aptos Narrow" w:eastAsia="Times New Roman" w:hAnsi="Aptos Narrow" w:cs="Times New Roman"/>
+                <w:color w:val="000000"/>
+                <w:sz w:val="22"/>
+                <w:szCs w:val="22"/>
+              </w:rPr>
+            </w:pPr>
+            <w:r>
+              <w:rPr>
+                <w:rFonts w:ascii="Aptos Narrow" w:eastAsia="Times New Roman" w:hAnsi="Aptos Narrow" w:cs="Times New Roman"/>
+                <w:color w:val="000000"/>
+                <w:sz w:val="22"/>
+                <w:szCs w:val="22"/>
+              </w:rPr>
+              <w:t>5</w:t>
+            </w:r>
+          </w:p>
+        </w:tc>
+      </w:tr>
+      <w:tr>
+        <w:trPr>
+          <w:trHeight w:val="290"/>
+          <w:jc w:val="center"/>
+        </w:trPr>
+        <w:tc>
+          <w:tcPr>
+            <w:tcW w:w="1700" w:type="dxa"/>
+            <w:vMerge/>
+            <w:vAlign w:val="center"/>
+            <w:hideMark/>
+          </w:tcPr>
+          <w:p>
+            <w:pPr>
+              <w:suppressAutoHyphens w:val="0"/>
+              <w:spacing w:after="0" w:line="240" w:lineRule="auto"/>
+              <w:jc w:val="center"/>
+              <w:rPr>
+                <w:rFonts w:ascii="Aptos Narrow" w:eastAsia="Times New Roman" w:hAnsi="Aptos Narrow" w:cs="Times New Roman"/>
+                <w:color w:val="000000"/>
+                <w:sz w:val="22"/>
+                <w:szCs w:val="22"/>
+              </w:rPr>
+            </w:pPr>
+          </w:p>
+        </w:tc>
+        <w:tc>
+          <w:tcPr>
+            <w:tcW w:w="1600" w:type="dxa"/>
+            <w:noWrap/>
+            <w:vAlign w:val="center"/>
+            <w:hideMark/>
+          </w:tcPr>
+          <w:p>
+            <w:pPr>
+              <w:suppressAutoHyphens w:val="0"/>
+              <w:spacing w:after="0" w:line="240" w:lineRule="auto"/>
+              <w:jc w:val="center"/>
+              <w:rPr>
+                <w:rFonts w:ascii="Aptos Narrow" w:eastAsia="Times New Roman" w:hAnsi="Aptos Narrow" w:cs="Times New Roman"/>
+                <w:color w:val="000000"/>
+                <w:sz w:val="22"/>
+                <w:szCs w:val="22"/>
+              </w:rPr>
+            </w:pPr>
+            <w:r>
+              <w:rPr>
+                <w:rFonts w:ascii="Aptos Narrow" w:eastAsia="Times New Roman" w:hAnsi="Aptos Narrow" w:cs="Times New Roman"/>
+                <w:color w:val="000000"/>
+                <w:sz w:val="22"/>
+                <w:szCs w:val="22"/>
+              </w:rPr>
+              <w:t>Golimumab</w:t>
+            </w:r>
+          </w:p>
+        </w:tc>
+        <w:tc>
+          <w:tcPr>
+            <w:tcW w:w="1160" w:type="dxa"/>
+            <w:noWrap/>
+            <w:vAlign w:val="center"/>
+            <w:hideMark/>
+          </w:tcPr>
+          <w:p>
+            <w:pPr>
+              <w:suppressAutoHyphens w:val="0"/>
+              <w:spacing w:after="0" w:line="240" w:lineRule="auto"/>
+              <w:jc w:val="center"/>
+              <w:rPr>
+                <w:rFonts w:ascii="Aptos Narrow" w:eastAsia="Times New Roman" w:hAnsi="Aptos Narrow" w:cs="Times New Roman"/>
+                <w:color w:val="000000"/>
+                <w:sz w:val="22"/>
+                <w:szCs w:val="22"/>
+              </w:rPr>
+            </w:pPr>
+            <w:r>
+              <w:rPr>
+                <w:rFonts w:ascii="Aptos Narrow" w:eastAsia="Times New Roman" w:hAnsi="Aptos Narrow" w:cs="Times New Roman"/>
+                <w:color w:val="000000"/>
+                <w:sz w:val="22"/>
+                <w:szCs w:val="22"/>
+              </w:rPr>
+              <w:t>3</w:t>
+            </w:r>
+          </w:p>
+        </w:tc>
+        <w:tc>
+          <w:tcPr>
+            <w:tcW w:w="2180" w:type="dxa"/>
+            <w:noWrap/>
+            <w:vAlign w:val="center"/>
+            <w:hideMark/>
+          </w:tcPr>
+          <w:p>
+            <w:pPr>
+              <w:suppressAutoHyphens w:val="0"/>
+              <w:spacing w:after="0" w:line="240" w:lineRule="auto"/>
+              <w:jc w:val="center"/>
+              <w:rPr>
+                <w:rFonts w:ascii="Aptos Narrow" w:eastAsia="Times New Roman" w:hAnsi="Aptos Narrow" w:cs="Times New Roman"/>
+                <w:color w:val="000000"/>
+                <w:sz w:val="22"/>
+                <w:szCs w:val="22"/>
+              </w:rPr>
+            </w:pPr>
+            <w:r>
+              <w:rPr>
+                <w:rFonts w:ascii="Aptos Narrow" w:eastAsia="Times New Roman" w:hAnsi="Aptos Narrow" w:cs="Times New Roman"/>
+                <w:color w:val="000000"/>
+                <w:sz w:val="22"/>
+                <w:szCs w:val="22"/>
+              </w:rPr>
+              <w:t>16</w:t>
+            </w:r>
+          </w:p>
+        </w:tc>
+      </w:tr>
+      <w:tr>
+        <w:trPr>
+          <w:trHeight w:val="290"/>
+          <w:jc w:val="center"/>
+        </w:trPr>
+        <w:tc>
+          <w:tcPr>
+            <w:tcW w:w="1700" w:type="dxa"/>
+            <w:vMerge/>
+            <w:vAlign w:val="center"/>
+            <w:hideMark/>
+          </w:tcPr>
+          <w:p>
+            <w:pPr>
+              <w:suppressAutoHyphens w:val="0"/>
+              <w:spacing w:after="0" w:line="240" w:lineRule="auto"/>
+              <w:jc w:val="center"/>
+              <w:rPr>
+                <w:rFonts w:ascii="Aptos Narrow" w:eastAsia="Times New Roman" w:hAnsi="Aptos Narrow" w:cs="Times New Roman"/>
+                <w:color w:val="000000"/>
+                <w:sz w:val="22"/>
+                <w:szCs w:val="22"/>
+              </w:rPr>
+            </w:pPr>
+          </w:p>
+        </w:tc>
+        <w:tc>
+          <w:tcPr>
+            <w:tcW w:w="1600" w:type="dxa"/>
+            <w:vMerge w:val="restart"/>
+            <w:noWrap/>
+            <w:vAlign w:val="center"/>
+            <w:hideMark/>
+          </w:tcPr>
+          <w:p>
+            <w:pPr>
+              <w:suppressAutoHyphens w:val="0"/>
+              <w:spacing w:after="0" w:line="240" w:lineRule="auto"/>
+              <w:jc w:val="center"/>
+              <w:rPr>
+                <w:rFonts w:ascii="Aptos Narrow" w:eastAsia="Times New Roman" w:hAnsi="Aptos Narrow" w:cs="Times New Roman"/>
+                <w:color w:val="000000"/>
+                <w:sz w:val="22"/>
+                <w:szCs w:val="22"/>
+              </w:rPr>
+            </w:pPr>
+            <w:r>
+              <w:rPr>
+                <w:rFonts w:ascii="Aptos Narrow" w:eastAsia="Times New Roman" w:hAnsi="Aptos Narrow" w:cs="Times New Roman"/>
+                <w:color w:val="000000"/>
+                <w:sz w:val="22"/>
+                <w:szCs w:val="22"/>
+              </w:rPr>
+              <w:t>Nivolumab</w:t>
+            </w:r>
+          </w:p>
+        </w:tc>
+        <w:tc>
+          <w:tcPr>
+            <w:tcW w:w="1160" w:type="dxa"/>
+            <w:noWrap/>
+            <w:vAlign w:val="center"/>
+            <w:hideMark/>
+          </w:tcPr>
+          <w:p>
+            <w:pPr>
+              <w:suppressAutoHyphens w:val="0"/>
+              <w:spacing w:after="0" w:line="240" w:lineRule="auto"/>
+              <w:jc w:val="center"/>
+              <w:rPr>
+                <w:rFonts w:ascii="Aptos Narrow" w:eastAsia="Times New Roman" w:hAnsi="Aptos Narrow" w:cs="Times New Roman"/>
+                <w:color w:val="000000"/>
+                <w:sz w:val="22"/>
+                <w:szCs w:val="22"/>
+              </w:rPr>
+            </w:pPr>
+            <w:r>
+              <w:rPr>
+                <w:rFonts w:ascii="Aptos Narrow" w:eastAsia="Times New Roman" w:hAnsi="Aptos Narrow" w:cs="Times New Roman"/>
+                <w:color w:val="000000"/>
+                <w:sz w:val="22"/>
+                <w:szCs w:val="22"/>
+              </w:rPr>
+              <w:t>1</w:t>
+            </w:r>
+          </w:p>
+        </w:tc>
+        <w:tc>
+          <w:tcPr>
+            <w:tcW w:w="2180" w:type="dxa"/>
+            <w:noWrap/>
+            <w:vAlign w:val="center"/>
+            <w:hideMark/>
+          </w:tcPr>
+          <w:p>
+            <w:pPr>
+              <w:suppressAutoHyphens w:val="0"/>
+              <w:spacing w:after="0" w:line="240" w:lineRule="auto"/>
+              <w:jc w:val="center"/>
+              <w:rPr>
+                <w:rFonts w:ascii="Aptos Narrow" w:eastAsia="Times New Roman" w:hAnsi="Aptos Narrow" w:cs="Times New Roman"/>
+                <w:color w:val="000000"/>
+                <w:sz w:val="22"/>
+                <w:szCs w:val="22"/>
+              </w:rPr>
+            </w:pPr>
+            <w:r>
+              <w:rPr>
+                <w:rFonts w:ascii="Aptos Narrow" w:eastAsia="Times New Roman" w:hAnsi="Aptos Narrow" w:cs="Times New Roman"/>
+                <w:color w:val="000000"/>
+                <w:sz w:val="22"/>
+                <w:szCs w:val="22"/>
+              </w:rPr>
+              <w:t>21</w:t>
+            </w:r>
+          </w:p>
+        </w:tc>
+      </w:tr>
+      <w:tr>
+        <w:trPr>
+          <w:trHeight w:val="290"/>
+          <w:jc w:val="center"/>
+        </w:trPr>
+        <w:tc>
+          <w:tcPr>
+            <w:tcW w:w="1700" w:type="dxa"/>
+            <w:vMerge/>
+            <w:vAlign w:val="center"/>
+            <w:hideMark/>
+          </w:tcPr>
+          <w:p>
+            <w:pPr>
+              <w:suppressAutoHyphens w:val="0"/>
+              <w:spacing w:after="0" w:line="240" w:lineRule="auto"/>
+              <w:jc w:val="center"/>
+              <w:rPr>
+                <w:rFonts w:ascii="Aptos Narrow" w:eastAsia="Times New Roman" w:hAnsi="Aptos Narrow" w:cs="Times New Roman"/>
+                <w:color w:val="000000"/>
+                <w:sz w:val="22"/>
+                <w:szCs w:val="22"/>
+              </w:rPr>
+            </w:pPr>
+          </w:p>
+        </w:tc>
+        <w:tc>
+          <w:tcPr>
+            <w:tcW w:w="1600" w:type="dxa"/>
+            <w:vMerge/>
+            <w:vAlign w:val="center"/>
+            <w:hideMark/>
+          </w:tcPr>
+          <w:p>
+            <w:pPr>
+              <w:suppressAutoHyphens w:val="0"/>
+              <w:spacing w:after="0" w:line="240" w:lineRule="auto"/>
+              <w:jc w:val="center"/>
+              <w:rPr>
+                <w:rFonts w:ascii="Aptos Narrow" w:eastAsia="Times New Roman" w:hAnsi="Aptos Narrow" w:cs="Times New Roman"/>
+                <w:color w:val="000000"/>
+                <w:sz w:val="22"/>
+                <w:szCs w:val="22"/>
+              </w:rPr>
+            </w:pPr>
+          </w:p>
+        </w:tc>
+        <w:tc>
+          <w:tcPr>
+            <w:tcW w:w="1160" w:type="dxa"/>
+            <w:noWrap/>
+            <w:vAlign w:val="center"/>
+            <w:hideMark/>
+          </w:tcPr>
+          <w:p>
+            <w:pPr>
+              <w:suppressAutoHyphens w:val="0"/>
+              <w:spacing w:after="0" w:line="240" w:lineRule="auto"/>
+              <w:jc w:val="center"/>
+              <w:rPr>
+                <w:rFonts w:ascii="Aptos Narrow" w:eastAsia="Times New Roman" w:hAnsi="Aptos Narrow" w:cs="Times New Roman"/>
+                <w:color w:val="000000"/>
+                <w:sz w:val="22"/>
+                <w:szCs w:val="22"/>
+              </w:rPr>
+            </w:pPr>
+            <w:r>
+              <w:rPr>
+                <w:rFonts w:ascii="Aptos Narrow" w:eastAsia="Times New Roman" w:hAnsi="Aptos Narrow" w:cs="Times New Roman"/>
+                <w:color w:val="000000"/>
+                <w:sz w:val="22"/>
+                <w:szCs w:val="22"/>
+              </w:rPr>
+              <w:t>10</w:t>
+            </w:r>
+          </w:p>
+        </w:tc>
+        <w:tc>
+          <w:tcPr>
+            <w:tcW w:w="2180" w:type="dxa"/>
+            <w:noWrap/>
+            <w:vAlign w:val="center"/>
+            <w:hideMark/>
+          </w:tcPr>
+          <w:p>
+            <w:pPr>
+              <w:suppressAutoHyphens w:val="0"/>
+              <w:spacing w:after="0" w:line="240" w:lineRule="auto"/>
+              <w:jc w:val="center"/>
+              <w:rPr>
+                <w:rFonts w:ascii="Aptos Narrow" w:eastAsia="Times New Roman" w:hAnsi="Aptos Narrow" w:cs="Times New Roman"/>
+                <w:color w:val="000000"/>
+                <w:sz w:val="22"/>
+                <w:szCs w:val="22"/>
+              </w:rPr>
+            </w:pPr>
+            <w:r>
+              <w:rPr>
+                <w:rFonts w:ascii="Aptos Narrow" w:eastAsia="Times New Roman" w:hAnsi="Aptos Narrow" w:cs="Times New Roman"/>
+                <w:color w:val="000000"/>
+                <w:sz w:val="22"/>
+                <w:szCs w:val="22"/>
+              </w:rPr>
+              <w:t>20</w:t>
+            </w:r>
+          </w:p>
+        </w:tc>
+      </w:tr>
+      <w:tr>
+        <w:trPr>
+          <w:trHeight w:val="290"/>
+          <w:jc w:val="center"/>
+        </w:trPr>
+        <w:tc>
+          <w:tcPr>
+            <w:tcW w:w="1700" w:type="dxa"/>
+            <w:vMerge/>
+            <w:vAlign w:val="center"/>
+            <w:hideMark/>
+          </w:tcPr>
+          <w:p>
+            <w:pPr>
+              <w:suppressAutoHyphens w:val="0"/>
+              <w:spacing w:after="0" w:line="240" w:lineRule="auto"/>
+              <w:jc w:val="center"/>
+              <w:rPr>
+                <w:rFonts w:ascii="Aptos Narrow" w:eastAsia="Times New Roman" w:hAnsi="Aptos Narrow" w:cs="Times New Roman"/>
+                <w:color w:val="000000"/>
+                <w:sz w:val="22"/>
+                <w:szCs w:val="22"/>
+              </w:rPr>
+            </w:pPr>
+          </w:p>
+        </w:tc>
+        <w:tc>
+          <w:tcPr>
+            <w:tcW w:w="1600" w:type="dxa"/>
+            <w:vMerge w:val="restart"/>
+            <w:noWrap/>
+            <w:vAlign w:val="center"/>
+            <w:hideMark/>
+          </w:tcPr>
+          <w:p>
+            <w:pPr>
+              <w:suppressAutoHyphens w:val="0"/>
+              <w:spacing w:after="0" w:line="240" w:lineRule="auto"/>
+              <w:jc w:val="center"/>
+              <w:rPr>
+                <w:rFonts w:ascii="Aptos Narrow" w:eastAsia="Times New Roman" w:hAnsi="Aptos Narrow" w:cs="Times New Roman"/>
+                <w:color w:val="000000"/>
+                <w:sz w:val="22"/>
+                <w:szCs w:val="22"/>
+              </w:rPr>
+            </w:pPr>
+            <w:r>
+              <w:rPr>
+                <w:rFonts w:ascii="Aptos Narrow" w:eastAsia="Times New Roman" w:hAnsi="Aptos Narrow" w:cs="Times New Roman"/>
+                <w:color w:val="000000"/>
+                <w:sz w:val="22"/>
+                <w:szCs w:val="22"/>
+              </w:rPr>
+              <w:t>Pembrolizumab</w:t>
+            </w:r>
+          </w:p>
+        </w:tc>
+        <w:tc>
+          <w:tcPr>
+            <w:tcW w:w="1160" w:type="dxa"/>
+            <w:noWrap/>
+            <w:vAlign w:val="center"/>
+            <w:hideMark/>
+          </w:tcPr>
+          <w:p>
+            <w:pPr>
+              <w:suppressAutoHyphens w:val="0"/>
+              <w:spacing w:after="0" w:line="240" w:lineRule="auto"/>
+              <w:jc w:val="center"/>
+              <w:rPr>
+                <w:rFonts w:ascii="Aptos Narrow" w:eastAsia="Times New Roman" w:hAnsi="Aptos Narrow" w:cs="Times New Roman"/>
+                <w:color w:val="000000"/>
+                <w:sz w:val="22"/>
+                <w:szCs w:val="22"/>
+              </w:rPr>
+            </w:pPr>
+            <w:r>
+              <w:rPr>
+                <w:rFonts w:ascii="Aptos Narrow" w:eastAsia="Times New Roman" w:hAnsi="Aptos Narrow" w:cs="Times New Roman"/>
+                <w:color w:val="000000"/>
+                <w:sz w:val="22"/>
+                <w:szCs w:val="22"/>
+              </w:rPr>
+              <w:t>0.3</w:t>
+            </w:r>
+          </w:p>
+        </w:tc>
+        <w:tc>
+          <w:tcPr>
+            <w:tcW w:w="2180" w:type="dxa"/>
+            <w:noWrap/>
+            <w:vAlign w:val="center"/>
+            <w:hideMark/>
+          </w:tcPr>
+          <w:p>
+            <w:pPr>
+              <w:suppressAutoHyphens w:val="0"/>
+              <w:spacing w:after="0" w:line="240" w:lineRule="auto"/>
+              <w:jc w:val="center"/>
+              <w:rPr>
+                <w:rFonts w:ascii="Aptos Narrow" w:eastAsia="Times New Roman" w:hAnsi="Aptos Narrow" w:cs="Times New Roman"/>
+                <w:color w:val="000000"/>
+                <w:sz w:val="22"/>
+                <w:szCs w:val="22"/>
+              </w:rPr>
+            </w:pPr>
+            <w:r>
+              <w:rPr>
+                <w:rFonts w:ascii="Aptos Narrow" w:eastAsia="Times New Roman" w:hAnsi="Aptos Narrow" w:cs="Times New Roman"/>
+                <w:color w:val="000000"/>
+                <w:sz w:val="22"/>
+                <w:szCs w:val="22"/>
+              </w:rPr>
+              <w:t>28</w:t>
+            </w:r>
+          </w:p>
+        </w:tc>
+      </w:tr>
+      <w:tr>
+        <w:trPr>
+          <w:trHeight w:val="290"/>
+          <w:jc w:val="center"/>
+        </w:trPr>
+        <w:tc>
+          <w:tcPr>
+            <w:tcW w:w="1700" w:type="dxa"/>
+            <w:vMerge/>
+            <w:vAlign w:val="center"/>
+            <w:hideMark/>
+          </w:tcPr>
+          <w:p>
+            <w:pPr>
+              <w:suppressAutoHyphens w:val="0"/>
+              <w:spacing w:after="0" w:line="240" w:lineRule="auto"/>
+              <w:jc w:val="center"/>
+              <w:rPr>
+                <w:rFonts w:ascii="Aptos Narrow" w:eastAsia="Times New Roman" w:hAnsi="Aptos Narrow" w:cs="Times New Roman"/>
+                <w:color w:val="000000"/>
+                <w:sz w:val="22"/>
+                <w:szCs w:val="22"/>
+              </w:rPr>
+            </w:pPr>
+          </w:p>
+        </w:tc>
+        <w:tc>
+          <w:tcPr>
+            <w:tcW w:w="1600" w:type="dxa"/>
+            <w:vMerge/>
+            <w:vAlign w:val="center"/>
+            <w:hideMark/>
+          </w:tcPr>
+          <w:p>
+            <w:pPr>
+              <w:suppressAutoHyphens w:val="0"/>
+              <w:spacing w:after="0" w:line="240" w:lineRule="auto"/>
+              <w:jc w:val="center"/>
+              <w:rPr>
+                <w:rFonts w:ascii="Aptos Narrow" w:eastAsia="Times New Roman" w:hAnsi="Aptos Narrow" w:cs="Times New Roman"/>
+                <w:color w:val="000000"/>
+                <w:sz w:val="22"/>
+                <w:szCs w:val="22"/>
+              </w:rPr>
+            </w:pPr>
+          </w:p>
+        </w:tc>
+        <w:tc>
+          <w:tcPr>
+            <w:tcW w:w="1160" w:type="dxa"/>
+            <w:noWrap/>
+            <w:vAlign w:val="center"/>
+            <w:hideMark/>
+          </w:tcPr>
+          <w:p>
+            <w:pPr>
+              <w:suppressAutoHyphens w:val="0"/>
+              <w:spacing w:after="0" w:line="240" w:lineRule="auto"/>
+              <w:jc w:val="center"/>
+              <w:rPr>
+                <w:rFonts w:ascii="Aptos Narrow" w:eastAsia="Times New Roman" w:hAnsi="Aptos Narrow" w:cs="Times New Roman"/>
+                <w:color w:val="000000"/>
+                <w:sz w:val="22"/>
+                <w:szCs w:val="22"/>
+              </w:rPr>
+            </w:pPr>
+            <w:r>
+              <w:rPr>
+                <w:rFonts w:ascii="Aptos Narrow" w:eastAsia="Times New Roman" w:hAnsi="Aptos Narrow" w:cs="Times New Roman"/>
+                <w:color w:val="000000"/>
+                <w:sz w:val="22"/>
+                <w:szCs w:val="22"/>
+              </w:rPr>
+              <w:t>3</w:t>
+            </w:r>
+          </w:p>
+        </w:tc>
+        <w:tc>
+          <w:tcPr>
+            <w:tcW w:w="2180" w:type="dxa"/>
+            <w:noWrap/>
+            <w:vAlign w:val="center"/>
+            <w:hideMark/>
+          </w:tcPr>
+          <w:p>
+            <w:pPr>
+              <w:suppressAutoHyphens w:val="0"/>
+              <w:spacing w:after="0" w:line="240" w:lineRule="auto"/>
+              <w:jc w:val="center"/>
+              <w:rPr>
+                <w:rFonts w:ascii="Aptos Narrow" w:eastAsia="Times New Roman" w:hAnsi="Aptos Narrow" w:cs="Times New Roman"/>
+                <w:color w:val="000000"/>
+                <w:sz w:val="22"/>
+                <w:szCs w:val="22"/>
+              </w:rPr>
+            </w:pPr>
+            <w:r>
+              <w:rPr>
+                <w:rFonts w:ascii="Aptos Narrow" w:eastAsia="Times New Roman" w:hAnsi="Aptos Narrow" w:cs="Times New Roman"/>
+                <w:color w:val="000000"/>
+                <w:sz w:val="22"/>
+                <w:szCs w:val="22"/>
+              </w:rPr>
+              <w:t>59</w:t>
+            </w:r>
+          </w:p>
+        </w:tc>
+      </w:tr>
+      <w:tr>
+        <w:trPr>
+          <w:trHeight w:val="290"/>
+          <w:jc w:val="center"/>
+        </w:trPr>
+        <w:tc>
+          <w:tcPr>
+            <w:tcW w:w="1700" w:type="dxa"/>
+            <w:vMerge/>
+            <w:vAlign w:val="center"/>
+            <w:hideMark/>
+          </w:tcPr>
+          <w:p>
+            <w:pPr>
+              <w:suppressAutoHyphens w:val="0"/>
+              <w:spacing w:after="0" w:line="240" w:lineRule="auto"/>
+              <w:jc w:val="center"/>
+              <w:rPr>
+                <w:rFonts w:ascii="Aptos Narrow" w:eastAsia="Times New Roman" w:hAnsi="Aptos Narrow" w:cs="Times New Roman"/>
+                <w:color w:val="000000"/>
+                <w:sz w:val="22"/>
+                <w:szCs w:val="22"/>
+              </w:rPr>
+            </w:pPr>
+          </w:p>
+        </w:tc>
+        <w:tc>
+          <w:tcPr>
+            <w:tcW w:w="1600" w:type="dxa"/>
+            <w:vMerge/>
+            <w:vAlign w:val="center"/>
+            <w:hideMark/>
+          </w:tcPr>
+          <w:p>
+            <w:pPr>
+              <w:suppressAutoHyphens w:val="0"/>
+              <w:spacing w:after="0" w:line="240" w:lineRule="auto"/>
+              <w:jc w:val="center"/>
+              <w:rPr>
+                <w:rFonts w:ascii="Aptos Narrow" w:eastAsia="Times New Roman" w:hAnsi="Aptos Narrow" w:cs="Times New Roman"/>
+                <w:color w:val="000000"/>
+                <w:sz w:val="22"/>
+                <w:szCs w:val="22"/>
+              </w:rPr>
+            </w:pPr>
+          </w:p>
+        </w:tc>
+        <w:tc>
+          <w:tcPr>
+            <w:tcW w:w="1160" w:type="dxa"/>
+            <w:noWrap/>
+            <w:vAlign w:val="center"/>
+            <w:hideMark/>
+          </w:tcPr>
+          <w:p>
+            <w:pPr>
+              <w:suppressAutoHyphens w:val="0"/>
+              <w:spacing w:after="0" w:line="240" w:lineRule="auto"/>
+              <w:jc w:val="center"/>
+              <w:rPr>
+                <w:rFonts w:ascii="Aptos Narrow" w:eastAsia="Times New Roman" w:hAnsi="Aptos Narrow" w:cs="Times New Roman"/>
+                <w:color w:val="000000"/>
+                <w:sz w:val="22"/>
+                <w:szCs w:val="22"/>
+              </w:rPr>
+            </w:pPr>
+            <w:r>
+              <w:rPr>
+                <w:rFonts w:ascii="Aptos Narrow" w:eastAsia="Times New Roman" w:hAnsi="Aptos Narrow" w:cs="Times New Roman"/>
+                <w:color w:val="000000"/>
+                <w:sz w:val="22"/>
+                <w:szCs w:val="22"/>
+              </w:rPr>
+              <w:t>30</w:t>
+            </w:r>
+          </w:p>
+        </w:tc>
+        <w:tc>
+          <w:tcPr>
+            <w:tcW w:w="2180" w:type="dxa"/>
+            <w:noWrap/>
+            <w:vAlign w:val="center"/>
+            <w:hideMark/>
+          </w:tcPr>
+          <w:p>
+            <w:pPr>
+              <w:suppressAutoHyphens w:val="0"/>
+              <w:spacing w:after="0" w:line="240" w:lineRule="auto"/>
+              <w:jc w:val="center"/>
+              <w:rPr>
+                <w:rFonts w:ascii="Aptos Narrow" w:eastAsia="Times New Roman" w:hAnsi="Aptos Narrow" w:cs="Times New Roman"/>
+                <w:color w:val="000000"/>
+                <w:sz w:val="22"/>
+                <w:szCs w:val="22"/>
+              </w:rPr>
+            </w:pPr>
+            <w:r>
+              <w:rPr>
+                <w:rFonts w:ascii="Aptos Narrow" w:eastAsia="Times New Roman" w:hAnsi="Aptos Narrow" w:cs="Times New Roman"/>
+                <w:color w:val="000000"/>
+                <w:sz w:val="22"/>
+                <w:szCs w:val="22"/>
+              </w:rPr>
+              <w:t>38</w:t>
+            </w:r>
+          </w:p>
+        </w:tc>
+      </w:tr>
+      <w:tr>
+        <w:trPr>
+          <w:trHeight w:val="290"/>
+          <w:jc w:val="center"/>
+        </w:trPr>
+        <w:tc>
+          <w:tcPr>
+            <w:tcW w:w="1700" w:type="dxa"/>
+            <w:vMerge/>
+            <w:vAlign w:val="center"/>
+            <w:hideMark/>
+          </w:tcPr>
+          <w:p>
+            <w:pPr>
+              <w:suppressAutoHyphens w:val="0"/>
+              <w:spacing w:after="0" w:line="240" w:lineRule="auto"/>
+              <w:jc w:val="center"/>
+              <w:rPr>
+                <w:rFonts w:ascii="Aptos Narrow" w:eastAsia="Times New Roman" w:hAnsi="Aptos Narrow" w:cs="Times New Roman"/>
+                <w:color w:val="000000"/>
+                <w:sz w:val="22"/>
+                <w:szCs w:val="22"/>
+              </w:rPr>
+            </w:pPr>
+          </w:p>
+        </w:tc>
+        <w:tc>
+          <w:tcPr>
+            <w:tcW w:w="1600" w:type="dxa"/>
+            <w:noWrap/>
+            <w:vAlign w:val="center"/>
+            <w:hideMark/>
+          </w:tcPr>
+          <w:p>
+            <w:pPr>
+              <w:suppressAutoHyphens w:val="0"/>
+              <w:spacing w:after="0" w:line="240" w:lineRule="auto"/>
+              <w:jc w:val="center"/>
+              <w:rPr>
+                <w:rFonts w:ascii="Aptos Narrow" w:eastAsia="Times New Roman" w:hAnsi="Aptos Narrow" w:cs="Times New Roman"/>
+                <w:color w:val="000000"/>
+                <w:sz w:val="22"/>
+                <w:szCs w:val="22"/>
+              </w:rPr>
+            </w:pPr>
+            <w:r>
+              <w:rPr>
+                <w:rFonts w:ascii="Aptos Narrow" w:eastAsia="Times New Roman" w:hAnsi="Aptos Narrow" w:cs="Times New Roman"/>
+                <w:color w:val="000000"/>
+                <w:sz w:val="22"/>
+                <w:szCs w:val="22"/>
+              </w:rPr>
+              <w:t>Tocilizumab</w:t>
+            </w:r>
+          </w:p>
+        </w:tc>
+        <w:tc>
+          <w:tcPr>
+            <w:tcW w:w="1160" w:type="dxa"/>
+            <w:noWrap/>
+            <w:vAlign w:val="center"/>
+            <w:hideMark/>
+          </w:tcPr>
+          <w:p>
+            <w:pPr>
+              <w:suppressAutoHyphens w:val="0"/>
+              <w:spacing w:after="0" w:line="240" w:lineRule="auto"/>
+              <w:jc w:val="center"/>
+              <w:rPr>
+                <w:rFonts w:ascii="Aptos Narrow" w:eastAsia="Times New Roman" w:hAnsi="Aptos Narrow" w:cs="Times New Roman"/>
+                <w:color w:val="000000"/>
+                <w:sz w:val="22"/>
+                <w:szCs w:val="22"/>
+              </w:rPr>
+            </w:pPr>
+            <w:r>
+              <w:rPr>
+                <w:rFonts w:ascii="Aptos Narrow" w:eastAsia="Times New Roman" w:hAnsi="Aptos Narrow" w:cs="Times New Roman"/>
+                <w:color w:val="000000"/>
+                <w:sz w:val="22"/>
+                <w:szCs w:val="22"/>
+              </w:rPr>
+              <w:t>10</w:t>
+            </w:r>
+          </w:p>
+        </w:tc>
+        <w:tc>
+          <w:tcPr>
+            <w:tcW w:w="2180" w:type="dxa"/>
+            <w:noWrap/>
+            <w:vAlign w:val="center"/>
+            <w:hideMark/>
+          </w:tcPr>
+          <w:p>
+            <w:pPr>
+              <w:suppressAutoHyphens w:val="0"/>
+              <w:spacing w:after="0" w:line="240" w:lineRule="auto"/>
+              <w:jc w:val="center"/>
+              <w:rPr>
+                <w:rFonts w:ascii="Aptos Narrow" w:eastAsia="Times New Roman" w:hAnsi="Aptos Narrow" w:cs="Times New Roman"/>
+                <w:color w:val="000000"/>
+                <w:sz w:val="22"/>
+                <w:szCs w:val="22"/>
+              </w:rPr>
+            </w:pPr>
+            <w:r>
+              <w:rPr>
+                <w:rFonts w:ascii="Aptos Narrow" w:eastAsia="Times New Roman" w:hAnsi="Aptos Narrow" w:cs="Times New Roman"/>
+                <w:color w:val="000000"/>
+                <w:sz w:val="22"/>
+                <w:szCs w:val="22"/>
+              </w:rPr>
+              <w:t>15</w:t>
+            </w:r>
+          </w:p>
+        </w:tc>
+      </w:tr>
+      <w:tr>
+        <w:trPr>
+          <w:trHeight w:val="290"/>
+          <w:jc w:val="center"/>
+        </w:trPr>
+        <w:tc>
+          <w:tcPr>
+            <w:tcW w:w="1700" w:type="dxa"/>
+            <w:vMerge w:val="restart"/>
+            <w:noWrap/>
+            <w:vAlign w:val="center"/>
+            <w:hideMark/>
+          </w:tcPr>
+          <w:p>
+            <w:pPr>
+              <w:suppressAutoHyphens w:val="0"/>
+              <w:spacing w:after="0" w:line="240" w:lineRule="auto"/>
+              <w:jc w:val="center"/>
+              <w:rPr>
+                <w:rFonts w:ascii="Aptos Narrow" w:eastAsia="Times New Roman" w:hAnsi="Aptos Narrow" w:cs="Times New Roman"/>
+                <w:color w:val="000000"/>
+                <w:sz w:val="22"/>
+                <w:szCs w:val="22"/>
+              </w:rPr>
+            </w:pPr>
+            <w:r>
+              <w:rPr>
+                <w:rFonts w:ascii="Aptos Narrow" w:eastAsia="Times New Roman" w:hAnsi="Aptos Narrow" w:cs="Times New Roman"/>
+                <w:color w:val="000000"/>
+                <w:sz w:val="22"/>
+                <w:szCs w:val="22"/>
+              </w:rPr>
+              <w:t>Human</w:t>
+            </w:r>
+          </w:p>
+        </w:tc>
+        <w:tc>
+          <w:tcPr>
+            <w:tcW w:w="1600" w:type="dxa"/>
+            <w:vMerge w:val="restart"/>
+            <w:noWrap/>
+            <w:vAlign w:val="center"/>
+            <w:hideMark/>
+          </w:tcPr>
+          <w:p>
+            <w:pPr>
+              <w:suppressAutoHyphens w:val="0"/>
+              <w:spacing w:after="0" w:line="240" w:lineRule="auto"/>
+              <w:jc w:val="center"/>
+              <w:rPr>
+                <w:rFonts w:ascii="Aptos Narrow" w:eastAsia="Times New Roman" w:hAnsi="Aptos Narrow" w:cs="Times New Roman"/>
+                <w:color w:val="000000"/>
+                <w:sz w:val="22"/>
+                <w:szCs w:val="22"/>
+              </w:rPr>
+            </w:pPr>
+            <w:r>
+              <w:rPr>
+                <w:rFonts w:ascii="Aptos Narrow" w:eastAsia="Times New Roman" w:hAnsi="Aptos Narrow" w:cs="Times New Roman"/>
+                <w:color w:val="000000"/>
+                <w:sz w:val="22"/>
+                <w:szCs w:val="22"/>
+              </w:rPr>
+              <w:t>Adalimumab</w:t>
+            </w:r>
+          </w:p>
+        </w:tc>
+        <w:tc>
+          <w:tcPr>
+            <w:tcW w:w="1160" w:type="dxa"/>
+            <w:noWrap/>
+            <w:vAlign w:val="center"/>
+            <w:hideMark/>
+          </w:tcPr>
+          <w:p>
+            <w:pPr>
+              <w:suppressAutoHyphens w:val="0"/>
+              <w:spacing w:after="0" w:line="240" w:lineRule="auto"/>
+              <w:jc w:val="center"/>
+              <w:rPr>
+                <w:rFonts w:ascii="Aptos Narrow" w:eastAsia="Times New Roman" w:hAnsi="Aptos Narrow" w:cs="Times New Roman"/>
+                <w:color w:val="000000"/>
+                <w:sz w:val="22"/>
+                <w:szCs w:val="22"/>
+              </w:rPr>
+            </w:pPr>
+            <w:r>
+              <w:rPr>
+                <w:rFonts w:ascii="Aptos Narrow" w:eastAsia="Times New Roman" w:hAnsi="Aptos Narrow" w:cs="Times New Roman"/>
+                <w:color w:val="000000"/>
+                <w:sz w:val="22"/>
+                <w:szCs w:val="22"/>
+              </w:rPr>
+              <w:t>0.5</w:t>
+            </w:r>
+          </w:p>
+        </w:tc>
+        <w:tc>
+          <w:tcPr>
+            <w:tcW w:w="2180" w:type="dxa"/>
+            <w:noWrap/>
+            <w:vAlign w:val="center"/>
+            <w:hideMark/>
+          </w:tcPr>
+          <w:p>
+            <w:pPr>
+              <w:suppressAutoHyphens w:val="0"/>
+              <w:spacing w:after="0" w:line="240" w:lineRule="auto"/>
+              <w:jc w:val="center"/>
+              <w:rPr>
+                <w:rFonts w:ascii="Aptos Narrow" w:eastAsia="Times New Roman" w:hAnsi="Aptos Narrow" w:cs="Times New Roman"/>
+                <w:color w:val="000000"/>
+                <w:sz w:val="22"/>
+                <w:szCs w:val="22"/>
+              </w:rPr>
+            </w:pPr>
+            <w:r>
+              <w:rPr>
+                <w:rFonts w:ascii="Aptos Narrow" w:eastAsia="Times New Roman" w:hAnsi="Aptos Narrow" w:cs="Times New Roman"/>
+                <w:color w:val="000000"/>
+                <w:sz w:val="22"/>
+                <w:szCs w:val="22"/>
+              </w:rPr>
+              <w:t>25</w:t>
+            </w:r>
+          </w:p>
+        </w:tc>
+      </w:tr>
+      <w:tr>
+        <w:trPr>
+          <w:trHeight w:val="290"/>
+          <w:jc w:val="center"/>
+        </w:trPr>
+        <w:tc>
+          <w:tcPr>
+            <w:tcW w:w="1700" w:type="dxa"/>
+            <w:vMerge/>
+            <w:vAlign w:val="center"/>
+            <w:hideMark/>
+          </w:tcPr>
+          <w:p>
+            <w:pPr>
+              <w:suppressAutoHyphens w:val="0"/>
+              <w:spacing w:after="0" w:line="240" w:lineRule="auto"/>
+              <w:jc w:val="center"/>
+              <w:rPr>
+                <w:rFonts w:ascii="Aptos Narrow" w:eastAsia="Times New Roman" w:hAnsi="Aptos Narrow" w:cs="Times New Roman"/>
+                <w:color w:val="000000"/>
+                <w:sz w:val="22"/>
+                <w:szCs w:val="22"/>
+              </w:rPr>
+            </w:pPr>
+          </w:p>
+        </w:tc>
+        <w:tc>
+          <w:tcPr>
+            <w:tcW w:w="1600" w:type="dxa"/>
+            <w:vMerge/>
+            <w:vAlign w:val="center"/>
+            <w:hideMark/>
+          </w:tcPr>
+          <w:p>
+            <w:pPr>
+              <w:suppressAutoHyphens w:val="0"/>
+              <w:spacing w:after="0" w:line="240" w:lineRule="auto"/>
+              <w:jc w:val="center"/>
+              <w:rPr>
+                <w:rFonts w:ascii="Aptos Narrow" w:eastAsia="Times New Roman" w:hAnsi="Aptos Narrow" w:cs="Times New Roman"/>
+                <w:color w:val="000000"/>
+                <w:sz w:val="22"/>
+                <w:szCs w:val="22"/>
+              </w:rPr>
+            </w:pPr>
+          </w:p>
+        </w:tc>
+        <w:tc>
+          <w:tcPr>
+            <w:tcW w:w="1160" w:type="dxa"/>
+            <w:noWrap/>
+            <w:vAlign w:val="center"/>
+            <w:hideMark/>
+          </w:tcPr>
+          <w:p>
+            <w:pPr>
+              <w:suppressAutoHyphens w:val="0"/>
+              <w:spacing w:after="0" w:line="240" w:lineRule="auto"/>
+              <w:jc w:val="center"/>
+              <w:rPr>
+                <w:rFonts w:ascii="Aptos Narrow" w:eastAsia="Times New Roman" w:hAnsi="Aptos Narrow" w:cs="Times New Roman"/>
+                <w:color w:val="000000"/>
+                <w:sz w:val="22"/>
+                <w:szCs w:val="22"/>
+              </w:rPr>
+            </w:pPr>
+            <w:r>
+              <w:rPr>
+                <w:rFonts w:ascii="Aptos Narrow" w:eastAsia="Times New Roman" w:hAnsi="Aptos Narrow" w:cs="Times New Roman"/>
+                <w:color w:val="000000"/>
+                <w:sz w:val="22"/>
+                <w:szCs w:val="22"/>
+              </w:rPr>
+              <w:t>1</w:t>
+            </w:r>
+          </w:p>
+        </w:tc>
+        <w:tc>
+          <w:tcPr>
+            <w:tcW w:w="2180" w:type="dxa"/>
+            <w:noWrap/>
+            <w:vAlign w:val="center"/>
+            <w:hideMark/>
+          </w:tcPr>
+          <w:p>
+            <w:pPr>
+              <w:suppressAutoHyphens w:val="0"/>
+              <w:spacing w:after="0" w:line="240" w:lineRule="auto"/>
+              <w:jc w:val="center"/>
+              <w:rPr>
+                <w:rFonts w:ascii="Aptos Narrow" w:eastAsia="Times New Roman" w:hAnsi="Aptos Narrow" w:cs="Times New Roman"/>
+                <w:color w:val="000000"/>
+                <w:sz w:val="22"/>
+                <w:szCs w:val="22"/>
+              </w:rPr>
+            </w:pPr>
+            <w:r>
+              <w:rPr>
+                <w:rFonts w:ascii="Aptos Narrow" w:eastAsia="Times New Roman" w:hAnsi="Aptos Narrow" w:cs="Times New Roman"/>
+                <w:color w:val="000000"/>
+                <w:sz w:val="22"/>
+                <w:szCs w:val="22"/>
+              </w:rPr>
+              <w:t>30</w:t>
+            </w:r>
+          </w:p>
+        </w:tc>
+      </w:tr>
+      <w:tr>
+        <w:trPr>
+          <w:trHeight w:val="290"/>
+          <w:jc w:val="center"/>
+        </w:trPr>
+        <w:tc>
+          <w:tcPr>
+            <w:tcW w:w="1700" w:type="dxa"/>
+            <w:vMerge/>
+            <w:vAlign w:val="center"/>
+            <w:hideMark/>
+          </w:tcPr>
+          <w:p>
+            <w:pPr>
+              <w:suppressAutoHyphens w:val="0"/>
+              <w:spacing w:after="0" w:line="240" w:lineRule="auto"/>
+              <w:jc w:val="center"/>
+              <w:rPr>
+                <w:rFonts w:ascii="Aptos Narrow" w:eastAsia="Times New Roman" w:hAnsi="Aptos Narrow" w:cs="Times New Roman"/>
+                <w:color w:val="000000"/>
+                <w:sz w:val="22"/>
+                <w:szCs w:val="22"/>
+              </w:rPr>
+            </w:pPr>
+          </w:p>
+        </w:tc>
+        <w:tc>
+          <w:tcPr>
+            <w:tcW w:w="1600" w:type="dxa"/>
+            <w:vMerge/>
+            <w:vAlign w:val="center"/>
+            <w:hideMark/>
+          </w:tcPr>
+          <w:p>
+            <w:pPr>
+              <w:suppressAutoHyphens w:val="0"/>
+              <w:spacing w:after="0" w:line="240" w:lineRule="auto"/>
+              <w:jc w:val="center"/>
+              <w:rPr>
+                <w:rFonts w:ascii="Aptos Narrow" w:eastAsia="Times New Roman" w:hAnsi="Aptos Narrow" w:cs="Times New Roman"/>
+                <w:color w:val="000000"/>
+                <w:sz w:val="22"/>
+                <w:szCs w:val="22"/>
+              </w:rPr>
+            </w:pPr>
+          </w:p>
+        </w:tc>
+        <w:tc>
+          <w:tcPr>
+            <w:tcW w:w="1160" w:type="dxa"/>
+            <w:noWrap/>
+            <w:vAlign w:val="center"/>
+            <w:hideMark/>
+          </w:tcPr>
+          <w:p>
+            <w:pPr>
+              <w:suppressAutoHyphens w:val="0"/>
+              <w:spacing w:after="0" w:line="240" w:lineRule="auto"/>
+              <w:jc w:val="center"/>
+              <w:rPr>
+                <w:rFonts w:ascii="Aptos Narrow" w:eastAsia="Times New Roman" w:hAnsi="Aptos Narrow" w:cs="Times New Roman"/>
+                <w:color w:val="000000"/>
+                <w:sz w:val="22"/>
+                <w:szCs w:val="22"/>
+              </w:rPr>
+            </w:pPr>
+            <w:r>
+              <w:rPr>
+                <w:rFonts w:ascii="Aptos Narrow" w:eastAsia="Times New Roman" w:hAnsi="Aptos Narrow" w:cs="Times New Roman"/>
+                <w:color w:val="000000"/>
+                <w:sz w:val="22"/>
+                <w:szCs w:val="22"/>
+              </w:rPr>
+              <w:t>3</w:t>
+            </w:r>
+          </w:p>
+        </w:tc>
+        <w:tc>
+          <w:tcPr>
+            <w:tcW w:w="2180" w:type="dxa"/>
+            <w:noWrap/>
+            <w:vAlign w:val="center"/>
+            <w:hideMark/>
+          </w:tcPr>
+          <w:p>
+            <w:pPr>
+              <w:suppressAutoHyphens w:val="0"/>
+              <w:spacing w:after="0" w:line="240" w:lineRule="auto"/>
+              <w:jc w:val="center"/>
+              <w:rPr>
+                <w:rFonts w:ascii="Aptos Narrow" w:eastAsia="Times New Roman" w:hAnsi="Aptos Narrow" w:cs="Times New Roman"/>
+                <w:color w:val="000000"/>
+                <w:sz w:val="22"/>
+                <w:szCs w:val="22"/>
+              </w:rPr>
+            </w:pPr>
+            <w:r>
+              <w:rPr>
+                <w:rFonts w:ascii="Aptos Narrow" w:eastAsia="Times New Roman" w:hAnsi="Aptos Narrow" w:cs="Times New Roman"/>
+                <w:color w:val="000000"/>
+                <w:sz w:val="22"/>
+                <w:szCs w:val="22"/>
+              </w:rPr>
+              <w:t>30</w:t>
+            </w:r>
+          </w:p>
+        </w:tc>
+      </w:tr>
+      <w:tr>
+        <w:trPr>
+          <w:trHeight w:val="290"/>
+          <w:jc w:val="center"/>
+        </w:trPr>
+        <w:tc>
+          <w:tcPr>
+            <w:tcW w:w="1700" w:type="dxa"/>
+            <w:vMerge/>
+            <w:vAlign w:val="center"/>
+            <w:hideMark/>
+          </w:tcPr>
+          <w:p>
+            <w:pPr>
+              <w:suppressAutoHyphens w:val="0"/>
+              <w:spacing w:after="0" w:line="240" w:lineRule="auto"/>
+              <w:jc w:val="center"/>
+              <w:rPr>
+                <w:rFonts w:ascii="Aptos Narrow" w:eastAsia="Times New Roman" w:hAnsi="Aptos Narrow" w:cs="Times New Roman"/>
+                <w:color w:val="000000"/>
+                <w:sz w:val="22"/>
+                <w:szCs w:val="22"/>
+              </w:rPr>
+            </w:pPr>
+          </w:p>
+        </w:tc>
+        <w:tc>
+          <w:tcPr>
+            <w:tcW w:w="1600" w:type="dxa"/>
+            <w:vMerge/>
+            <w:vAlign w:val="center"/>
+            <w:hideMark/>
+          </w:tcPr>
+          <w:p>
+            <w:pPr>
+              <w:suppressAutoHyphens w:val="0"/>
+              <w:spacing w:after="0" w:line="240" w:lineRule="auto"/>
+              <w:jc w:val="center"/>
+              <w:rPr>
+                <w:rFonts w:ascii="Aptos Narrow" w:eastAsia="Times New Roman" w:hAnsi="Aptos Narrow" w:cs="Times New Roman"/>
+                <w:color w:val="000000"/>
+                <w:sz w:val="22"/>
+                <w:szCs w:val="22"/>
+              </w:rPr>
+            </w:pPr>
+          </w:p>
+        </w:tc>
+        <w:tc>
+          <w:tcPr>
+            <w:tcW w:w="1160" w:type="dxa"/>
+            <w:noWrap/>
+            <w:vAlign w:val="center"/>
+            <w:hideMark/>
+          </w:tcPr>
+          <w:p>
+            <w:pPr>
+              <w:suppressAutoHyphens w:val="0"/>
+              <w:spacing w:after="0" w:line="240" w:lineRule="auto"/>
+              <w:jc w:val="center"/>
+              <w:rPr>
+                <w:rFonts w:ascii="Aptos Narrow" w:eastAsia="Times New Roman" w:hAnsi="Aptos Narrow" w:cs="Times New Roman"/>
+                <w:color w:val="000000"/>
+                <w:sz w:val="22"/>
+                <w:szCs w:val="22"/>
+              </w:rPr>
+            </w:pPr>
+            <w:r>
+              <w:rPr>
+                <w:rFonts w:ascii="Aptos Narrow" w:eastAsia="Times New Roman" w:hAnsi="Aptos Narrow" w:cs="Times New Roman"/>
+                <w:color w:val="000000"/>
+                <w:sz w:val="22"/>
+                <w:szCs w:val="22"/>
+              </w:rPr>
+              <w:t>5</w:t>
+            </w:r>
+          </w:p>
+        </w:tc>
+        <w:tc>
+          <w:tcPr>
+            <w:tcW w:w="2180" w:type="dxa"/>
+            <w:noWrap/>
+            <w:vAlign w:val="center"/>
+            <w:hideMark/>
+          </w:tcPr>
+          <w:p>
+            <w:pPr>
+              <w:suppressAutoHyphens w:val="0"/>
+              <w:spacing w:after="0" w:line="240" w:lineRule="auto"/>
+              <w:jc w:val="center"/>
+              <w:rPr>
+                <w:rFonts w:ascii="Aptos Narrow" w:eastAsia="Times New Roman" w:hAnsi="Aptos Narrow" w:cs="Times New Roman"/>
+                <w:color w:val="000000"/>
+                <w:sz w:val="22"/>
+                <w:szCs w:val="22"/>
+              </w:rPr>
+            </w:pPr>
+            <w:r>
+              <w:rPr>
+                <w:rFonts w:ascii="Aptos Narrow" w:eastAsia="Times New Roman" w:hAnsi="Aptos Narrow" w:cs="Times New Roman"/>
+                <w:color w:val="000000"/>
+                <w:sz w:val="22"/>
+                <w:szCs w:val="22"/>
+              </w:rPr>
+              <w:t>31</w:t>
+            </w:r>
+          </w:p>
+        </w:tc>
+      </w:tr>
+      <w:tr>
+        <w:trPr>
+          <w:trHeight w:val="290"/>
+          <w:jc w:val="center"/>
+        </w:trPr>
+        <w:tc>
+          <w:tcPr>
+            <w:tcW w:w="1700" w:type="dxa"/>
+            <w:vMerge/>
+            <w:vAlign w:val="center"/>
+            <w:hideMark/>
+          </w:tcPr>
+          <w:p>
+            <w:pPr>
+              <w:suppressAutoHyphens w:val="0"/>
+              <w:spacing w:after="0" w:line="240" w:lineRule="auto"/>
+              <w:jc w:val="center"/>
+              <w:rPr>
+                <w:rFonts w:ascii="Aptos Narrow" w:eastAsia="Times New Roman" w:hAnsi="Aptos Narrow" w:cs="Times New Roman"/>
+                <w:color w:val="000000"/>
+                <w:sz w:val="22"/>
+                <w:szCs w:val="22"/>
+              </w:rPr>
+            </w:pPr>
+          </w:p>
+        </w:tc>
+        <w:tc>
+          <w:tcPr>
+            <w:tcW w:w="1600" w:type="dxa"/>
+            <w:vMerge/>
+            <w:vAlign w:val="center"/>
+            <w:hideMark/>
+          </w:tcPr>
+          <w:p>
+            <w:pPr>
+              <w:suppressAutoHyphens w:val="0"/>
+              <w:spacing w:after="0" w:line="240" w:lineRule="auto"/>
+              <w:jc w:val="center"/>
+              <w:rPr>
+                <w:rFonts w:ascii="Aptos Narrow" w:eastAsia="Times New Roman" w:hAnsi="Aptos Narrow" w:cs="Times New Roman"/>
+                <w:color w:val="000000"/>
+                <w:sz w:val="22"/>
+                <w:szCs w:val="22"/>
+              </w:rPr>
+            </w:pPr>
+          </w:p>
+        </w:tc>
+        <w:tc>
+          <w:tcPr>
+            <w:tcW w:w="1160" w:type="dxa"/>
+            <w:noWrap/>
+            <w:vAlign w:val="center"/>
+            <w:hideMark/>
+          </w:tcPr>
+          <w:p>
+            <w:pPr>
+              <w:suppressAutoHyphens w:val="0"/>
+              <w:spacing w:after="0" w:line="240" w:lineRule="auto"/>
+              <w:jc w:val="center"/>
+              <w:rPr>
+                <w:rFonts w:ascii="Aptos Narrow" w:eastAsia="Times New Roman" w:hAnsi="Aptos Narrow" w:cs="Times New Roman"/>
+                <w:color w:val="000000"/>
+                <w:sz w:val="22"/>
+                <w:szCs w:val="22"/>
+              </w:rPr>
+            </w:pPr>
+            <w:r>
+              <w:rPr>
+                <w:rFonts w:ascii="Aptos Narrow" w:eastAsia="Times New Roman" w:hAnsi="Aptos Narrow" w:cs="Times New Roman"/>
+                <w:color w:val="000000"/>
+                <w:sz w:val="22"/>
+                <w:szCs w:val="22"/>
+              </w:rPr>
+              <w:t>10</w:t>
+            </w:r>
+          </w:p>
+        </w:tc>
+        <w:tc>
+          <w:tcPr>
+            <w:tcW w:w="2180" w:type="dxa"/>
+            <w:noWrap/>
+            <w:vAlign w:val="center"/>
+            <w:hideMark/>
+          </w:tcPr>
+          <w:p>
+            <w:pPr>
+              <w:suppressAutoHyphens w:val="0"/>
+              <w:spacing w:after="0" w:line="240" w:lineRule="auto"/>
+              <w:jc w:val="center"/>
+              <w:rPr>
+                <w:rFonts w:ascii="Aptos Narrow" w:eastAsia="Times New Roman" w:hAnsi="Aptos Narrow" w:cs="Times New Roman"/>
+                <w:color w:val="000000"/>
+                <w:sz w:val="22"/>
+                <w:szCs w:val="22"/>
+              </w:rPr>
+            </w:pPr>
+            <w:r>
+              <w:rPr>
+                <w:rFonts w:ascii="Aptos Narrow" w:eastAsia="Times New Roman" w:hAnsi="Aptos Narrow" w:cs="Times New Roman"/>
+                <w:color w:val="000000"/>
+                <w:sz w:val="22"/>
+                <w:szCs w:val="22"/>
+              </w:rPr>
+              <w:t>32</w:t>
+            </w:r>
+          </w:p>
+        </w:tc>
+      </w:tr>
+      <w:tr>
+        <w:trPr>
+          <w:trHeight w:val="290"/>
+          <w:jc w:val="center"/>
+        </w:trPr>
+        <w:tc>
+          <w:tcPr>
+            <w:tcW w:w="1700" w:type="dxa"/>
+            <w:vMerge/>
+            <w:vAlign w:val="center"/>
+            <w:hideMark/>
+          </w:tcPr>
+          <w:p>
+            <w:pPr>
+              <w:suppressAutoHyphens w:val="0"/>
+              <w:spacing w:after="0" w:line="240" w:lineRule="auto"/>
+              <w:jc w:val="center"/>
+              <w:rPr>
+                <w:rFonts w:ascii="Aptos Narrow" w:eastAsia="Times New Roman" w:hAnsi="Aptos Narrow" w:cs="Times New Roman"/>
+                <w:color w:val="000000"/>
+                <w:sz w:val="22"/>
+                <w:szCs w:val="22"/>
+              </w:rPr>
+            </w:pPr>
+          </w:p>
+        </w:tc>
+        <w:tc>
+          <w:tcPr>
+            <w:tcW w:w="1600" w:type="dxa"/>
+            <w:vMerge w:val="restart"/>
+            <w:noWrap/>
+            <w:vAlign w:val="center"/>
+            <w:hideMark/>
+          </w:tcPr>
+          <w:p>
+            <w:pPr>
+              <w:suppressAutoHyphens w:val="0"/>
+              <w:spacing w:after="0" w:line="240" w:lineRule="auto"/>
+              <w:jc w:val="center"/>
+              <w:rPr>
+                <w:rFonts w:ascii="Aptos Narrow" w:eastAsia="Times New Roman" w:hAnsi="Aptos Narrow" w:cs="Times New Roman"/>
+                <w:color w:val="000000"/>
+                <w:sz w:val="22"/>
+                <w:szCs w:val="22"/>
+              </w:rPr>
+            </w:pPr>
+            <w:r>
+              <w:rPr>
+                <w:rFonts w:ascii="Aptos Narrow" w:eastAsia="Times New Roman" w:hAnsi="Aptos Narrow" w:cs="Times New Roman"/>
+                <w:color w:val="000000"/>
+                <w:sz w:val="22"/>
+                <w:szCs w:val="22"/>
+              </w:rPr>
+              <w:t>Atezolizumab</w:t>
+            </w:r>
+          </w:p>
+        </w:tc>
+        <w:tc>
+          <w:tcPr>
+            <w:tcW w:w="1160" w:type="dxa"/>
+            <w:noWrap/>
+            <w:vAlign w:val="center"/>
+            <w:hideMark/>
+          </w:tcPr>
+          <w:p>
+            <w:pPr>
+              <w:suppressAutoHyphens w:val="0"/>
+              <w:spacing w:after="0" w:line="240" w:lineRule="auto"/>
+              <w:jc w:val="center"/>
+              <w:rPr>
+                <w:rFonts w:ascii="Aptos Narrow" w:eastAsia="Times New Roman" w:hAnsi="Aptos Narrow" w:cs="Times New Roman"/>
+                <w:color w:val="000000"/>
+                <w:sz w:val="22"/>
+                <w:szCs w:val="22"/>
+              </w:rPr>
+            </w:pPr>
+            <w:r>
+              <w:rPr>
+                <w:rFonts w:ascii="Aptos Narrow" w:eastAsia="Times New Roman" w:hAnsi="Aptos Narrow" w:cs="Times New Roman"/>
+                <w:color w:val="000000"/>
+                <w:sz w:val="22"/>
+                <w:szCs w:val="22"/>
+              </w:rPr>
+              <w:t>1</w:t>
+            </w:r>
+          </w:p>
+        </w:tc>
+        <w:tc>
+          <w:tcPr>
+            <w:tcW w:w="2180" w:type="dxa"/>
+            <w:noWrap/>
+            <w:vAlign w:val="center"/>
+            <w:hideMark/>
+          </w:tcPr>
+          <w:p>
+            <w:pPr>
+              <w:suppressAutoHyphens w:val="0"/>
+              <w:spacing w:after="0" w:line="240" w:lineRule="auto"/>
+              <w:jc w:val="center"/>
+              <w:rPr>
+                <w:rFonts w:ascii="Aptos Narrow" w:eastAsia="Times New Roman" w:hAnsi="Aptos Narrow" w:cs="Times New Roman"/>
+                <w:color w:val="000000"/>
+                <w:sz w:val="22"/>
+                <w:szCs w:val="22"/>
+              </w:rPr>
+            </w:pPr>
+            <w:r>
+              <w:rPr>
+                <w:rFonts w:ascii="Aptos Narrow" w:eastAsia="Times New Roman" w:hAnsi="Aptos Narrow" w:cs="Times New Roman"/>
+                <w:color w:val="000000"/>
+                <w:sz w:val="22"/>
+                <w:szCs w:val="22"/>
+              </w:rPr>
+              <w:t>31</w:t>
+            </w:r>
+          </w:p>
+        </w:tc>
+      </w:tr>
+      <w:tr>
+        <w:trPr>
+          <w:trHeight w:val="290"/>
+          <w:jc w:val="center"/>
+        </w:trPr>
+        <w:tc>
+          <w:tcPr>
+            <w:tcW w:w="1700" w:type="dxa"/>
+            <w:vMerge/>
+            <w:vAlign w:val="center"/>
+            <w:hideMark/>
+          </w:tcPr>
+          <w:p>
+            <w:pPr>
+              <w:suppressAutoHyphens w:val="0"/>
+              <w:spacing w:after="0" w:line="240" w:lineRule="auto"/>
+              <w:jc w:val="center"/>
+              <w:rPr>
+                <w:rFonts w:ascii="Aptos Narrow" w:eastAsia="Times New Roman" w:hAnsi="Aptos Narrow" w:cs="Times New Roman"/>
+                <w:color w:val="000000"/>
+                <w:sz w:val="22"/>
+                <w:szCs w:val="22"/>
+              </w:rPr>
+            </w:pPr>
+          </w:p>
+        </w:tc>
+        <w:tc>
+          <w:tcPr>
+            <w:tcW w:w="1600" w:type="dxa"/>
+            <w:vMerge/>
+            <w:vAlign w:val="center"/>
+            <w:hideMark/>
+          </w:tcPr>
+          <w:p>
+            <w:pPr>
+              <w:suppressAutoHyphens w:val="0"/>
+              <w:spacing w:after="0" w:line="240" w:lineRule="auto"/>
+              <w:jc w:val="center"/>
+              <w:rPr>
+                <w:rFonts w:ascii="Aptos Narrow" w:eastAsia="Times New Roman" w:hAnsi="Aptos Narrow" w:cs="Times New Roman"/>
+                <w:color w:val="000000"/>
+                <w:sz w:val="22"/>
+                <w:szCs w:val="22"/>
+              </w:rPr>
+            </w:pPr>
+          </w:p>
+        </w:tc>
+        <w:tc>
+          <w:tcPr>
+            <w:tcW w:w="1160" w:type="dxa"/>
+            <w:noWrap/>
+            <w:vAlign w:val="center"/>
+            <w:hideMark/>
+          </w:tcPr>
+          <w:p>
+            <w:pPr>
+              <w:suppressAutoHyphens w:val="0"/>
+              <w:spacing w:after="0" w:line="240" w:lineRule="auto"/>
+              <w:jc w:val="center"/>
+              <w:rPr>
+                <w:rFonts w:ascii="Aptos Narrow" w:eastAsia="Times New Roman" w:hAnsi="Aptos Narrow" w:cs="Times New Roman"/>
+                <w:color w:val="000000"/>
+                <w:sz w:val="22"/>
+                <w:szCs w:val="22"/>
+              </w:rPr>
+            </w:pPr>
+            <w:r>
+              <w:rPr>
+                <w:rFonts w:ascii="Aptos Narrow" w:eastAsia="Times New Roman" w:hAnsi="Aptos Narrow" w:cs="Times New Roman"/>
+                <w:color w:val="000000"/>
+                <w:sz w:val="22"/>
+                <w:szCs w:val="22"/>
+              </w:rPr>
+              <w:t>3</w:t>
+            </w:r>
+          </w:p>
+        </w:tc>
+        <w:tc>
+          <w:tcPr>
+            <w:tcW w:w="2180" w:type="dxa"/>
+            <w:noWrap/>
+            <w:vAlign w:val="center"/>
+            <w:hideMark/>
+          </w:tcPr>
+          <w:p>
+            <w:pPr>
+              <w:suppressAutoHyphens w:val="0"/>
+              <w:spacing w:after="0" w:line="240" w:lineRule="auto"/>
+              <w:jc w:val="center"/>
+              <w:rPr>
+                <w:rFonts w:ascii="Aptos Narrow" w:eastAsia="Times New Roman" w:hAnsi="Aptos Narrow" w:cs="Times New Roman"/>
+                <w:color w:val="000000"/>
+                <w:sz w:val="22"/>
+                <w:szCs w:val="22"/>
+              </w:rPr>
+            </w:pPr>
+            <w:r>
+              <w:rPr>
+                <w:rFonts w:ascii="Aptos Narrow" w:eastAsia="Times New Roman" w:hAnsi="Aptos Narrow" w:cs="Times New Roman"/>
+                <w:color w:val="000000"/>
+                <w:sz w:val="22"/>
+                <w:szCs w:val="22"/>
+              </w:rPr>
+              <w:t>25</w:t>
+            </w:r>
+          </w:p>
+        </w:tc>
+      </w:tr>
+      <w:tr>
+        <w:trPr>
+          <w:trHeight w:val="290"/>
+          <w:jc w:val="center"/>
+        </w:trPr>
+        <w:tc>
+          <w:tcPr>
+            <w:tcW w:w="1700" w:type="dxa"/>
+            <w:vMerge/>
+            <w:vAlign w:val="center"/>
+            <w:hideMark/>
+          </w:tcPr>
+          <w:p>
+            <w:pPr>
+              <w:suppressAutoHyphens w:val="0"/>
+              <w:spacing w:after="0" w:line="240" w:lineRule="auto"/>
+              <w:jc w:val="center"/>
+              <w:rPr>
+                <w:rFonts w:ascii="Aptos Narrow" w:eastAsia="Times New Roman" w:hAnsi="Aptos Narrow" w:cs="Times New Roman"/>
+                <w:color w:val="000000"/>
+                <w:sz w:val="22"/>
+                <w:szCs w:val="22"/>
+              </w:rPr>
+            </w:pPr>
+          </w:p>
+        </w:tc>
+        <w:tc>
+          <w:tcPr>
+            <w:tcW w:w="1600" w:type="dxa"/>
+            <w:vMerge/>
+            <w:vAlign w:val="center"/>
+            <w:hideMark/>
+          </w:tcPr>
+          <w:p>
+            <w:pPr>
+              <w:suppressAutoHyphens w:val="0"/>
+              <w:spacing w:after="0" w:line="240" w:lineRule="auto"/>
+              <w:jc w:val="center"/>
+              <w:rPr>
+                <w:rFonts w:ascii="Aptos Narrow" w:eastAsia="Times New Roman" w:hAnsi="Aptos Narrow" w:cs="Times New Roman"/>
+                <w:color w:val="000000"/>
+                <w:sz w:val="22"/>
+                <w:szCs w:val="22"/>
+              </w:rPr>
+            </w:pPr>
+          </w:p>
+        </w:tc>
+        <w:tc>
+          <w:tcPr>
+            <w:tcW w:w="1160" w:type="dxa"/>
+            <w:noWrap/>
+            <w:vAlign w:val="center"/>
+            <w:hideMark/>
+          </w:tcPr>
+          <w:p>
+            <w:pPr>
+              <w:suppressAutoHyphens w:val="0"/>
+              <w:spacing w:after="0" w:line="240" w:lineRule="auto"/>
+              <w:jc w:val="center"/>
+              <w:rPr>
+                <w:rFonts w:ascii="Aptos Narrow" w:eastAsia="Times New Roman" w:hAnsi="Aptos Narrow" w:cs="Times New Roman"/>
+                <w:color w:val="000000"/>
+                <w:sz w:val="22"/>
+                <w:szCs w:val="22"/>
+              </w:rPr>
+            </w:pPr>
+            <w:r>
+              <w:rPr>
+                <w:rFonts w:ascii="Aptos Narrow" w:eastAsia="Times New Roman" w:hAnsi="Aptos Narrow" w:cs="Times New Roman"/>
+                <w:color w:val="000000"/>
+                <w:sz w:val="22"/>
+                <w:szCs w:val="22"/>
+              </w:rPr>
+              <w:t>10</w:t>
+            </w:r>
+          </w:p>
+        </w:tc>
+        <w:tc>
+          <w:tcPr>
+            <w:tcW w:w="2180" w:type="dxa"/>
+            <w:noWrap/>
+            <w:vAlign w:val="center"/>
+            <w:hideMark/>
+          </w:tcPr>
+          <w:p>
+            <w:pPr>
+              <w:suppressAutoHyphens w:val="0"/>
+              <w:spacing w:after="0" w:line="240" w:lineRule="auto"/>
+              <w:jc w:val="center"/>
+              <w:rPr>
+                <w:rFonts w:ascii="Aptos Narrow" w:eastAsia="Times New Roman" w:hAnsi="Aptos Narrow" w:cs="Times New Roman"/>
+                <w:color w:val="000000"/>
+                <w:sz w:val="22"/>
+                <w:szCs w:val="22"/>
+              </w:rPr>
+            </w:pPr>
+            <w:r>
+              <w:rPr>
+                <w:rFonts w:ascii="Aptos Narrow" w:eastAsia="Times New Roman" w:hAnsi="Aptos Narrow" w:cs="Times New Roman"/>
+                <w:color w:val="000000"/>
+                <w:sz w:val="22"/>
+                <w:szCs w:val="22"/>
+              </w:rPr>
+              <w:t>31</w:t>
+            </w:r>
+          </w:p>
+        </w:tc>
+      </w:tr>
+      <w:tr>
+        <w:trPr>
+          <w:trHeight w:val="290"/>
+          <w:jc w:val="center"/>
+        </w:trPr>
+        <w:tc>
+          <w:tcPr>
+            <w:tcW w:w="1700" w:type="dxa"/>
+            <w:vMerge/>
+            <w:vAlign w:val="center"/>
+            <w:hideMark/>
+          </w:tcPr>
+          <w:p>
+            <w:pPr>
+              <w:suppressAutoHyphens w:val="0"/>
+              <w:spacing w:after="0" w:line="240" w:lineRule="auto"/>
+              <w:jc w:val="center"/>
+              <w:rPr>
+                <w:rFonts w:ascii="Aptos Narrow" w:eastAsia="Times New Roman" w:hAnsi="Aptos Narrow" w:cs="Times New Roman"/>
+                <w:color w:val="000000"/>
+                <w:sz w:val="22"/>
+                <w:szCs w:val="22"/>
+              </w:rPr>
+            </w:pPr>
+          </w:p>
+        </w:tc>
+        <w:tc>
+          <w:tcPr>
+            <w:tcW w:w="1600" w:type="dxa"/>
+            <w:vMerge/>
+            <w:vAlign w:val="center"/>
+            <w:hideMark/>
+          </w:tcPr>
+          <w:p>
+            <w:pPr>
+              <w:suppressAutoHyphens w:val="0"/>
+              <w:spacing w:after="0" w:line="240" w:lineRule="auto"/>
+              <w:jc w:val="center"/>
+              <w:rPr>
+                <w:rFonts w:ascii="Aptos Narrow" w:eastAsia="Times New Roman" w:hAnsi="Aptos Narrow" w:cs="Times New Roman"/>
+                <w:color w:val="000000"/>
+                <w:sz w:val="22"/>
+                <w:szCs w:val="22"/>
+              </w:rPr>
+            </w:pPr>
+          </w:p>
+        </w:tc>
+        <w:tc>
+          <w:tcPr>
+            <w:tcW w:w="1160" w:type="dxa"/>
+            <w:noWrap/>
+            <w:vAlign w:val="center"/>
+            <w:hideMark/>
+          </w:tcPr>
+          <w:p>
+            <w:pPr>
+              <w:suppressAutoHyphens w:val="0"/>
+              <w:spacing w:after="0" w:line="240" w:lineRule="auto"/>
+              <w:jc w:val="center"/>
+              <w:rPr>
+                <w:rFonts w:ascii="Aptos Narrow" w:eastAsia="Times New Roman" w:hAnsi="Aptos Narrow" w:cs="Times New Roman"/>
+                <w:color w:val="000000"/>
+                <w:sz w:val="22"/>
+                <w:szCs w:val="22"/>
+              </w:rPr>
+            </w:pPr>
+            <w:r>
+              <w:rPr>
+                <w:rFonts w:ascii="Aptos Narrow" w:eastAsia="Times New Roman" w:hAnsi="Aptos Narrow" w:cs="Times New Roman"/>
+                <w:color w:val="000000"/>
+                <w:sz w:val="22"/>
+                <w:szCs w:val="22"/>
+              </w:rPr>
+              <w:t>15</w:t>
+            </w:r>
+          </w:p>
+        </w:tc>
+        <w:tc>
+          <w:tcPr>
+            <w:tcW w:w="2180" w:type="dxa"/>
+            <w:noWrap/>
+            <w:vAlign w:val="center"/>
+            <w:hideMark/>
+          </w:tcPr>
+          <w:p>
+            <w:pPr>
+              <w:suppressAutoHyphens w:val="0"/>
+              <w:spacing w:after="0" w:line="240" w:lineRule="auto"/>
+              <w:jc w:val="center"/>
+              <w:rPr>
+                <w:rFonts w:ascii="Aptos Narrow" w:eastAsia="Times New Roman" w:hAnsi="Aptos Narrow" w:cs="Times New Roman"/>
+                <w:color w:val="000000"/>
+                <w:sz w:val="22"/>
+                <w:szCs w:val="22"/>
+              </w:rPr>
+            </w:pPr>
+            <w:r>
+              <w:rPr>
+                <w:rFonts w:ascii="Aptos Narrow" w:eastAsia="Times New Roman" w:hAnsi="Aptos Narrow" w:cs="Times New Roman"/>
+                <w:color w:val="000000"/>
+                <w:sz w:val="22"/>
+                <w:szCs w:val="22"/>
+              </w:rPr>
+              <w:t>31</w:t>
+            </w:r>
+          </w:p>
+        </w:tc>
+      </w:tr>
+      <w:tr>
+        <w:trPr>
+          <w:trHeight w:val="290"/>
+          <w:jc w:val="center"/>
+        </w:trPr>
+        <w:tc>
+          <w:tcPr>
+            <w:tcW w:w="1700" w:type="dxa"/>
+            <w:vMerge/>
+            <w:vAlign w:val="center"/>
+            <w:hideMark/>
+          </w:tcPr>
+          <w:p>
+            <w:pPr>
+              <w:suppressAutoHyphens w:val="0"/>
+              <w:spacing w:after="0" w:line="240" w:lineRule="auto"/>
+              <w:jc w:val="center"/>
+              <w:rPr>
+                <w:rFonts w:ascii="Aptos Narrow" w:eastAsia="Times New Roman" w:hAnsi="Aptos Narrow" w:cs="Times New Roman"/>
+                <w:color w:val="000000"/>
+                <w:sz w:val="22"/>
+                <w:szCs w:val="22"/>
+              </w:rPr>
+            </w:pPr>
+          </w:p>
+        </w:tc>
+        <w:tc>
+          <w:tcPr>
+            <w:tcW w:w="1600" w:type="dxa"/>
+            <w:vMerge/>
+            <w:vAlign w:val="center"/>
+            <w:hideMark/>
+          </w:tcPr>
+          <w:p>
+            <w:pPr>
+              <w:suppressAutoHyphens w:val="0"/>
+              <w:spacing w:after="0" w:line="240" w:lineRule="auto"/>
+              <w:jc w:val="center"/>
+              <w:rPr>
+                <w:rFonts w:ascii="Aptos Narrow" w:eastAsia="Times New Roman" w:hAnsi="Aptos Narrow" w:cs="Times New Roman"/>
+                <w:color w:val="000000"/>
+                <w:sz w:val="22"/>
+                <w:szCs w:val="22"/>
+              </w:rPr>
+            </w:pPr>
+          </w:p>
+        </w:tc>
+        <w:tc>
+          <w:tcPr>
+            <w:tcW w:w="1160" w:type="dxa"/>
+            <w:noWrap/>
+            <w:vAlign w:val="center"/>
+            <w:hideMark/>
+          </w:tcPr>
+          <w:p>
+            <w:pPr>
+              <w:suppressAutoHyphens w:val="0"/>
+              <w:spacing w:after="0" w:line="240" w:lineRule="auto"/>
+              <w:jc w:val="center"/>
+              <w:rPr>
+                <w:rFonts w:ascii="Aptos Narrow" w:eastAsia="Times New Roman" w:hAnsi="Aptos Narrow" w:cs="Times New Roman"/>
+                <w:color w:val="000000"/>
+                <w:sz w:val="22"/>
+                <w:szCs w:val="22"/>
+              </w:rPr>
+            </w:pPr>
+            <w:r>
+              <w:rPr>
+                <w:rFonts w:ascii="Aptos Narrow" w:eastAsia="Times New Roman" w:hAnsi="Aptos Narrow" w:cs="Times New Roman"/>
+                <w:color w:val="000000"/>
+                <w:sz w:val="22"/>
+                <w:szCs w:val="22"/>
+              </w:rPr>
+              <w:t>20</w:t>
+            </w:r>
+          </w:p>
+        </w:tc>
+        <w:tc>
+          <w:tcPr>
+            <w:tcW w:w="2180" w:type="dxa"/>
+            <w:noWrap/>
+            <w:vAlign w:val="center"/>
+            <w:hideMark/>
+          </w:tcPr>
+          <w:p>
+            <w:pPr>
+              <w:suppressAutoHyphens w:val="0"/>
+              <w:spacing w:after="0" w:line="240" w:lineRule="auto"/>
+              <w:jc w:val="center"/>
+              <w:rPr>
+                <w:rFonts w:ascii="Aptos Narrow" w:eastAsia="Times New Roman" w:hAnsi="Aptos Narrow" w:cs="Times New Roman"/>
+                <w:color w:val="000000"/>
+                <w:sz w:val="22"/>
+                <w:szCs w:val="22"/>
+              </w:rPr>
+            </w:pPr>
+            <w:r>
+              <w:rPr>
+                <w:rFonts w:ascii="Aptos Narrow" w:eastAsia="Times New Roman" w:hAnsi="Aptos Narrow" w:cs="Times New Roman"/>
+                <w:color w:val="000000"/>
+                <w:sz w:val="22"/>
+                <w:szCs w:val="22"/>
+              </w:rPr>
+              <w:t>35</w:t>
+            </w:r>
+          </w:p>
+        </w:tc>
+      </w:tr>
+      <w:tr>
+        <w:trPr>
+          <w:trHeight w:val="290"/>
+          <w:jc w:val="center"/>
+        </w:trPr>
+        <w:tc>
+          <w:tcPr>
+            <w:tcW w:w="1700" w:type="dxa"/>
+            <w:vMerge/>
+            <w:vAlign w:val="center"/>
+            <w:hideMark/>
+          </w:tcPr>
+          <w:p>
+            <w:pPr>
+              <w:suppressAutoHyphens w:val="0"/>
+              <w:spacing w:after="0" w:line="240" w:lineRule="auto"/>
+              <w:jc w:val="center"/>
+              <w:rPr>
+                <w:rFonts w:ascii="Aptos Narrow" w:eastAsia="Times New Roman" w:hAnsi="Aptos Narrow" w:cs="Times New Roman"/>
+                <w:color w:val="000000"/>
+                <w:sz w:val="22"/>
+                <w:szCs w:val="22"/>
+              </w:rPr>
+            </w:pPr>
+          </w:p>
+        </w:tc>
+        <w:tc>
+          <w:tcPr>
+            <w:tcW w:w="1600" w:type="dxa"/>
+            <w:vMerge w:val="restart"/>
+            <w:noWrap/>
+            <w:vAlign w:val="center"/>
+            <w:hideMark/>
+          </w:tcPr>
+          <w:p>
+            <w:pPr>
+              <w:suppressAutoHyphens w:val="0"/>
+              <w:spacing w:after="0" w:line="240" w:lineRule="auto"/>
+              <w:jc w:val="center"/>
+              <w:rPr>
+                <w:rFonts w:ascii="Aptos Narrow" w:eastAsia="Times New Roman" w:hAnsi="Aptos Narrow" w:cs="Times New Roman"/>
+                <w:color w:val="000000"/>
+                <w:sz w:val="22"/>
+                <w:szCs w:val="22"/>
+              </w:rPr>
+            </w:pPr>
+            <w:r>
+              <w:rPr>
+                <w:rFonts w:ascii="Aptos Narrow" w:eastAsia="Times New Roman" w:hAnsi="Aptos Narrow" w:cs="Times New Roman"/>
+                <w:color w:val="000000"/>
+                <w:sz w:val="22"/>
+                <w:szCs w:val="22"/>
+              </w:rPr>
+              <w:t>Avelumab</w:t>
+            </w:r>
+          </w:p>
+        </w:tc>
+        <w:tc>
+          <w:tcPr>
+            <w:tcW w:w="1160" w:type="dxa"/>
+            <w:noWrap/>
+            <w:vAlign w:val="center"/>
+            <w:hideMark/>
+          </w:tcPr>
+          <w:p>
+            <w:pPr>
+              <w:suppressAutoHyphens w:val="0"/>
+              <w:spacing w:after="0" w:line="240" w:lineRule="auto"/>
+              <w:jc w:val="center"/>
+              <w:rPr>
+                <w:rFonts w:ascii="Aptos Narrow" w:eastAsia="Times New Roman" w:hAnsi="Aptos Narrow" w:cs="Times New Roman"/>
+                <w:color w:val="000000"/>
+                <w:sz w:val="22"/>
+                <w:szCs w:val="22"/>
+              </w:rPr>
+            </w:pPr>
+            <w:r>
+              <w:rPr>
+                <w:rFonts w:ascii="Aptos Narrow" w:eastAsia="Times New Roman" w:hAnsi="Aptos Narrow" w:cs="Times New Roman"/>
+                <w:color w:val="000000"/>
+                <w:sz w:val="22"/>
+                <w:szCs w:val="22"/>
+              </w:rPr>
+              <w:t>1</w:t>
+            </w:r>
+          </w:p>
+        </w:tc>
+        <w:tc>
+          <w:tcPr>
+            <w:tcW w:w="2180" w:type="dxa"/>
+            <w:noWrap/>
+            <w:vAlign w:val="center"/>
+            <w:hideMark/>
+          </w:tcPr>
+          <w:p>
+            <w:pPr>
+              <w:suppressAutoHyphens w:val="0"/>
+              <w:spacing w:after="0" w:line="240" w:lineRule="auto"/>
+              <w:jc w:val="center"/>
+              <w:rPr>
+                <w:rFonts w:ascii="Aptos Narrow" w:eastAsia="Times New Roman" w:hAnsi="Aptos Narrow" w:cs="Times New Roman"/>
+                <w:color w:val="000000"/>
+                <w:sz w:val="22"/>
+                <w:szCs w:val="22"/>
+              </w:rPr>
+            </w:pPr>
+            <w:r>
+              <w:rPr>
+                <w:rFonts w:ascii="Aptos Narrow" w:eastAsia="Times New Roman" w:hAnsi="Aptos Narrow" w:cs="Times New Roman"/>
+                <w:color w:val="000000"/>
+                <w:sz w:val="22"/>
+                <w:szCs w:val="22"/>
+              </w:rPr>
+              <w:t>11</w:t>
+            </w:r>
+          </w:p>
+        </w:tc>
+      </w:tr>
+      <w:tr>
+        <w:trPr>
+          <w:trHeight w:val="290"/>
+          <w:jc w:val="center"/>
+        </w:trPr>
+        <w:tc>
+          <w:tcPr>
+            <w:tcW w:w="1700" w:type="dxa"/>
+            <w:vMerge/>
+            <w:vAlign w:val="center"/>
+            <w:hideMark/>
+          </w:tcPr>
+          <w:p>
+            <w:pPr>
+              <w:suppressAutoHyphens w:val="0"/>
+              <w:spacing w:after="0" w:line="240" w:lineRule="auto"/>
+              <w:jc w:val="center"/>
+              <w:rPr>
+                <w:rFonts w:ascii="Aptos Narrow" w:eastAsia="Times New Roman" w:hAnsi="Aptos Narrow" w:cs="Times New Roman"/>
+                <w:color w:val="000000"/>
+                <w:sz w:val="22"/>
+                <w:szCs w:val="22"/>
+              </w:rPr>
+            </w:pPr>
+          </w:p>
+        </w:tc>
+        <w:tc>
+          <w:tcPr>
+            <w:tcW w:w="1600" w:type="dxa"/>
+            <w:vMerge/>
+            <w:vAlign w:val="center"/>
+            <w:hideMark/>
+          </w:tcPr>
+          <w:p>
+            <w:pPr>
+              <w:suppressAutoHyphens w:val="0"/>
+              <w:spacing w:after="0" w:line="240" w:lineRule="auto"/>
+              <w:jc w:val="center"/>
+              <w:rPr>
+                <w:rFonts w:ascii="Aptos Narrow" w:eastAsia="Times New Roman" w:hAnsi="Aptos Narrow" w:cs="Times New Roman"/>
+                <w:color w:val="000000"/>
+                <w:sz w:val="22"/>
+                <w:szCs w:val="22"/>
+              </w:rPr>
+            </w:pPr>
+          </w:p>
+        </w:tc>
+        <w:tc>
+          <w:tcPr>
+            <w:tcW w:w="1160" w:type="dxa"/>
+            <w:noWrap/>
+            <w:vAlign w:val="center"/>
+            <w:hideMark/>
+          </w:tcPr>
+          <w:p>
+            <w:pPr>
+              <w:suppressAutoHyphens w:val="0"/>
+              <w:spacing w:after="0" w:line="240" w:lineRule="auto"/>
+              <w:jc w:val="center"/>
+              <w:rPr>
+                <w:rFonts w:ascii="Aptos Narrow" w:eastAsia="Times New Roman" w:hAnsi="Aptos Narrow" w:cs="Times New Roman"/>
+                <w:color w:val="000000"/>
+                <w:sz w:val="22"/>
+                <w:szCs w:val="22"/>
+              </w:rPr>
+            </w:pPr>
+            <w:r>
+              <w:rPr>
+                <w:rFonts w:ascii="Aptos Narrow" w:eastAsia="Times New Roman" w:hAnsi="Aptos Narrow" w:cs="Times New Roman"/>
+                <w:color w:val="000000"/>
+                <w:sz w:val="22"/>
+                <w:szCs w:val="22"/>
+              </w:rPr>
+              <w:t>3</w:t>
+            </w:r>
+          </w:p>
+        </w:tc>
+        <w:tc>
+          <w:tcPr>
+            <w:tcW w:w="2180" w:type="dxa"/>
+            <w:noWrap/>
+            <w:vAlign w:val="center"/>
+            <w:hideMark/>
+          </w:tcPr>
+          <w:p>
+            <w:pPr>
+              <w:suppressAutoHyphens w:val="0"/>
+              <w:spacing w:after="0" w:line="240" w:lineRule="auto"/>
+              <w:jc w:val="center"/>
+              <w:rPr>
+                <w:rFonts w:ascii="Aptos Narrow" w:eastAsia="Times New Roman" w:hAnsi="Aptos Narrow" w:cs="Times New Roman"/>
+                <w:color w:val="000000"/>
+                <w:sz w:val="22"/>
+                <w:szCs w:val="22"/>
+              </w:rPr>
+            </w:pPr>
+            <w:r>
+              <w:rPr>
+                <w:rFonts w:ascii="Aptos Narrow" w:eastAsia="Times New Roman" w:hAnsi="Aptos Narrow" w:cs="Times New Roman"/>
+                <w:color w:val="000000"/>
+                <w:sz w:val="22"/>
+                <w:szCs w:val="22"/>
+              </w:rPr>
+              <w:t>9</w:t>
+            </w:r>
+          </w:p>
+        </w:tc>
+      </w:tr>
+      <w:tr>
+        <w:trPr>
+          <w:trHeight w:val="290"/>
+          <w:jc w:val="center"/>
+        </w:trPr>
+        <w:tc>
+          <w:tcPr>
+            <w:tcW w:w="1700" w:type="dxa"/>
+            <w:vMerge/>
+            <w:vAlign w:val="center"/>
+            <w:hideMark/>
+          </w:tcPr>
+          <w:p>
+            <w:pPr>
+              <w:suppressAutoHyphens w:val="0"/>
+              <w:spacing w:after="0" w:line="240" w:lineRule="auto"/>
+              <w:jc w:val="center"/>
+              <w:rPr>
+                <w:rFonts w:ascii="Aptos Narrow" w:eastAsia="Times New Roman" w:hAnsi="Aptos Narrow" w:cs="Times New Roman"/>
+                <w:color w:val="000000"/>
+                <w:sz w:val="22"/>
+                <w:szCs w:val="22"/>
+              </w:rPr>
+            </w:pPr>
+          </w:p>
+        </w:tc>
+        <w:tc>
+          <w:tcPr>
+            <w:tcW w:w="1600" w:type="dxa"/>
+            <w:vMerge/>
+            <w:vAlign w:val="center"/>
+            <w:hideMark/>
+          </w:tcPr>
+          <w:p>
+            <w:pPr>
+              <w:suppressAutoHyphens w:val="0"/>
+              <w:spacing w:after="0" w:line="240" w:lineRule="auto"/>
+              <w:jc w:val="center"/>
+              <w:rPr>
+                <w:rFonts w:ascii="Aptos Narrow" w:eastAsia="Times New Roman" w:hAnsi="Aptos Narrow" w:cs="Times New Roman"/>
+                <w:color w:val="000000"/>
+                <w:sz w:val="22"/>
+                <w:szCs w:val="22"/>
+              </w:rPr>
+            </w:pPr>
+          </w:p>
+        </w:tc>
+        <w:tc>
+          <w:tcPr>
+            <w:tcW w:w="1160" w:type="dxa"/>
+            <w:noWrap/>
+            <w:vAlign w:val="center"/>
+            <w:hideMark/>
+          </w:tcPr>
+          <w:p>
+            <w:pPr>
+              <w:suppressAutoHyphens w:val="0"/>
+              <w:spacing w:after="0" w:line="240" w:lineRule="auto"/>
+              <w:jc w:val="center"/>
+              <w:rPr>
+                <w:rFonts w:ascii="Aptos Narrow" w:eastAsia="Times New Roman" w:hAnsi="Aptos Narrow" w:cs="Times New Roman"/>
+                <w:color w:val="000000"/>
+                <w:sz w:val="22"/>
+                <w:szCs w:val="22"/>
+              </w:rPr>
+            </w:pPr>
+            <w:r>
+              <w:rPr>
+                <w:rFonts w:ascii="Aptos Narrow" w:eastAsia="Times New Roman" w:hAnsi="Aptos Narrow" w:cs="Times New Roman"/>
+                <w:color w:val="000000"/>
+                <w:sz w:val="22"/>
+                <w:szCs w:val="22"/>
+              </w:rPr>
+              <w:t>10</w:t>
+            </w:r>
+          </w:p>
+        </w:tc>
+        <w:tc>
+          <w:tcPr>
+            <w:tcW w:w="2180" w:type="dxa"/>
+            <w:noWrap/>
+            <w:vAlign w:val="center"/>
+            <w:hideMark/>
+          </w:tcPr>
+          <w:p>
+            <w:pPr>
+              <w:suppressAutoHyphens w:val="0"/>
+              <w:spacing w:after="0" w:line="240" w:lineRule="auto"/>
+              <w:jc w:val="center"/>
+              <w:rPr>
+                <w:rFonts w:ascii="Aptos Narrow" w:eastAsia="Times New Roman" w:hAnsi="Aptos Narrow" w:cs="Times New Roman"/>
+                <w:color w:val="000000"/>
+                <w:sz w:val="22"/>
+                <w:szCs w:val="22"/>
+              </w:rPr>
+            </w:pPr>
+            <w:r>
+              <w:rPr>
+                <w:rFonts w:ascii="Aptos Narrow" w:eastAsia="Times New Roman" w:hAnsi="Aptos Narrow" w:cs="Times New Roman"/>
+                <w:color w:val="000000"/>
+                <w:sz w:val="22"/>
+                <w:szCs w:val="22"/>
+              </w:rPr>
+              <w:t>24</w:t>
+            </w:r>
+          </w:p>
+        </w:tc>
+      </w:tr>
+      <w:tr>
+        <w:trPr>
+          <w:trHeight w:val="290"/>
+          <w:jc w:val="center"/>
+        </w:trPr>
+        <w:tc>
+          <w:tcPr>
+            <w:tcW w:w="1700" w:type="dxa"/>
+            <w:vMerge/>
+            <w:vAlign w:val="center"/>
+            <w:hideMark/>
+          </w:tcPr>
+          <w:p>
+            <w:pPr>
+              <w:suppressAutoHyphens w:val="0"/>
+              <w:spacing w:after="0" w:line="240" w:lineRule="auto"/>
+              <w:jc w:val="center"/>
+              <w:rPr>
+                <w:rFonts w:ascii="Aptos Narrow" w:eastAsia="Times New Roman" w:hAnsi="Aptos Narrow" w:cs="Times New Roman"/>
+                <w:color w:val="000000"/>
+                <w:sz w:val="22"/>
+                <w:szCs w:val="22"/>
+              </w:rPr>
+            </w:pPr>
+          </w:p>
+        </w:tc>
+        <w:tc>
+          <w:tcPr>
+            <w:tcW w:w="1600" w:type="dxa"/>
+            <w:vMerge/>
+            <w:vAlign w:val="center"/>
+            <w:hideMark/>
+          </w:tcPr>
+          <w:p>
+            <w:pPr>
+              <w:suppressAutoHyphens w:val="0"/>
+              <w:spacing w:after="0" w:line="240" w:lineRule="auto"/>
+              <w:jc w:val="center"/>
+              <w:rPr>
+                <w:rFonts w:ascii="Aptos Narrow" w:eastAsia="Times New Roman" w:hAnsi="Aptos Narrow" w:cs="Times New Roman"/>
+                <w:color w:val="000000"/>
+                <w:sz w:val="22"/>
+                <w:szCs w:val="22"/>
+              </w:rPr>
+            </w:pPr>
+          </w:p>
+        </w:tc>
+        <w:tc>
+          <w:tcPr>
+            <w:tcW w:w="1160" w:type="dxa"/>
+            <w:noWrap/>
+            <w:vAlign w:val="center"/>
+            <w:hideMark/>
+          </w:tcPr>
+          <w:p>
+            <w:pPr>
+              <w:suppressAutoHyphens w:val="0"/>
+              <w:spacing w:after="0" w:line="240" w:lineRule="auto"/>
+              <w:jc w:val="center"/>
+              <w:rPr>
+                <w:rFonts w:ascii="Aptos Narrow" w:eastAsia="Times New Roman" w:hAnsi="Aptos Narrow" w:cs="Times New Roman"/>
+                <w:color w:val="000000"/>
+                <w:sz w:val="22"/>
+                <w:szCs w:val="22"/>
+              </w:rPr>
+            </w:pPr>
+            <w:r>
+              <w:rPr>
+                <w:rFonts w:ascii="Aptos Narrow" w:eastAsia="Times New Roman" w:hAnsi="Aptos Narrow" w:cs="Times New Roman"/>
+                <w:color w:val="000000"/>
+                <w:sz w:val="22"/>
+                <w:szCs w:val="22"/>
+              </w:rPr>
+              <w:t>20</w:t>
+            </w:r>
+          </w:p>
+        </w:tc>
+        <w:tc>
+          <w:tcPr>
+            <w:tcW w:w="2180" w:type="dxa"/>
+            <w:noWrap/>
+            <w:vAlign w:val="center"/>
+            <w:hideMark/>
+          </w:tcPr>
+          <w:p>
+            <w:pPr>
+              <w:suppressAutoHyphens w:val="0"/>
+              <w:spacing w:after="0" w:line="240" w:lineRule="auto"/>
+              <w:jc w:val="center"/>
+              <w:rPr>
+                <w:rFonts w:ascii="Aptos Narrow" w:eastAsia="Times New Roman" w:hAnsi="Aptos Narrow" w:cs="Times New Roman"/>
+                <w:color w:val="000000"/>
+                <w:sz w:val="22"/>
+                <w:szCs w:val="22"/>
+              </w:rPr>
+            </w:pPr>
+            <w:r>
+              <w:rPr>
+                <w:rFonts w:ascii="Aptos Narrow" w:eastAsia="Times New Roman" w:hAnsi="Aptos Narrow" w:cs="Times New Roman"/>
+                <w:color w:val="000000"/>
+                <w:sz w:val="22"/>
+                <w:szCs w:val="22"/>
+              </w:rPr>
+              <w:t>15</w:t>
+            </w:r>
+          </w:p>
+        </w:tc>
+      </w:tr>
+      <w:tr>
+        <w:trPr>
+          <w:trHeight w:val="290"/>
+          <w:jc w:val="center"/>
+        </w:trPr>
+        <w:tc>
+          <w:tcPr>
+            <w:tcW w:w="1700" w:type="dxa"/>
+            <w:vMerge/>
+            <w:vAlign w:val="center"/>
+            <w:hideMark/>
+          </w:tcPr>
+          <w:p>
+            <w:pPr>
+              <w:suppressAutoHyphens w:val="0"/>
+              <w:spacing w:after="0" w:line="240" w:lineRule="auto"/>
+              <w:jc w:val="center"/>
+              <w:rPr>
+                <w:rFonts w:ascii="Aptos Narrow" w:eastAsia="Times New Roman" w:hAnsi="Aptos Narrow" w:cs="Times New Roman"/>
+                <w:color w:val="000000"/>
+                <w:sz w:val="22"/>
+                <w:szCs w:val="22"/>
+              </w:rPr>
+            </w:pPr>
+          </w:p>
+        </w:tc>
+        <w:tc>
+          <w:tcPr>
+            <w:tcW w:w="1600" w:type="dxa"/>
+            <w:noWrap/>
+            <w:vAlign w:val="center"/>
+            <w:hideMark/>
+          </w:tcPr>
+          <w:p>
+            <w:pPr>
+              <w:suppressAutoHyphens w:val="0"/>
+              <w:spacing w:after="0" w:line="240" w:lineRule="auto"/>
+              <w:jc w:val="center"/>
+              <w:rPr>
+                <w:rFonts w:ascii="Aptos Narrow" w:eastAsia="Times New Roman" w:hAnsi="Aptos Narrow" w:cs="Times New Roman"/>
+                <w:color w:val="000000"/>
+                <w:sz w:val="22"/>
+                <w:szCs w:val="22"/>
+              </w:rPr>
+            </w:pPr>
+            <w:r>
+              <w:rPr>
+                <w:rFonts w:ascii="Aptos Narrow" w:eastAsia="Times New Roman" w:hAnsi="Aptos Narrow" w:cs="Times New Roman"/>
+                <w:color w:val="000000"/>
+                <w:sz w:val="22"/>
+                <w:szCs w:val="22"/>
+              </w:rPr>
+              <w:t>Bevacizumab</w:t>
+            </w:r>
+          </w:p>
+        </w:tc>
+        <w:tc>
+          <w:tcPr>
+            <w:tcW w:w="1160" w:type="dxa"/>
+            <w:noWrap/>
+            <w:vAlign w:val="center"/>
+            <w:hideMark/>
+          </w:tcPr>
+          <w:p>
+            <w:pPr>
+              <w:suppressAutoHyphens w:val="0"/>
+              <w:spacing w:after="0" w:line="240" w:lineRule="auto"/>
+              <w:jc w:val="center"/>
+              <w:rPr>
+                <w:rFonts w:ascii="Aptos Narrow" w:eastAsia="Times New Roman" w:hAnsi="Aptos Narrow" w:cs="Times New Roman"/>
+                <w:color w:val="000000"/>
+                <w:sz w:val="22"/>
+                <w:szCs w:val="22"/>
+              </w:rPr>
+            </w:pPr>
+            <w:r>
+              <w:rPr>
+                <w:rFonts w:ascii="Aptos Narrow" w:eastAsia="Times New Roman" w:hAnsi="Aptos Narrow" w:cs="Times New Roman"/>
+                <w:color w:val="000000"/>
+                <w:sz w:val="22"/>
+                <w:szCs w:val="22"/>
+              </w:rPr>
+              <w:t>15</w:t>
+            </w:r>
+          </w:p>
+        </w:tc>
+        <w:tc>
+          <w:tcPr>
+            <w:tcW w:w="2180" w:type="dxa"/>
+            <w:noWrap/>
+            <w:vAlign w:val="center"/>
+            <w:hideMark/>
+          </w:tcPr>
+          <w:p>
+            <w:pPr>
+              <w:suppressAutoHyphens w:val="0"/>
+              <w:spacing w:after="0" w:line="240" w:lineRule="auto"/>
+              <w:jc w:val="center"/>
+              <w:rPr>
+                <w:rFonts w:ascii="Aptos Narrow" w:eastAsia="Times New Roman" w:hAnsi="Aptos Narrow" w:cs="Times New Roman"/>
+                <w:color w:val="000000"/>
+                <w:sz w:val="22"/>
+                <w:szCs w:val="22"/>
+              </w:rPr>
+            </w:pPr>
+            <w:r>
+              <w:rPr>
+                <w:rFonts w:ascii="Aptos Narrow" w:eastAsia="Times New Roman" w:hAnsi="Aptos Narrow" w:cs="Times New Roman"/>
+                <w:color w:val="000000"/>
+                <w:sz w:val="22"/>
+                <w:szCs w:val="22"/>
+              </w:rPr>
+              <w:t>33</w:t>
+            </w:r>
+          </w:p>
+        </w:tc>
+      </w:tr>
+      <w:tr>
+        <w:trPr>
+          <w:trHeight w:val="290"/>
+          <w:jc w:val="center"/>
+        </w:trPr>
+        <w:tc>
+          <w:tcPr>
+            <w:tcW w:w="1700" w:type="dxa"/>
+            <w:vMerge/>
+            <w:vAlign w:val="center"/>
+            <w:hideMark/>
+          </w:tcPr>
+          <w:p>
+            <w:pPr>
+              <w:suppressAutoHyphens w:val="0"/>
+              <w:spacing w:after="0" w:line="240" w:lineRule="auto"/>
+              <w:jc w:val="center"/>
+              <w:rPr>
+                <w:rFonts w:ascii="Aptos Narrow" w:eastAsia="Times New Roman" w:hAnsi="Aptos Narrow" w:cs="Times New Roman"/>
+                <w:color w:val="000000"/>
+                <w:sz w:val="22"/>
+                <w:szCs w:val="22"/>
+              </w:rPr>
+            </w:pPr>
+          </w:p>
+        </w:tc>
+        <w:tc>
+          <w:tcPr>
+            <w:tcW w:w="1600" w:type="dxa"/>
+            <w:vMerge w:val="restart"/>
+            <w:noWrap/>
+            <w:vAlign w:val="center"/>
+            <w:hideMark/>
+          </w:tcPr>
+          <w:p>
+            <w:pPr>
+              <w:suppressAutoHyphens w:val="0"/>
+              <w:spacing w:after="0" w:line="240" w:lineRule="auto"/>
+              <w:jc w:val="center"/>
+              <w:rPr>
+                <w:rFonts w:ascii="Aptos Narrow" w:eastAsia="Times New Roman" w:hAnsi="Aptos Narrow" w:cs="Times New Roman"/>
+                <w:color w:val="000000"/>
+                <w:sz w:val="22"/>
+                <w:szCs w:val="22"/>
+              </w:rPr>
+            </w:pPr>
+            <w:r>
+              <w:rPr>
+                <w:rFonts w:ascii="Aptos Narrow" w:eastAsia="Times New Roman" w:hAnsi="Aptos Narrow" w:cs="Times New Roman"/>
+                <w:color w:val="000000"/>
+                <w:sz w:val="22"/>
+                <w:szCs w:val="22"/>
+              </w:rPr>
+              <w:t>Golimumab</w:t>
+            </w:r>
+          </w:p>
+        </w:tc>
+        <w:tc>
+          <w:tcPr>
+            <w:tcW w:w="1160" w:type="dxa"/>
+            <w:noWrap/>
+            <w:vAlign w:val="center"/>
+            <w:hideMark/>
+          </w:tcPr>
+          <w:p>
+            <w:pPr>
+              <w:suppressAutoHyphens w:val="0"/>
+              <w:spacing w:after="0" w:line="240" w:lineRule="auto"/>
+              <w:jc w:val="center"/>
+              <w:rPr>
+                <w:rFonts w:ascii="Aptos Narrow" w:eastAsia="Times New Roman" w:hAnsi="Aptos Narrow" w:cs="Times New Roman"/>
+                <w:color w:val="000000"/>
+                <w:sz w:val="22"/>
+                <w:szCs w:val="22"/>
+              </w:rPr>
+            </w:pPr>
+            <w:r>
+              <w:rPr>
+                <w:rFonts w:ascii="Aptos Narrow" w:eastAsia="Times New Roman" w:hAnsi="Aptos Narrow" w:cs="Times New Roman"/>
+                <w:color w:val="000000"/>
+                <w:sz w:val="22"/>
+                <w:szCs w:val="22"/>
+              </w:rPr>
+              <w:t>0.1</w:t>
+            </w:r>
+          </w:p>
+        </w:tc>
+        <w:tc>
+          <w:tcPr>
+            <w:tcW w:w="2180" w:type="dxa"/>
+            <w:noWrap/>
+            <w:vAlign w:val="center"/>
+            <w:hideMark/>
+          </w:tcPr>
+          <w:p>
+            <w:pPr>
+              <w:suppressAutoHyphens w:val="0"/>
+              <w:spacing w:after="0" w:line="240" w:lineRule="auto"/>
+              <w:jc w:val="center"/>
+              <w:rPr>
+                <w:rFonts w:ascii="Aptos Narrow" w:eastAsia="Times New Roman" w:hAnsi="Aptos Narrow" w:cs="Times New Roman"/>
+                <w:color w:val="000000"/>
+                <w:sz w:val="22"/>
+                <w:szCs w:val="22"/>
+              </w:rPr>
+            </w:pPr>
+            <w:r>
+              <w:rPr>
+                <w:rFonts w:ascii="Aptos Narrow" w:eastAsia="Times New Roman" w:hAnsi="Aptos Narrow" w:cs="Times New Roman"/>
+                <w:color w:val="000000"/>
+                <w:sz w:val="22"/>
+                <w:szCs w:val="22"/>
+              </w:rPr>
+              <w:t>14</w:t>
+            </w:r>
+          </w:p>
+        </w:tc>
+      </w:tr>
+      <w:tr>
+        <w:trPr>
+          <w:trHeight w:val="290"/>
+          <w:jc w:val="center"/>
+        </w:trPr>
+        <w:tc>
+          <w:tcPr>
+            <w:tcW w:w="1700" w:type="dxa"/>
+            <w:vMerge/>
+            <w:vAlign w:val="center"/>
+            <w:hideMark/>
+          </w:tcPr>
+          <w:p>
+            <w:pPr>
+              <w:suppressAutoHyphens w:val="0"/>
+              <w:spacing w:after="0" w:line="240" w:lineRule="auto"/>
+              <w:jc w:val="center"/>
+              <w:rPr>
+                <w:rFonts w:ascii="Aptos Narrow" w:eastAsia="Times New Roman" w:hAnsi="Aptos Narrow" w:cs="Times New Roman"/>
+                <w:color w:val="000000"/>
+                <w:sz w:val="22"/>
+                <w:szCs w:val="22"/>
+              </w:rPr>
+            </w:pPr>
+          </w:p>
+        </w:tc>
+        <w:tc>
+          <w:tcPr>
+            <w:tcW w:w="1600" w:type="dxa"/>
+            <w:vMerge/>
+            <w:vAlign w:val="center"/>
+            <w:hideMark/>
+          </w:tcPr>
+          <w:p>
+            <w:pPr>
+              <w:suppressAutoHyphens w:val="0"/>
+              <w:spacing w:after="0" w:line="240" w:lineRule="auto"/>
+              <w:jc w:val="center"/>
+              <w:rPr>
+                <w:rFonts w:ascii="Aptos Narrow" w:eastAsia="Times New Roman" w:hAnsi="Aptos Narrow" w:cs="Times New Roman"/>
+                <w:color w:val="000000"/>
+                <w:sz w:val="22"/>
+                <w:szCs w:val="22"/>
+              </w:rPr>
+            </w:pPr>
+          </w:p>
+        </w:tc>
+        <w:tc>
+          <w:tcPr>
+            <w:tcW w:w="1160" w:type="dxa"/>
+            <w:noWrap/>
+            <w:vAlign w:val="center"/>
+            <w:hideMark/>
+          </w:tcPr>
+          <w:p>
+            <w:pPr>
+              <w:suppressAutoHyphens w:val="0"/>
+              <w:spacing w:after="0" w:line="240" w:lineRule="auto"/>
+              <w:jc w:val="center"/>
+              <w:rPr>
+                <w:rFonts w:ascii="Aptos Narrow" w:eastAsia="Times New Roman" w:hAnsi="Aptos Narrow" w:cs="Times New Roman"/>
+                <w:color w:val="000000"/>
+                <w:sz w:val="22"/>
+                <w:szCs w:val="22"/>
+              </w:rPr>
+            </w:pPr>
+            <w:r>
+              <w:rPr>
+                <w:rFonts w:ascii="Aptos Narrow" w:eastAsia="Times New Roman" w:hAnsi="Aptos Narrow" w:cs="Times New Roman"/>
+                <w:color w:val="000000"/>
+                <w:sz w:val="22"/>
+                <w:szCs w:val="22"/>
+              </w:rPr>
+              <w:t>0.3</w:t>
+            </w:r>
+          </w:p>
+        </w:tc>
+        <w:tc>
+          <w:tcPr>
+            <w:tcW w:w="2180" w:type="dxa"/>
+            <w:noWrap/>
+            <w:vAlign w:val="center"/>
+            <w:hideMark/>
+          </w:tcPr>
+          <w:p>
+            <w:pPr>
+              <w:suppressAutoHyphens w:val="0"/>
+              <w:spacing w:after="0" w:line="240" w:lineRule="auto"/>
+              <w:jc w:val="center"/>
+              <w:rPr>
+                <w:rFonts w:ascii="Aptos Narrow" w:eastAsia="Times New Roman" w:hAnsi="Aptos Narrow" w:cs="Times New Roman"/>
+                <w:color w:val="000000"/>
+                <w:sz w:val="22"/>
+                <w:szCs w:val="22"/>
+              </w:rPr>
+            </w:pPr>
+            <w:r>
+              <w:rPr>
+                <w:rFonts w:ascii="Aptos Narrow" w:eastAsia="Times New Roman" w:hAnsi="Aptos Narrow" w:cs="Times New Roman"/>
+                <w:color w:val="000000"/>
+                <w:sz w:val="22"/>
+                <w:szCs w:val="22"/>
+              </w:rPr>
+              <w:t>15</w:t>
+            </w:r>
+          </w:p>
+        </w:tc>
+      </w:tr>
+      <w:tr>
+        <w:trPr>
+          <w:trHeight w:val="290"/>
+          <w:jc w:val="center"/>
+        </w:trPr>
+        <w:tc>
+          <w:tcPr>
+            <w:tcW w:w="1700" w:type="dxa"/>
+            <w:vMerge/>
+            <w:vAlign w:val="center"/>
+            <w:hideMark/>
+          </w:tcPr>
+          <w:p>
+            <w:pPr>
+              <w:suppressAutoHyphens w:val="0"/>
+              <w:spacing w:after="0" w:line="240" w:lineRule="auto"/>
+              <w:jc w:val="center"/>
+              <w:rPr>
+                <w:rFonts w:ascii="Aptos Narrow" w:eastAsia="Times New Roman" w:hAnsi="Aptos Narrow" w:cs="Times New Roman"/>
+                <w:color w:val="000000"/>
+                <w:sz w:val="22"/>
+                <w:szCs w:val="22"/>
+              </w:rPr>
+            </w:pPr>
+          </w:p>
+        </w:tc>
+        <w:tc>
+          <w:tcPr>
+            <w:tcW w:w="1600" w:type="dxa"/>
+            <w:vMerge/>
+            <w:vAlign w:val="center"/>
+            <w:hideMark/>
+          </w:tcPr>
+          <w:p>
+            <w:pPr>
+              <w:suppressAutoHyphens w:val="0"/>
+              <w:spacing w:after="0" w:line="240" w:lineRule="auto"/>
+              <w:jc w:val="center"/>
+              <w:rPr>
+                <w:rFonts w:ascii="Aptos Narrow" w:eastAsia="Times New Roman" w:hAnsi="Aptos Narrow" w:cs="Times New Roman"/>
+                <w:color w:val="000000"/>
+                <w:sz w:val="22"/>
+                <w:szCs w:val="22"/>
+              </w:rPr>
+            </w:pPr>
+          </w:p>
+        </w:tc>
+        <w:tc>
+          <w:tcPr>
+            <w:tcW w:w="1160" w:type="dxa"/>
+            <w:noWrap/>
+            <w:vAlign w:val="center"/>
+            <w:hideMark/>
+          </w:tcPr>
+          <w:p>
+            <w:pPr>
+              <w:suppressAutoHyphens w:val="0"/>
+              <w:spacing w:after="0" w:line="240" w:lineRule="auto"/>
+              <w:jc w:val="center"/>
+              <w:rPr>
+                <w:rFonts w:ascii="Aptos Narrow" w:eastAsia="Times New Roman" w:hAnsi="Aptos Narrow" w:cs="Times New Roman"/>
+                <w:color w:val="000000"/>
+                <w:sz w:val="22"/>
+                <w:szCs w:val="22"/>
+              </w:rPr>
+            </w:pPr>
+            <w:r>
+              <w:rPr>
+                <w:rFonts w:ascii="Aptos Narrow" w:eastAsia="Times New Roman" w:hAnsi="Aptos Narrow" w:cs="Times New Roman"/>
+                <w:color w:val="000000"/>
+                <w:sz w:val="22"/>
+                <w:szCs w:val="22"/>
+              </w:rPr>
+              <w:t>1</w:t>
+            </w:r>
+          </w:p>
+        </w:tc>
+        <w:tc>
+          <w:tcPr>
+            <w:tcW w:w="2180" w:type="dxa"/>
+            <w:noWrap/>
+            <w:vAlign w:val="center"/>
+            <w:hideMark/>
+          </w:tcPr>
+          <w:p>
+            <w:pPr>
+              <w:suppressAutoHyphens w:val="0"/>
+              <w:spacing w:after="0" w:line="240" w:lineRule="auto"/>
+              <w:jc w:val="center"/>
+              <w:rPr>
+                <w:rFonts w:ascii="Aptos Narrow" w:eastAsia="Times New Roman" w:hAnsi="Aptos Narrow" w:cs="Times New Roman"/>
+                <w:color w:val="000000"/>
+                <w:sz w:val="22"/>
+                <w:szCs w:val="22"/>
+              </w:rPr>
+            </w:pPr>
+            <w:r>
+              <w:rPr>
+                <w:rFonts w:ascii="Aptos Narrow" w:eastAsia="Times New Roman" w:hAnsi="Aptos Narrow" w:cs="Times New Roman"/>
+                <w:color w:val="000000"/>
+                <w:sz w:val="22"/>
+                <w:szCs w:val="22"/>
+              </w:rPr>
+              <w:t>19</w:t>
+            </w:r>
+          </w:p>
+        </w:tc>
+      </w:tr>
+      <w:tr>
+        <w:trPr>
+          <w:trHeight w:val="290"/>
+          <w:jc w:val="center"/>
+        </w:trPr>
+        <w:tc>
+          <w:tcPr>
+            <w:tcW w:w="1700" w:type="dxa"/>
+            <w:vMerge/>
+            <w:vAlign w:val="center"/>
+            <w:hideMark/>
+          </w:tcPr>
+          <w:p>
+            <w:pPr>
+              <w:suppressAutoHyphens w:val="0"/>
+              <w:spacing w:after="0" w:line="240" w:lineRule="auto"/>
+              <w:jc w:val="center"/>
+              <w:rPr>
+                <w:rFonts w:ascii="Aptos Narrow" w:eastAsia="Times New Roman" w:hAnsi="Aptos Narrow" w:cs="Times New Roman"/>
+                <w:color w:val="000000"/>
+                <w:sz w:val="22"/>
+                <w:szCs w:val="22"/>
+              </w:rPr>
+            </w:pPr>
+          </w:p>
+        </w:tc>
+        <w:tc>
+          <w:tcPr>
+            <w:tcW w:w="1600" w:type="dxa"/>
+            <w:vMerge/>
+            <w:vAlign w:val="center"/>
+            <w:hideMark/>
+          </w:tcPr>
+          <w:p>
+            <w:pPr>
+              <w:suppressAutoHyphens w:val="0"/>
+              <w:spacing w:after="0" w:line="240" w:lineRule="auto"/>
+              <w:jc w:val="center"/>
+              <w:rPr>
+                <w:rFonts w:ascii="Aptos Narrow" w:eastAsia="Times New Roman" w:hAnsi="Aptos Narrow" w:cs="Times New Roman"/>
+                <w:color w:val="000000"/>
+                <w:sz w:val="22"/>
+                <w:szCs w:val="22"/>
+              </w:rPr>
+            </w:pPr>
+          </w:p>
+        </w:tc>
+        <w:tc>
+          <w:tcPr>
+            <w:tcW w:w="1160" w:type="dxa"/>
+            <w:noWrap/>
+            <w:vAlign w:val="center"/>
+            <w:hideMark/>
+          </w:tcPr>
+          <w:p>
+            <w:pPr>
+              <w:suppressAutoHyphens w:val="0"/>
+              <w:spacing w:after="0" w:line="240" w:lineRule="auto"/>
+              <w:jc w:val="center"/>
+              <w:rPr>
+                <w:rFonts w:ascii="Aptos Narrow" w:eastAsia="Times New Roman" w:hAnsi="Aptos Narrow" w:cs="Times New Roman"/>
+                <w:color w:val="000000"/>
+                <w:sz w:val="22"/>
+                <w:szCs w:val="22"/>
+              </w:rPr>
+            </w:pPr>
+            <w:r>
+              <w:rPr>
+                <w:rFonts w:ascii="Aptos Narrow" w:eastAsia="Times New Roman" w:hAnsi="Aptos Narrow" w:cs="Times New Roman"/>
+                <w:color w:val="000000"/>
+                <w:sz w:val="22"/>
+                <w:szCs w:val="22"/>
+              </w:rPr>
+              <w:t>3</w:t>
+            </w:r>
+          </w:p>
+        </w:tc>
+        <w:tc>
+          <w:tcPr>
+            <w:tcW w:w="2180" w:type="dxa"/>
+            <w:noWrap/>
+            <w:vAlign w:val="center"/>
+            <w:hideMark/>
+          </w:tcPr>
+          <w:p>
+            <w:pPr>
+              <w:suppressAutoHyphens w:val="0"/>
+              <w:spacing w:after="0" w:line="240" w:lineRule="auto"/>
+              <w:jc w:val="center"/>
+              <w:rPr>
+                <w:rFonts w:ascii="Aptos Narrow" w:eastAsia="Times New Roman" w:hAnsi="Aptos Narrow" w:cs="Times New Roman"/>
+                <w:color w:val="000000"/>
+                <w:sz w:val="22"/>
+                <w:szCs w:val="22"/>
+              </w:rPr>
+            </w:pPr>
+            <w:r>
+              <w:rPr>
+                <w:rFonts w:ascii="Aptos Narrow" w:eastAsia="Times New Roman" w:hAnsi="Aptos Narrow" w:cs="Times New Roman"/>
+                <w:color w:val="000000"/>
+                <w:sz w:val="22"/>
+                <w:szCs w:val="22"/>
+              </w:rPr>
+              <w:t>19</w:t>
+            </w:r>
+          </w:p>
+        </w:tc>
+      </w:tr>
+      <w:tr>
+        <w:trPr>
+          <w:trHeight w:val="290"/>
+          <w:jc w:val="center"/>
+        </w:trPr>
+        <w:tc>
+          <w:tcPr>
+            <w:tcW w:w="1700" w:type="dxa"/>
+            <w:vMerge/>
+            <w:vAlign w:val="center"/>
+            <w:hideMark/>
+          </w:tcPr>
+          <w:p>
+            <w:pPr>
+              <w:suppressAutoHyphens w:val="0"/>
+              <w:spacing w:after="0" w:line="240" w:lineRule="auto"/>
+              <w:jc w:val="center"/>
+              <w:rPr>
+                <w:rFonts w:ascii="Aptos Narrow" w:eastAsia="Times New Roman" w:hAnsi="Aptos Narrow" w:cs="Times New Roman"/>
+                <w:color w:val="000000"/>
+                <w:sz w:val="22"/>
+                <w:szCs w:val="22"/>
+              </w:rPr>
+            </w:pPr>
+          </w:p>
+        </w:tc>
+        <w:tc>
+          <w:tcPr>
+            <w:tcW w:w="1600" w:type="dxa"/>
+            <w:vMerge/>
+            <w:vAlign w:val="center"/>
+            <w:hideMark/>
+          </w:tcPr>
+          <w:p>
+            <w:pPr>
+              <w:suppressAutoHyphens w:val="0"/>
+              <w:spacing w:after="0" w:line="240" w:lineRule="auto"/>
+              <w:jc w:val="center"/>
+              <w:rPr>
+                <w:rFonts w:ascii="Aptos Narrow" w:eastAsia="Times New Roman" w:hAnsi="Aptos Narrow" w:cs="Times New Roman"/>
+                <w:color w:val="000000"/>
+                <w:sz w:val="22"/>
+                <w:szCs w:val="22"/>
+              </w:rPr>
+            </w:pPr>
+          </w:p>
+        </w:tc>
+        <w:tc>
+          <w:tcPr>
+            <w:tcW w:w="1160" w:type="dxa"/>
+            <w:noWrap/>
+            <w:vAlign w:val="center"/>
+            <w:hideMark/>
+          </w:tcPr>
+          <w:p>
+            <w:pPr>
+              <w:suppressAutoHyphens w:val="0"/>
+              <w:spacing w:after="0" w:line="240" w:lineRule="auto"/>
+              <w:jc w:val="center"/>
+              <w:rPr>
+                <w:rFonts w:ascii="Aptos Narrow" w:eastAsia="Times New Roman" w:hAnsi="Aptos Narrow" w:cs="Times New Roman"/>
+                <w:color w:val="000000"/>
+                <w:sz w:val="22"/>
+                <w:szCs w:val="22"/>
+              </w:rPr>
+            </w:pPr>
+            <w:r>
+              <w:rPr>
+                <w:rFonts w:ascii="Aptos Narrow" w:eastAsia="Times New Roman" w:hAnsi="Aptos Narrow" w:cs="Times New Roman"/>
+                <w:color w:val="000000"/>
+                <w:sz w:val="22"/>
+                <w:szCs w:val="22"/>
+              </w:rPr>
+              <w:t>6</w:t>
+            </w:r>
+          </w:p>
+        </w:tc>
+        <w:tc>
+          <w:tcPr>
+            <w:tcW w:w="2180" w:type="dxa"/>
+            <w:noWrap/>
+            <w:vAlign w:val="center"/>
+            <w:hideMark/>
+          </w:tcPr>
+          <w:p>
+            <w:pPr>
+              <w:suppressAutoHyphens w:val="0"/>
+              <w:spacing w:after="0" w:line="240" w:lineRule="auto"/>
+              <w:jc w:val="center"/>
+              <w:rPr>
+                <w:rFonts w:ascii="Aptos Narrow" w:eastAsia="Times New Roman" w:hAnsi="Aptos Narrow" w:cs="Times New Roman"/>
+                <w:color w:val="000000"/>
+                <w:sz w:val="22"/>
+                <w:szCs w:val="22"/>
+              </w:rPr>
+            </w:pPr>
+            <w:r>
+              <w:rPr>
+                <w:rFonts w:ascii="Aptos Narrow" w:eastAsia="Times New Roman" w:hAnsi="Aptos Narrow" w:cs="Times New Roman"/>
+                <w:color w:val="000000"/>
+                <w:sz w:val="22"/>
+                <w:szCs w:val="22"/>
+              </w:rPr>
+              <w:t>23</w:t>
+            </w:r>
+          </w:p>
+        </w:tc>
+      </w:tr>
+      <w:tr>
+        <w:trPr>
+          <w:trHeight w:val="290"/>
+          <w:jc w:val="center"/>
+        </w:trPr>
+        <w:tc>
+          <w:tcPr>
+            <w:tcW w:w="1700" w:type="dxa"/>
+            <w:vMerge/>
+            <w:vAlign w:val="center"/>
+            <w:hideMark/>
+          </w:tcPr>
+          <w:p>
+            <w:pPr>
+              <w:suppressAutoHyphens w:val="0"/>
+              <w:spacing w:after="0" w:line="240" w:lineRule="auto"/>
+              <w:jc w:val="center"/>
+              <w:rPr>
+                <w:rFonts w:ascii="Aptos Narrow" w:eastAsia="Times New Roman" w:hAnsi="Aptos Narrow" w:cs="Times New Roman"/>
+                <w:color w:val="000000"/>
+                <w:sz w:val="22"/>
+                <w:szCs w:val="22"/>
+              </w:rPr>
+            </w:pPr>
+          </w:p>
+        </w:tc>
+        <w:tc>
+          <w:tcPr>
+            <w:tcW w:w="1600" w:type="dxa"/>
+            <w:vMerge/>
+            <w:vAlign w:val="center"/>
+            <w:hideMark/>
+          </w:tcPr>
+          <w:p>
+            <w:pPr>
+              <w:suppressAutoHyphens w:val="0"/>
+              <w:spacing w:after="0" w:line="240" w:lineRule="auto"/>
+              <w:jc w:val="center"/>
+              <w:rPr>
+                <w:rFonts w:ascii="Aptos Narrow" w:eastAsia="Times New Roman" w:hAnsi="Aptos Narrow" w:cs="Times New Roman"/>
+                <w:color w:val="000000"/>
+                <w:sz w:val="22"/>
+                <w:szCs w:val="22"/>
+              </w:rPr>
+            </w:pPr>
+          </w:p>
+        </w:tc>
+        <w:tc>
+          <w:tcPr>
+            <w:tcW w:w="1160" w:type="dxa"/>
+            <w:noWrap/>
+            <w:vAlign w:val="center"/>
+            <w:hideMark/>
+          </w:tcPr>
+          <w:p>
+            <w:pPr>
+              <w:suppressAutoHyphens w:val="0"/>
+              <w:spacing w:after="0" w:line="240" w:lineRule="auto"/>
+              <w:jc w:val="center"/>
+              <w:rPr>
+                <w:rFonts w:ascii="Aptos Narrow" w:eastAsia="Times New Roman" w:hAnsi="Aptos Narrow" w:cs="Times New Roman"/>
+                <w:color w:val="000000"/>
+                <w:sz w:val="22"/>
+                <w:szCs w:val="22"/>
+              </w:rPr>
+            </w:pPr>
+            <w:r>
+              <w:rPr>
+                <w:rFonts w:ascii="Aptos Narrow" w:eastAsia="Times New Roman" w:hAnsi="Aptos Narrow" w:cs="Times New Roman"/>
+                <w:color w:val="000000"/>
+                <w:sz w:val="22"/>
+                <w:szCs w:val="22"/>
+              </w:rPr>
+              <w:t>10</w:t>
+            </w:r>
+          </w:p>
+        </w:tc>
+        <w:tc>
+          <w:tcPr>
+            <w:tcW w:w="2180" w:type="dxa"/>
+            <w:noWrap/>
+            <w:vAlign w:val="center"/>
+            <w:hideMark/>
+          </w:tcPr>
+          <w:p>
+            <w:pPr>
+              <w:suppressAutoHyphens w:val="0"/>
+              <w:spacing w:after="0" w:line="240" w:lineRule="auto"/>
+              <w:jc w:val="center"/>
+              <w:rPr>
+                <w:rFonts w:ascii="Aptos Narrow" w:eastAsia="Times New Roman" w:hAnsi="Aptos Narrow" w:cs="Times New Roman"/>
+                <w:color w:val="000000"/>
+                <w:sz w:val="22"/>
+                <w:szCs w:val="22"/>
+              </w:rPr>
+            </w:pPr>
+            <w:r>
+              <w:rPr>
+                <w:rFonts w:ascii="Aptos Narrow" w:eastAsia="Times New Roman" w:hAnsi="Aptos Narrow" w:cs="Times New Roman"/>
+                <w:color w:val="000000"/>
+                <w:sz w:val="22"/>
+                <w:szCs w:val="22"/>
+              </w:rPr>
+              <w:t>31</w:t>
+            </w:r>
+          </w:p>
+        </w:tc>
+      </w:tr>
+      <w:tr>
+        <w:trPr>
+          <w:trHeight w:val="290"/>
+          <w:jc w:val="center"/>
+        </w:trPr>
+        <w:tc>
+          <w:tcPr>
+            <w:tcW w:w="1700" w:type="dxa"/>
+            <w:vMerge/>
+            <w:vAlign w:val="center"/>
+            <w:hideMark/>
+          </w:tcPr>
+          <w:p>
+            <w:pPr>
+              <w:suppressAutoHyphens w:val="0"/>
+              <w:spacing w:after="0" w:line="240" w:lineRule="auto"/>
+              <w:jc w:val="center"/>
+              <w:rPr>
+                <w:rFonts w:ascii="Aptos Narrow" w:eastAsia="Times New Roman" w:hAnsi="Aptos Narrow" w:cs="Times New Roman"/>
+                <w:color w:val="000000"/>
+                <w:sz w:val="22"/>
+                <w:szCs w:val="22"/>
+              </w:rPr>
+            </w:pPr>
+          </w:p>
+        </w:tc>
+        <w:tc>
+          <w:tcPr>
+            <w:tcW w:w="1600" w:type="dxa"/>
+            <w:vMerge w:val="restart"/>
+            <w:noWrap/>
+            <w:vAlign w:val="center"/>
+            <w:hideMark/>
+          </w:tcPr>
+          <w:p>
+            <w:pPr>
+              <w:suppressAutoHyphens w:val="0"/>
+              <w:spacing w:after="0" w:line="240" w:lineRule="auto"/>
+              <w:jc w:val="center"/>
+              <w:rPr>
+                <w:rFonts w:ascii="Aptos Narrow" w:eastAsia="Times New Roman" w:hAnsi="Aptos Narrow" w:cs="Times New Roman"/>
+                <w:color w:val="000000"/>
+                <w:sz w:val="22"/>
+                <w:szCs w:val="22"/>
+              </w:rPr>
+            </w:pPr>
+            <w:r>
+              <w:rPr>
+                <w:rFonts w:ascii="Aptos Narrow" w:eastAsia="Times New Roman" w:hAnsi="Aptos Narrow" w:cs="Times New Roman"/>
+                <w:color w:val="000000"/>
+                <w:sz w:val="22"/>
+                <w:szCs w:val="22"/>
+              </w:rPr>
+              <w:t>Nivolumab</w:t>
+            </w:r>
+          </w:p>
+        </w:tc>
+        <w:tc>
+          <w:tcPr>
+            <w:tcW w:w="1160" w:type="dxa"/>
+            <w:noWrap/>
+            <w:vAlign w:val="center"/>
+            <w:hideMark/>
+          </w:tcPr>
+          <w:p>
+            <w:pPr>
+              <w:suppressAutoHyphens w:val="0"/>
+              <w:spacing w:after="0" w:line="240" w:lineRule="auto"/>
+              <w:jc w:val="center"/>
+              <w:rPr>
+                <w:rFonts w:ascii="Aptos Narrow" w:eastAsia="Times New Roman" w:hAnsi="Aptos Narrow" w:cs="Times New Roman"/>
+                <w:color w:val="000000"/>
+                <w:sz w:val="22"/>
+                <w:szCs w:val="22"/>
+              </w:rPr>
+            </w:pPr>
+            <w:r>
+              <w:rPr>
+                <w:rFonts w:ascii="Aptos Narrow" w:eastAsia="Times New Roman" w:hAnsi="Aptos Narrow" w:cs="Times New Roman"/>
+                <w:color w:val="000000"/>
+                <w:sz w:val="22"/>
+                <w:szCs w:val="22"/>
+              </w:rPr>
+              <w:t>1</w:t>
+            </w:r>
+          </w:p>
+        </w:tc>
+        <w:tc>
+          <w:tcPr>
+            <w:tcW w:w="2180" w:type="dxa"/>
+            <w:noWrap/>
+            <w:vAlign w:val="center"/>
+            <w:hideMark/>
+          </w:tcPr>
+          <w:p>
+            <w:pPr>
+              <w:suppressAutoHyphens w:val="0"/>
+              <w:spacing w:after="0" w:line="240" w:lineRule="auto"/>
+              <w:jc w:val="center"/>
+              <w:rPr>
+                <w:rFonts w:ascii="Aptos Narrow" w:eastAsia="Times New Roman" w:hAnsi="Aptos Narrow" w:cs="Times New Roman"/>
+                <w:color w:val="000000"/>
+                <w:sz w:val="22"/>
+                <w:szCs w:val="22"/>
+              </w:rPr>
+            </w:pPr>
+            <w:r>
+              <w:rPr>
+                <w:rFonts w:ascii="Aptos Narrow" w:eastAsia="Times New Roman" w:hAnsi="Aptos Narrow" w:cs="Times New Roman"/>
+                <w:color w:val="000000"/>
+                <w:sz w:val="22"/>
+                <w:szCs w:val="22"/>
+              </w:rPr>
+              <w:t>50</w:t>
+            </w:r>
+          </w:p>
+        </w:tc>
+      </w:tr>
+      <w:tr>
+        <w:trPr>
+          <w:trHeight w:val="290"/>
+          <w:jc w:val="center"/>
+        </w:trPr>
+        <w:tc>
+          <w:tcPr>
+            <w:tcW w:w="1700" w:type="dxa"/>
+            <w:vMerge/>
+            <w:vAlign w:val="center"/>
+            <w:hideMark/>
+          </w:tcPr>
+          <w:p>
+            <w:pPr>
+              <w:suppressAutoHyphens w:val="0"/>
+              <w:spacing w:after="0" w:line="240" w:lineRule="auto"/>
+              <w:jc w:val="center"/>
+              <w:rPr>
+                <w:rFonts w:ascii="Aptos Narrow" w:eastAsia="Times New Roman" w:hAnsi="Aptos Narrow" w:cs="Times New Roman"/>
+                <w:color w:val="000000"/>
+                <w:sz w:val="22"/>
+                <w:szCs w:val="22"/>
+              </w:rPr>
+            </w:pPr>
+          </w:p>
+        </w:tc>
+        <w:tc>
+          <w:tcPr>
+            <w:tcW w:w="1600" w:type="dxa"/>
+            <w:vMerge/>
+            <w:vAlign w:val="center"/>
+            <w:hideMark/>
+          </w:tcPr>
+          <w:p>
+            <w:pPr>
+              <w:suppressAutoHyphens w:val="0"/>
+              <w:spacing w:after="0" w:line="240" w:lineRule="auto"/>
+              <w:jc w:val="center"/>
+              <w:rPr>
+                <w:rFonts w:ascii="Aptos Narrow" w:eastAsia="Times New Roman" w:hAnsi="Aptos Narrow" w:cs="Times New Roman"/>
+                <w:color w:val="000000"/>
+                <w:sz w:val="22"/>
+                <w:szCs w:val="22"/>
+              </w:rPr>
+            </w:pPr>
+          </w:p>
+        </w:tc>
+        <w:tc>
+          <w:tcPr>
+            <w:tcW w:w="1160" w:type="dxa"/>
+            <w:noWrap/>
+            <w:vAlign w:val="center"/>
+            <w:hideMark/>
+          </w:tcPr>
+          <w:p>
+            <w:pPr>
+              <w:suppressAutoHyphens w:val="0"/>
+              <w:spacing w:after="0" w:line="240" w:lineRule="auto"/>
+              <w:jc w:val="center"/>
+              <w:rPr>
+                <w:rFonts w:ascii="Aptos Narrow" w:eastAsia="Times New Roman" w:hAnsi="Aptos Narrow" w:cs="Times New Roman"/>
+                <w:color w:val="000000"/>
+                <w:sz w:val="22"/>
+                <w:szCs w:val="22"/>
+              </w:rPr>
+            </w:pPr>
+            <w:r>
+              <w:rPr>
+                <w:rFonts w:ascii="Aptos Narrow" w:eastAsia="Times New Roman" w:hAnsi="Aptos Narrow" w:cs="Times New Roman"/>
+                <w:color w:val="000000"/>
+                <w:sz w:val="22"/>
+                <w:szCs w:val="22"/>
+              </w:rPr>
+              <w:t>3</w:t>
+            </w:r>
+          </w:p>
+        </w:tc>
+        <w:tc>
+          <w:tcPr>
+            <w:tcW w:w="2180" w:type="dxa"/>
+            <w:noWrap/>
+            <w:vAlign w:val="center"/>
+            <w:hideMark/>
+          </w:tcPr>
+          <w:p>
+            <w:pPr>
+              <w:suppressAutoHyphens w:val="0"/>
+              <w:spacing w:after="0" w:line="240" w:lineRule="auto"/>
+              <w:jc w:val="center"/>
+              <w:rPr>
+                <w:rFonts w:ascii="Aptos Narrow" w:eastAsia="Times New Roman" w:hAnsi="Aptos Narrow" w:cs="Times New Roman"/>
+                <w:color w:val="000000"/>
+                <w:sz w:val="22"/>
+                <w:szCs w:val="22"/>
+              </w:rPr>
+            </w:pPr>
+            <w:r>
+              <w:rPr>
+                <w:rFonts w:ascii="Aptos Narrow" w:eastAsia="Times New Roman" w:hAnsi="Aptos Narrow" w:cs="Times New Roman"/>
+                <w:color w:val="000000"/>
+                <w:sz w:val="22"/>
+                <w:szCs w:val="22"/>
+              </w:rPr>
+              <w:t>45</w:t>
+            </w:r>
+          </w:p>
+        </w:tc>
+      </w:tr>
+      <w:tr>
+        <w:trPr>
+          <w:trHeight w:val="290"/>
+          <w:jc w:val="center"/>
+        </w:trPr>
+        <w:tc>
+          <w:tcPr>
+            <w:tcW w:w="1700" w:type="dxa"/>
+            <w:vMerge/>
+            <w:vAlign w:val="center"/>
+            <w:hideMark/>
+          </w:tcPr>
+          <w:p>
+            <w:pPr>
+              <w:suppressAutoHyphens w:val="0"/>
+              <w:spacing w:after="0" w:line="240" w:lineRule="auto"/>
+              <w:jc w:val="center"/>
+              <w:rPr>
+                <w:rFonts w:ascii="Aptos Narrow" w:eastAsia="Times New Roman" w:hAnsi="Aptos Narrow" w:cs="Times New Roman"/>
+                <w:color w:val="000000"/>
+                <w:sz w:val="22"/>
+                <w:szCs w:val="22"/>
+              </w:rPr>
+            </w:pPr>
+          </w:p>
+        </w:tc>
+        <w:tc>
+          <w:tcPr>
+            <w:tcW w:w="1600" w:type="dxa"/>
+            <w:vMerge/>
+            <w:vAlign w:val="center"/>
+            <w:hideMark/>
+          </w:tcPr>
+          <w:p>
+            <w:pPr>
+              <w:suppressAutoHyphens w:val="0"/>
+              <w:spacing w:after="0" w:line="240" w:lineRule="auto"/>
+              <w:jc w:val="center"/>
+              <w:rPr>
+                <w:rFonts w:ascii="Aptos Narrow" w:eastAsia="Times New Roman" w:hAnsi="Aptos Narrow" w:cs="Times New Roman"/>
+                <w:color w:val="000000"/>
+                <w:sz w:val="22"/>
+                <w:szCs w:val="22"/>
+              </w:rPr>
+            </w:pPr>
+          </w:p>
+        </w:tc>
+        <w:tc>
+          <w:tcPr>
+            <w:tcW w:w="1160" w:type="dxa"/>
+            <w:noWrap/>
+            <w:vAlign w:val="center"/>
+            <w:hideMark/>
+          </w:tcPr>
+          <w:p>
+            <w:pPr>
+              <w:suppressAutoHyphens w:val="0"/>
+              <w:spacing w:after="0" w:line="240" w:lineRule="auto"/>
+              <w:jc w:val="center"/>
+              <w:rPr>
+                <w:rFonts w:ascii="Aptos Narrow" w:eastAsia="Times New Roman" w:hAnsi="Aptos Narrow" w:cs="Times New Roman"/>
+                <w:color w:val="000000"/>
+                <w:sz w:val="22"/>
+                <w:szCs w:val="22"/>
+              </w:rPr>
+            </w:pPr>
+            <w:r>
+              <w:rPr>
+                <w:rFonts w:ascii="Aptos Narrow" w:eastAsia="Times New Roman" w:hAnsi="Aptos Narrow" w:cs="Times New Roman"/>
+                <w:color w:val="000000"/>
+                <w:sz w:val="22"/>
+                <w:szCs w:val="22"/>
+              </w:rPr>
+              <w:t>4</w:t>
+            </w:r>
+          </w:p>
+        </w:tc>
+        <w:tc>
+          <w:tcPr>
+            <w:tcW w:w="2180" w:type="dxa"/>
+            <w:noWrap/>
+            <w:vAlign w:val="center"/>
+            <w:hideMark/>
+          </w:tcPr>
+          <w:p>
+            <w:pPr>
+              <w:suppressAutoHyphens w:val="0"/>
+              <w:spacing w:after="0" w:line="240" w:lineRule="auto"/>
+              <w:jc w:val="center"/>
+              <w:rPr>
+                <w:rFonts w:ascii="Aptos Narrow" w:eastAsia="Times New Roman" w:hAnsi="Aptos Narrow" w:cs="Times New Roman"/>
+                <w:color w:val="000000"/>
+                <w:sz w:val="22"/>
+                <w:szCs w:val="22"/>
+              </w:rPr>
+            </w:pPr>
+            <w:r>
+              <w:rPr>
+                <w:rFonts w:ascii="Aptos Narrow" w:eastAsia="Times New Roman" w:hAnsi="Aptos Narrow" w:cs="Times New Roman"/>
+                <w:color w:val="000000"/>
+                <w:sz w:val="22"/>
+                <w:szCs w:val="22"/>
+              </w:rPr>
+              <w:t>45</w:t>
+            </w:r>
+          </w:p>
+        </w:tc>
+      </w:tr>
+      <w:tr>
+        <w:trPr>
+          <w:trHeight w:val="290"/>
+          <w:jc w:val="center"/>
+        </w:trPr>
+        <w:tc>
+          <w:tcPr>
+            <w:tcW w:w="1700" w:type="dxa"/>
+            <w:vMerge/>
+            <w:vAlign w:val="center"/>
+            <w:hideMark/>
+          </w:tcPr>
+          <w:p>
+            <w:pPr>
+              <w:suppressAutoHyphens w:val="0"/>
+              <w:spacing w:after="0" w:line="240" w:lineRule="auto"/>
+              <w:jc w:val="center"/>
+              <w:rPr>
+                <w:rFonts w:ascii="Aptos Narrow" w:eastAsia="Times New Roman" w:hAnsi="Aptos Narrow" w:cs="Times New Roman"/>
+                <w:color w:val="000000"/>
+                <w:sz w:val="22"/>
+                <w:szCs w:val="22"/>
+              </w:rPr>
+            </w:pPr>
+          </w:p>
+        </w:tc>
+        <w:tc>
+          <w:tcPr>
+            <w:tcW w:w="1600" w:type="dxa"/>
+            <w:vMerge/>
+            <w:vAlign w:val="center"/>
+            <w:hideMark/>
+          </w:tcPr>
+          <w:p>
+            <w:pPr>
+              <w:suppressAutoHyphens w:val="0"/>
+              <w:spacing w:after="0" w:line="240" w:lineRule="auto"/>
+              <w:jc w:val="center"/>
+              <w:rPr>
+                <w:rFonts w:ascii="Aptos Narrow" w:eastAsia="Times New Roman" w:hAnsi="Aptos Narrow" w:cs="Times New Roman"/>
+                <w:color w:val="000000"/>
+                <w:sz w:val="22"/>
+                <w:szCs w:val="22"/>
+              </w:rPr>
+            </w:pPr>
+          </w:p>
+        </w:tc>
+        <w:tc>
+          <w:tcPr>
+            <w:tcW w:w="1160" w:type="dxa"/>
+            <w:noWrap/>
+            <w:vAlign w:val="center"/>
+            <w:hideMark/>
+          </w:tcPr>
+          <w:p>
+            <w:pPr>
+              <w:suppressAutoHyphens w:val="0"/>
+              <w:spacing w:after="0" w:line="240" w:lineRule="auto"/>
+              <w:jc w:val="center"/>
+              <w:rPr>
+                <w:rFonts w:ascii="Aptos Narrow" w:eastAsia="Times New Roman" w:hAnsi="Aptos Narrow" w:cs="Times New Roman"/>
+                <w:color w:val="000000"/>
+                <w:sz w:val="22"/>
+                <w:szCs w:val="22"/>
+              </w:rPr>
+            </w:pPr>
+            <w:r>
+              <w:rPr>
+                <w:rFonts w:ascii="Aptos Narrow" w:eastAsia="Times New Roman" w:hAnsi="Aptos Narrow" w:cs="Times New Roman"/>
+                <w:color w:val="000000"/>
+                <w:sz w:val="22"/>
+                <w:szCs w:val="22"/>
+              </w:rPr>
+              <w:t>6</w:t>
+            </w:r>
+          </w:p>
+        </w:tc>
+        <w:tc>
+          <w:tcPr>
+            <w:tcW w:w="2180" w:type="dxa"/>
+            <w:noWrap/>
+            <w:vAlign w:val="center"/>
+            <w:hideMark/>
+          </w:tcPr>
+          <w:p>
+            <w:pPr>
+              <w:suppressAutoHyphens w:val="0"/>
+              <w:spacing w:after="0" w:line="240" w:lineRule="auto"/>
+              <w:jc w:val="center"/>
+              <w:rPr>
+                <w:rFonts w:ascii="Aptos Narrow" w:eastAsia="Times New Roman" w:hAnsi="Aptos Narrow" w:cs="Times New Roman"/>
+                <w:color w:val="000000"/>
+                <w:sz w:val="22"/>
+                <w:szCs w:val="22"/>
+              </w:rPr>
+            </w:pPr>
+            <w:r>
+              <w:rPr>
+                <w:rFonts w:ascii="Aptos Narrow" w:eastAsia="Times New Roman" w:hAnsi="Aptos Narrow" w:cs="Times New Roman"/>
+                <w:color w:val="000000"/>
+                <w:sz w:val="22"/>
+                <w:szCs w:val="22"/>
+              </w:rPr>
+              <w:t>48</w:t>
+            </w:r>
+          </w:p>
+        </w:tc>
+      </w:tr>
+      <w:tr>
+        <w:trPr>
+          <w:trHeight w:val="290"/>
+          <w:jc w:val="center"/>
+        </w:trPr>
+        <w:tc>
+          <w:tcPr>
+            <w:tcW w:w="1700" w:type="dxa"/>
+            <w:vMerge/>
+            <w:vAlign w:val="center"/>
+            <w:hideMark/>
+          </w:tcPr>
+          <w:p>
+            <w:pPr>
+              <w:suppressAutoHyphens w:val="0"/>
+              <w:spacing w:after="0" w:line="240" w:lineRule="auto"/>
+              <w:jc w:val="center"/>
+              <w:rPr>
+                <w:rFonts w:ascii="Aptos Narrow" w:eastAsia="Times New Roman" w:hAnsi="Aptos Narrow" w:cs="Times New Roman"/>
+                <w:color w:val="000000"/>
+                <w:sz w:val="22"/>
+                <w:szCs w:val="22"/>
+              </w:rPr>
+            </w:pPr>
+          </w:p>
+        </w:tc>
+        <w:tc>
+          <w:tcPr>
+            <w:tcW w:w="1600" w:type="dxa"/>
+            <w:vMerge/>
+            <w:vAlign w:val="center"/>
+            <w:hideMark/>
+          </w:tcPr>
+          <w:p>
+            <w:pPr>
+              <w:suppressAutoHyphens w:val="0"/>
+              <w:spacing w:after="0" w:line="240" w:lineRule="auto"/>
+              <w:jc w:val="center"/>
+              <w:rPr>
+                <w:rFonts w:ascii="Aptos Narrow" w:eastAsia="Times New Roman" w:hAnsi="Aptos Narrow" w:cs="Times New Roman"/>
+                <w:color w:val="000000"/>
+                <w:sz w:val="22"/>
+                <w:szCs w:val="22"/>
+              </w:rPr>
+            </w:pPr>
+          </w:p>
+        </w:tc>
+        <w:tc>
+          <w:tcPr>
+            <w:tcW w:w="1160" w:type="dxa"/>
+            <w:noWrap/>
+            <w:vAlign w:val="center"/>
+            <w:hideMark/>
+          </w:tcPr>
+          <w:p>
+            <w:pPr>
+              <w:suppressAutoHyphens w:val="0"/>
+              <w:spacing w:after="0" w:line="240" w:lineRule="auto"/>
+              <w:jc w:val="center"/>
+              <w:rPr>
+                <w:rFonts w:ascii="Aptos Narrow" w:eastAsia="Times New Roman" w:hAnsi="Aptos Narrow" w:cs="Times New Roman"/>
+                <w:color w:val="000000"/>
+                <w:sz w:val="22"/>
+                <w:szCs w:val="22"/>
+              </w:rPr>
+            </w:pPr>
+            <w:r>
+              <w:rPr>
+                <w:rFonts w:ascii="Aptos Narrow" w:eastAsia="Times New Roman" w:hAnsi="Aptos Narrow" w:cs="Times New Roman"/>
+                <w:color w:val="000000"/>
+                <w:sz w:val="22"/>
+                <w:szCs w:val="22"/>
+              </w:rPr>
+              <w:t>10</w:t>
+            </w:r>
+          </w:p>
+        </w:tc>
+        <w:tc>
+          <w:tcPr>
+            <w:tcW w:w="2180" w:type="dxa"/>
+            <w:noWrap/>
+            <w:vAlign w:val="center"/>
+            <w:hideMark/>
+          </w:tcPr>
+          <w:p>
+            <w:pPr>
+              <w:suppressAutoHyphens w:val="0"/>
+              <w:spacing w:after="0" w:line="240" w:lineRule="auto"/>
+              <w:jc w:val="center"/>
+              <w:rPr>
+                <w:rFonts w:ascii="Aptos Narrow" w:eastAsia="Times New Roman" w:hAnsi="Aptos Narrow" w:cs="Times New Roman"/>
+                <w:color w:val="000000"/>
+                <w:sz w:val="22"/>
+                <w:szCs w:val="22"/>
+              </w:rPr>
+            </w:pPr>
+            <w:r>
+              <w:rPr>
+                <w:rFonts w:ascii="Aptos Narrow" w:eastAsia="Times New Roman" w:hAnsi="Aptos Narrow" w:cs="Times New Roman"/>
+                <w:color w:val="000000"/>
+                <w:sz w:val="22"/>
+                <w:szCs w:val="22"/>
+              </w:rPr>
+              <w:t>42</w:t>
+            </w:r>
+          </w:p>
+        </w:tc>
+      </w:tr>
+      <w:tr>
+        <w:trPr>
+          <w:trHeight w:val="290"/>
+          <w:jc w:val="center"/>
+        </w:trPr>
+        <w:tc>
+          <w:tcPr>
+            <w:tcW w:w="1700" w:type="dxa"/>
+            <w:vMerge/>
+            <w:vAlign w:val="center"/>
+            <w:hideMark/>
+          </w:tcPr>
+          <w:p>
+            <w:pPr>
+              <w:suppressAutoHyphens w:val="0"/>
+              <w:spacing w:after="0" w:line="240" w:lineRule="auto"/>
+              <w:jc w:val="center"/>
+              <w:rPr>
+                <w:rFonts w:ascii="Aptos Narrow" w:eastAsia="Times New Roman" w:hAnsi="Aptos Narrow" w:cs="Times New Roman"/>
+                <w:color w:val="000000"/>
+                <w:sz w:val="22"/>
+                <w:szCs w:val="22"/>
+              </w:rPr>
+            </w:pPr>
+          </w:p>
+        </w:tc>
+        <w:tc>
+          <w:tcPr>
+            <w:tcW w:w="1600" w:type="dxa"/>
+            <w:vMerge/>
+            <w:vAlign w:val="center"/>
+            <w:hideMark/>
+          </w:tcPr>
+          <w:p>
+            <w:pPr>
+              <w:suppressAutoHyphens w:val="0"/>
+              <w:spacing w:after="0" w:line="240" w:lineRule="auto"/>
+              <w:jc w:val="center"/>
+              <w:rPr>
+                <w:rFonts w:ascii="Aptos Narrow" w:eastAsia="Times New Roman" w:hAnsi="Aptos Narrow" w:cs="Times New Roman"/>
+                <w:color w:val="000000"/>
+                <w:sz w:val="22"/>
+                <w:szCs w:val="22"/>
+              </w:rPr>
+            </w:pPr>
+          </w:p>
+        </w:tc>
+        <w:tc>
+          <w:tcPr>
+            <w:tcW w:w="1160" w:type="dxa"/>
+            <w:noWrap/>
+            <w:vAlign w:val="center"/>
+            <w:hideMark/>
+          </w:tcPr>
+          <w:p>
+            <w:pPr>
+              <w:suppressAutoHyphens w:val="0"/>
+              <w:spacing w:after="0" w:line="240" w:lineRule="auto"/>
+              <w:jc w:val="center"/>
+              <w:rPr>
+                <w:rFonts w:ascii="Aptos Narrow" w:eastAsia="Times New Roman" w:hAnsi="Aptos Narrow" w:cs="Times New Roman"/>
+                <w:color w:val="000000"/>
+                <w:sz w:val="22"/>
+                <w:szCs w:val="22"/>
+              </w:rPr>
+            </w:pPr>
+            <w:r>
+              <w:rPr>
+                <w:rFonts w:ascii="Aptos Narrow" w:eastAsia="Times New Roman" w:hAnsi="Aptos Narrow" w:cs="Times New Roman"/>
+                <w:color w:val="000000"/>
+                <w:sz w:val="22"/>
+                <w:szCs w:val="22"/>
+              </w:rPr>
+              <w:t>20</w:t>
+            </w:r>
+          </w:p>
+        </w:tc>
+        <w:tc>
+          <w:tcPr>
+            <w:tcW w:w="2180" w:type="dxa"/>
+            <w:noWrap/>
+            <w:vAlign w:val="center"/>
+            <w:hideMark/>
+          </w:tcPr>
+          <w:p>
+            <w:pPr>
+              <w:suppressAutoHyphens w:val="0"/>
+              <w:spacing w:after="0" w:line="240" w:lineRule="auto"/>
+              <w:jc w:val="center"/>
+              <w:rPr>
+                <w:rFonts w:ascii="Aptos Narrow" w:eastAsia="Times New Roman" w:hAnsi="Aptos Narrow" w:cs="Times New Roman"/>
+                <w:color w:val="000000"/>
+                <w:sz w:val="22"/>
+                <w:szCs w:val="22"/>
+              </w:rPr>
+            </w:pPr>
+            <w:r>
+              <w:rPr>
+                <w:rFonts w:ascii="Aptos Narrow" w:eastAsia="Times New Roman" w:hAnsi="Aptos Narrow" w:cs="Times New Roman"/>
+                <w:color w:val="000000"/>
+                <w:sz w:val="22"/>
+                <w:szCs w:val="22"/>
+              </w:rPr>
+              <w:t>70</w:t>
+            </w:r>
+          </w:p>
+        </w:tc>
+      </w:tr>
+      <w:tr>
+        <w:trPr>
+          <w:trHeight w:val="290"/>
+          <w:jc w:val="center"/>
+        </w:trPr>
+        <w:tc>
+          <w:tcPr>
+            <w:tcW w:w="1700" w:type="dxa"/>
+            <w:vMerge/>
+            <w:vAlign w:val="center"/>
+            <w:hideMark/>
+          </w:tcPr>
+          <w:p>
+            <w:pPr>
+              <w:suppressAutoHyphens w:val="0"/>
+              <w:spacing w:after="0" w:line="240" w:lineRule="auto"/>
+              <w:jc w:val="center"/>
+              <w:rPr>
+                <w:rFonts w:ascii="Aptos Narrow" w:eastAsia="Times New Roman" w:hAnsi="Aptos Narrow" w:cs="Times New Roman"/>
+                <w:color w:val="000000"/>
+                <w:sz w:val="22"/>
+                <w:szCs w:val="22"/>
+              </w:rPr>
+            </w:pPr>
+          </w:p>
+        </w:tc>
+        <w:tc>
+          <w:tcPr>
+            <w:tcW w:w="1600" w:type="dxa"/>
+            <w:vMerge w:val="restart"/>
+            <w:noWrap/>
+            <w:vAlign w:val="center"/>
+            <w:hideMark/>
+          </w:tcPr>
+          <w:p>
+            <w:pPr>
+              <w:suppressAutoHyphens w:val="0"/>
+              <w:spacing w:after="0" w:line="240" w:lineRule="auto"/>
+              <w:jc w:val="center"/>
+              <w:rPr>
+                <w:rFonts w:ascii="Aptos Narrow" w:eastAsia="Times New Roman" w:hAnsi="Aptos Narrow" w:cs="Times New Roman"/>
+                <w:color w:val="000000"/>
+                <w:sz w:val="22"/>
+                <w:szCs w:val="22"/>
+              </w:rPr>
+            </w:pPr>
+            <w:r>
+              <w:rPr>
+                <w:rFonts w:ascii="Aptos Narrow" w:eastAsia="Times New Roman" w:hAnsi="Aptos Narrow" w:cs="Times New Roman"/>
+                <w:color w:val="000000"/>
+                <w:sz w:val="22"/>
+                <w:szCs w:val="22"/>
+              </w:rPr>
+              <w:t>Pembrolizumab</w:t>
+            </w:r>
+          </w:p>
+        </w:tc>
+        <w:tc>
+          <w:tcPr>
+            <w:tcW w:w="1160" w:type="dxa"/>
+            <w:noWrap/>
+            <w:vAlign w:val="center"/>
+            <w:hideMark/>
+          </w:tcPr>
+          <w:p>
+            <w:pPr>
+              <w:suppressAutoHyphens w:val="0"/>
+              <w:spacing w:after="0" w:line="240" w:lineRule="auto"/>
+              <w:jc w:val="center"/>
+              <w:rPr>
+                <w:rFonts w:ascii="Aptos Narrow" w:eastAsia="Times New Roman" w:hAnsi="Aptos Narrow" w:cs="Times New Roman"/>
+                <w:color w:val="000000"/>
+                <w:sz w:val="22"/>
+                <w:szCs w:val="22"/>
+              </w:rPr>
+            </w:pPr>
+            <w:r>
+              <w:rPr>
+                <w:rFonts w:ascii="Aptos Narrow" w:eastAsia="Times New Roman" w:hAnsi="Aptos Narrow" w:cs="Times New Roman"/>
+                <w:color w:val="000000"/>
+                <w:sz w:val="22"/>
+                <w:szCs w:val="22"/>
+              </w:rPr>
+              <w:t>2</w:t>
+            </w:r>
+          </w:p>
+        </w:tc>
+        <w:tc>
+          <w:tcPr>
+            <w:tcW w:w="2180" w:type="dxa"/>
+            <w:noWrap/>
+            <w:vAlign w:val="center"/>
+            <w:hideMark/>
+          </w:tcPr>
+          <w:p>
+            <w:pPr>
+              <w:suppressAutoHyphens w:val="0"/>
+              <w:spacing w:after="0" w:line="240" w:lineRule="auto"/>
+              <w:jc w:val="center"/>
+              <w:rPr>
+                <w:rFonts w:ascii="Aptos Narrow" w:eastAsia="Times New Roman" w:hAnsi="Aptos Narrow" w:cs="Times New Roman"/>
+                <w:color w:val="000000"/>
+                <w:sz w:val="22"/>
+                <w:szCs w:val="22"/>
+              </w:rPr>
+            </w:pPr>
+            <w:r>
+              <w:rPr>
+                <w:rFonts w:ascii="Aptos Narrow" w:eastAsia="Times New Roman" w:hAnsi="Aptos Narrow" w:cs="Times New Roman"/>
+                <w:color w:val="000000"/>
+                <w:sz w:val="22"/>
+                <w:szCs w:val="22"/>
+              </w:rPr>
+              <w:t>42</w:t>
+            </w:r>
+          </w:p>
+        </w:tc>
+      </w:tr>
+      <w:tr>
+        <w:trPr>
+          <w:trHeight w:val="290"/>
+          <w:jc w:val="center"/>
+        </w:trPr>
+        <w:tc>
+          <w:tcPr>
+            <w:tcW w:w="1700" w:type="dxa"/>
+            <w:vMerge/>
+            <w:vAlign w:val="center"/>
+            <w:hideMark/>
+          </w:tcPr>
+          <w:p>
+            <w:pPr>
+              <w:suppressAutoHyphens w:val="0"/>
+              <w:spacing w:after="0" w:line="240" w:lineRule="auto"/>
+              <w:jc w:val="center"/>
+              <w:rPr>
+                <w:rFonts w:ascii="Aptos Narrow" w:eastAsia="Times New Roman" w:hAnsi="Aptos Narrow" w:cs="Times New Roman"/>
+                <w:color w:val="000000"/>
+                <w:sz w:val="22"/>
+                <w:szCs w:val="22"/>
+              </w:rPr>
+            </w:pPr>
+          </w:p>
+        </w:tc>
+        <w:tc>
+          <w:tcPr>
+            <w:tcW w:w="1600" w:type="dxa"/>
+            <w:vMerge/>
+            <w:vAlign w:val="center"/>
+            <w:hideMark/>
+          </w:tcPr>
+          <w:p>
+            <w:pPr>
+              <w:suppressAutoHyphens w:val="0"/>
+              <w:spacing w:after="0" w:line="240" w:lineRule="auto"/>
+              <w:jc w:val="center"/>
+              <w:rPr>
+                <w:rFonts w:ascii="Aptos Narrow" w:eastAsia="Times New Roman" w:hAnsi="Aptos Narrow" w:cs="Times New Roman"/>
+                <w:color w:val="000000"/>
+                <w:sz w:val="22"/>
+                <w:szCs w:val="22"/>
+              </w:rPr>
+            </w:pPr>
+          </w:p>
+        </w:tc>
+        <w:tc>
+          <w:tcPr>
+            <w:tcW w:w="1160" w:type="dxa"/>
+            <w:noWrap/>
+            <w:vAlign w:val="center"/>
+            <w:hideMark/>
+          </w:tcPr>
+          <w:p>
+            <w:pPr>
+              <w:suppressAutoHyphens w:val="0"/>
+              <w:spacing w:after="0" w:line="240" w:lineRule="auto"/>
+              <w:jc w:val="center"/>
+              <w:rPr>
+                <w:rFonts w:ascii="Aptos Narrow" w:eastAsia="Times New Roman" w:hAnsi="Aptos Narrow" w:cs="Times New Roman"/>
+                <w:color w:val="000000"/>
+                <w:sz w:val="22"/>
+                <w:szCs w:val="22"/>
+              </w:rPr>
+            </w:pPr>
+            <w:r>
+              <w:rPr>
+                <w:rFonts w:ascii="Aptos Narrow" w:eastAsia="Times New Roman" w:hAnsi="Aptos Narrow" w:cs="Times New Roman"/>
+                <w:color w:val="000000"/>
+                <w:sz w:val="22"/>
+                <w:szCs w:val="22"/>
+              </w:rPr>
+              <w:t>10</w:t>
+            </w:r>
+          </w:p>
+        </w:tc>
+        <w:tc>
+          <w:tcPr>
+            <w:tcW w:w="2180" w:type="dxa"/>
+            <w:noWrap/>
+            <w:vAlign w:val="center"/>
+            <w:hideMark/>
+          </w:tcPr>
+          <w:p>
+            <w:pPr>
+              <w:suppressAutoHyphens w:val="0"/>
+              <w:spacing w:after="0" w:line="240" w:lineRule="auto"/>
+              <w:jc w:val="center"/>
+              <w:rPr>
+                <w:rFonts w:ascii="Aptos Narrow" w:eastAsia="Times New Roman" w:hAnsi="Aptos Narrow" w:cs="Times New Roman"/>
+                <w:color w:val="000000"/>
+                <w:sz w:val="22"/>
+                <w:szCs w:val="22"/>
+              </w:rPr>
+            </w:pPr>
+            <w:r>
+              <w:rPr>
+                <w:rFonts w:ascii="Aptos Narrow" w:eastAsia="Times New Roman" w:hAnsi="Aptos Narrow" w:cs="Times New Roman"/>
+                <w:color w:val="000000"/>
+                <w:sz w:val="22"/>
+                <w:szCs w:val="22"/>
+              </w:rPr>
+              <w:t>35</w:t>
+            </w:r>
+          </w:p>
+        </w:tc>
+      </w:tr>
+      <w:tr>
+        <w:trPr>
+          <w:trHeight w:val="290"/>
+          <w:jc w:val="center"/>
+        </w:trPr>
+        <w:tc>
+          <w:tcPr>
+            <w:tcW w:w="1700" w:type="dxa"/>
+            <w:vMerge/>
+            <w:vAlign w:val="center"/>
+            <w:hideMark/>
+          </w:tcPr>
+          <w:p>
+            <w:pPr>
+              <w:suppressAutoHyphens w:val="0"/>
+              <w:spacing w:after="0" w:line="240" w:lineRule="auto"/>
+              <w:jc w:val="center"/>
+              <w:rPr>
+                <w:rFonts w:ascii="Aptos Narrow" w:eastAsia="Times New Roman" w:hAnsi="Aptos Narrow" w:cs="Times New Roman"/>
+                <w:color w:val="000000"/>
+                <w:sz w:val="22"/>
+                <w:szCs w:val="22"/>
+              </w:rPr>
+            </w:pPr>
+          </w:p>
+        </w:tc>
+        <w:tc>
+          <w:tcPr>
+            <w:tcW w:w="1600" w:type="dxa"/>
+            <w:noWrap/>
+            <w:vAlign w:val="center"/>
+            <w:hideMark/>
+          </w:tcPr>
+          <w:p>
+            <w:pPr>
+              <w:suppressAutoHyphens w:val="0"/>
+              <w:spacing w:after="0" w:line="240" w:lineRule="auto"/>
+              <w:jc w:val="center"/>
+              <w:rPr>
+                <w:rFonts w:ascii="Aptos Narrow" w:eastAsia="Times New Roman" w:hAnsi="Aptos Narrow" w:cs="Times New Roman"/>
+                <w:color w:val="000000"/>
+                <w:sz w:val="22"/>
+                <w:szCs w:val="22"/>
+              </w:rPr>
+            </w:pPr>
+            <w:r>
+              <w:rPr>
+                <w:rFonts w:ascii="Aptos Narrow" w:eastAsia="Times New Roman" w:hAnsi="Aptos Narrow" w:cs="Times New Roman"/>
+                <w:color w:val="000000"/>
+                <w:sz w:val="22"/>
+                <w:szCs w:val="22"/>
+              </w:rPr>
+              <w:t>Tocilizumab</w:t>
+            </w:r>
+          </w:p>
+        </w:tc>
+        <w:tc>
+          <w:tcPr>
+            <w:tcW w:w="1160" w:type="dxa"/>
+            <w:noWrap/>
+            <w:vAlign w:val="center"/>
+            <w:hideMark/>
+          </w:tcPr>
+          <w:p>
+            <w:pPr>
+              <w:suppressAutoHyphens w:val="0"/>
+              <w:spacing w:after="0" w:line="240" w:lineRule="auto"/>
+              <w:jc w:val="center"/>
+              <w:rPr>
+                <w:rFonts w:ascii="Aptos Narrow" w:eastAsia="Times New Roman" w:hAnsi="Aptos Narrow" w:cs="Times New Roman"/>
+                <w:color w:val="000000"/>
+                <w:sz w:val="22"/>
+                <w:szCs w:val="22"/>
+              </w:rPr>
+            </w:pPr>
+            <w:r>
+              <w:rPr>
+                <w:rFonts w:ascii="Aptos Narrow" w:eastAsia="Times New Roman" w:hAnsi="Aptos Narrow" w:cs="Times New Roman"/>
+                <w:color w:val="000000"/>
+                <w:sz w:val="22"/>
+                <w:szCs w:val="22"/>
+              </w:rPr>
+              <w:t>8</w:t>
+            </w:r>
+          </w:p>
+        </w:tc>
+        <w:tc>
+          <w:tcPr>
+            <w:tcW w:w="2180" w:type="dxa"/>
+            <w:noWrap/>
+            <w:vAlign w:val="center"/>
+            <w:hideMark/>
+          </w:tcPr>
+          <w:p>
+            <w:pPr>
+              <w:suppressAutoHyphens w:val="0"/>
+              <w:spacing w:after="0" w:line="240" w:lineRule="auto"/>
+              <w:jc w:val="center"/>
+              <w:rPr>
+                <w:rFonts w:ascii="Aptos Narrow" w:eastAsia="Times New Roman" w:hAnsi="Aptos Narrow" w:cs="Times New Roman"/>
+                <w:color w:val="000000"/>
+                <w:sz w:val="22"/>
+                <w:szCs w:val="22"/>
+              </w:rPr>
+            </w:pPr>
+            <w:r>
+              <w:rPr>
+                <w:rFonts w:ascii="Aptos Narrow" w:eastAsia="Times New Roman" w:hAnsi="Aptos Narrow" w:cs="Times New Roman"/>
+                <w:color w:val="000000"/>
+                <w:sz w:val="22"/>
+                <w:szCs w:val="22"/>
+              </w:rPr>
+              <w:t>0</w:t>
+            </w:r>
+          </w:p>
+        </w:tc>
+      </w:tr>
+    </w:tbl>
+    <w:p>
+      <w:pPr>
+        <w:jc w:val="left"/>
+        <w:rPr>
+          <w:b/>
+          <w:bCs/>
+        </w:rPr>
+      </w:pPr>
+    </w:p>
+    <w:p>
+      <w:pPr>
+        <w:spacing w:after="0" w:line="240" w:lineRule="auto"/>
+        <w:jc w:val="left"/>
+        <w:rPr>
+          <w:b/>
+          <w:bCs/>
+        </w:rPr>
+      </w:pPr>
+      <w:r>
+        <w:rPr>
+          <w:b/>
+          <w:bCs/>
+        </w:rPr>
+        <w:br w:type="page"/>
+      </w:r>
+    </w:p>
+    <w:p>
+      <w:r>
+        <w:rPr>
+          <w:b/>
+          <w:bCs/>
+        </w:rPr>
+        <w:lastRenderedPageBreak/>
+        <w:t>S1.6. Local Sensitivity Analysis of Target Related Parameters on Clearance Estimate Using PBPK Model</w:t>
+      </w:r>
+      <w:r>
+        <w:rPr>
+          <w:b/>
+          <w:bCs/>
+        </w:rPr>
+        <w:t xml:space="preserve">. </w:t>
+      </w:r>
+      <w:proofErr w:type="gramStart"/>
+      <w:r>
+        <w:t>An a</w:t>
+      </w:r>
+      <w:proofErr w:type="gramEnd"/>
+      <w:r>
+        <w:t xml:space="preserve"> priori PBPK modeling framework was used to assess parameter sensitivity by varying the target reference concentration, target degradation rate (kdeg), and internalization rate (kint) one at a time while holding all other model parameters constant. Each parameter </w:t>
+      </w:r>
+      <w:r>
+        <w:t xml:space="preserve">was varied by </w:t>
+      </w:r>
+      <w:r>
+        <w:t>decreas</w:t>
+      </w:r>
+      <w:r>
+        <w:t>ing</w:t>
+      </w:r>
+      <w:r>
+        <w:t xml:space="preserve"> to 0.1-fold and increas</w:t>
+      </w:r>
+      <w:r>
+        <w:t>ing</w:t>
+      </w:r>
+      <w:r>
+        <w:t xml:space="preserve"> to 10-fold of its reference value, and the resulting terminal clearance was compared with the reference simulation. The normalized sensitivity coefficient was calculated as </w:t>
+      </w:r>
+      <w:proofErr w:type="gramStart"/>
+      <w:r>
+        <w:t>ln(</w:t>
+      </w:r>
+      <w:proofErr w:type="spellStart"/>
+      <w:proofErr w:type="gramEnd"/>
+      <w:r>
+        <w:t>CLvaried</w:t>
+      </w:r>
+      <w:proofErr w:type="spellEnd"/>
+      <w:r>
+        <w:t>/</w:t>
+      </w:r>
+      <w:proofErr w:type="spellStart"/>
+      <w:r>
+        <w:t>CL</w:t>
+      </w:r>
+      <w:r>
+        <w:t>r</w:t>
+      </w:r>
+      <w:r>
+        <w:t>eference</w:t>
+      </w:r>
+      <w:proofErr w:type="spellEnd"/>
+      <w:r>
+        <w:t>)/</w:t>
+      </w:r>
+      <w:proofErr w:type="gramStart"/>
+      <w:r>
+        <w:t>ln(</w:t>
+      </w:r>
+      <w:proofErr w:type="spellStart"/>
+      <w:proofErr w:type="gramEnd"/>
+      <w:r>
+        <w:t>Pvaried</w:t>
+      </w:r>
+      <w:proofErr w:type="spellEnd"/>
+      <w:r>
+        <w:t>/Preference), and a sensitivity index of 1+ the normalized coefficient was reported, such that a value of 1 indicates no sensitivity. Sensitivity indices were averaged across evaluated doses for each molecule and ranked from highest to lowest in the figure.</w:t>
+      </w:r>
+    </w:p>
+    <w:p>
+      <w:pPr>
+        <w:jc w:val="left"/>
+        <w:rPr>
+          <w:b/>
+          <w:bCs/>
+        </w:rPr>
+      </w:pPr>
+      <w:r>
+        <w:rPr>
+          <w:b/>
+          <w:bCs/>
+          <w:noProof/>
+        </w:rPr>
+        <w:drawing>
+          <wp:inline distT="0" distB="0" distL="0" distR="0" wp14:anchorId="4E0D4422" wp14:editId="70F43C4B">
+            <wp:extent cx="6608427" cy="4320540"/>
+            <wp:effectExtent l="0" t="0" r="0" b="0"/>
+            <wp:docPr id="1743311060" name="Picture 4"/>
+            <wp:cNvGraphicFramePr>
+              <a:graphicFrameLocks xmlns:a="http://schemas.openxmlformats.org/drawingml/2006/main" noChangeAspect="1"/>
+            </wp:cNvGraphicFramePr>
+            <a:graphic xmlns:a="http://schemas.openxmlformats.org/drawingml/2006/main">
+              <a:graphicData uri="http://schemas.openxmlformats.org/drawingml/2006/picture">
+                <pic:pic xmlns:pic="http://schemas.openxmlformats.org/drawingml/2006/picture">
+                  <pic:nvPicPr>
+                    <pic:cNvPr id="0" name="Picture 5"/>
+                    <pic:cNvPicPr>
+                      <a:picLocks noChangeAspect="1" noChangeArrowheads="1"/>
+                    </pic:cNvPicPr>
+                  </pic:nvPicPr>
+                  <pic:blipFill>
+                    <a:blip r:embed="rId11" cstate="print">
+                      <a:extLst>
+                        <a:ext uri="{28A0092B-C50C-407E-A947-70E740481C1C}">
+                          <a14:useLocalDpi xmlns:a14="http://schemas.microsoft.com/office/drawing/2010/main" val="0"/>
+                        </a:ext>
+                      </a:extLst>
+                    </a:blip>
+                    <a:srcRect/>
+                    <a:stretch>
+                      <a:fillRect/>
+                    </a:stretch>
+                  </pic:blipFill>
+                  <pic:spPr bwMode="auto">
+                    <a:xfrm>
+                      <a:off x="0" y="0"/>
+                      <a:ext cx="6635103" cy="4337981"/>
+                    </a:xfrm>
+                    <a:prstGeom prst="rect">
+                      <a:avLst/>
+                    </a:prstGeom>
+                    <a:noFill/>
+                  </pic:spPr>
+                </pic:pic>
+              </a:graphicData>
+            </a:graphic>
+          </wp:inline>
+        </w:drawing>
+      </w:r>
+    </w:p>
+    <w:p>
+      <w:pPr>
+        <w:jc w:val="left"/>
+        <w:rPr>
+          <w:b/>
+          <w:bCs/>
+        </w:rPr>
+      </w:pPr>
+    </w:p>
+    <w:p>
+      <w:pPr>
+        <w:pStyle w:val="Heading1"/>
+        <w:pageBreakBefore/>
+      </w:pPr>
+      <w:r>
+        <w:lastRenderedPageBreak/>
+        <w:t>References</w:t>
+      </w:r>
+    </w:p>
+    <w:p>
+      <w:r>
+        <w:t xml:space="preserve">1. Shealy DJ, Cai A, </w:t>
+      </w:r>
+      <w:proofErr w:type="spellStart"/>
+      <w:r>
+        <w:t>Staquet</w:t>
+      </w:r>
+      <w:proofErr w:type="spellEnd"/>
+      <w:r>
+        <w:t xml:space="preserve"> K, Baker A, Lacy ER, Johns L, et al. Characterization of golimumab, a human monoclonal antibody specific </w:t>
+      </w:r>
+      <w:proofErr w:type="gramStart"/>
+      <w:r>
+        <w:t>for</w:t>
+      </w:r>
+      <w:proofErr w:type="gramEnd"/>
+      <w:r>
+        <w:t xml:space="preserve"> human tumor necrosis factor alpha. </w:t>
+      </w:r>
+      <w:proofErr w:type="spellStart"/>
+      <w:r>
+        <w:t>mAbs</w:t>
+      </w:r>
+      <w:proofErr w:type="spellEnd"/>
+      <w:r>
+        <w:t>. 2010;2(4):428-439. doi:10.4161/mabs.2.4.12304.</w:t>
+      </w:r>
+    </w:p>
+    <w:p>
+      <w:r>
+        <w:t xml:space="preserve">2. Zheng S, Niu J, Geist B, Fink D, Xu Z, Zhou H, Wang W. A minimal physiologically based pharmacokinetic model to characterize colon TNF suppression and treatment effects of an anti-TNF monoclonal antibody in a mouse inflammatory bowel disease model. </w:t>
+      </w:r>
+      <w:proofErr w:type="spellStart"/>
+      <w:r>
+        <w:t>mAbs</w:t>
+      </w:r>
+      <w:proofErr w:type="spellEnd"/>
+      <w:r>
+        <w:t>. 2020;12(1):1813962. doi:10.1080/19420862.2020.1813962.</w:t>
+      </w:r>
+    </w:p>
+    <w:p>
+      <w:r>
+        <w:t xml:space="preserve">3. Reig-López J, García-Otero X, </w:t>
+      </w:r>
+      <w:proofErr w:type="spellStart"/>
+      <w:r>
+        <w:t>Cuquerella</w:t>
+      </w:r>
+      <w:proofErr w:type="spellEnd"/>
+      <w:r>
+        <w:t xml:space="preserve">-Gilabert M, </w:t>
+      </w:r>
+      <w:proofErr w:type="spellStart"/>
+      <w:r>
+        <w:t>Bandín</w:t>
+      </w:r>
+      <w:proofErr w:type="spellEnd"/>
+      <w:r>
+        <w:t>-Vilar E, Otero-Espinar FJ, Fernández-Ferreiro A, et al. A physiologically based pharmacokinetic model to describe [89</w:t>
+      </w:r>
+      <w:proofErr w:type="gramStart"/>
+      <w:r>
+        <w:t>Zr]Zr</w:t>
+      </w:r>
+      <w:proofErr w:type="gramEnd"/>
+      <w:r>
+        <w:t xml:space="preserve">-DFO-adalimumab specific activity after intravitreal administration to rats with endotoxin-induced uveitis. International Journal of Pharmaceutics. </w:t>
+      </w:r>
+      <w:proofErr w:type="gramStart"/>
+      <w:r>
+        <w:t>2025;681:125845</w:t>
+      </w:r>
+      <w:proofErr w:type="gramEnd"/>
+      <w:r>
+        <w:t xml:space="preserve">. </w:t>
+      </w:r>
+      <w:proofErr w:type="gramStart"/>
+      <w:r>
+        <w:t>doi:10.1016/j.ijpharm</w:t>
+      </w:r>
+      <w:proofErr w:type="gramEnd"/>
+      <w:r>
+        <w:t>.2025.125845.</w:t>
+      </w:r>
+    </w:p>
+    <w:p>
+      <w:r>
+        <w:t>4. Chen J, Lin R, Guo G, Wu W, Ke M, Ke C, et al. Physiologically-Based Pharmacokinetic Modeling of Anti-Tumor Necrosis Factor Agents for Inflammatory Bowel Disease Patients to Predict the Withdrawal Time in Pregnancy and Vaccine Time in Infants. Clinical Pharmacology &amp; Therapeutics. 2023;114(6):1254-1263. doi:10.1002/cpt.3031.</w:t>
+      </w:r>
+    </w:p>
+    <w:p>
+      <w:r>
+        <w:t xml:space="preserve">5. Benamara S, Sjögren E, </w:t>
+      </w:r>
+      <w:proofErr w:type="spellStart"/>
+      <w:r>
+        <w:t>Gattacceca</w:t>
+      </w:r>
+      <w:proofErr w:type="spellEnd"/>
+      <w:r>
+        <w:t xml:space="preserve"> F, Chenel M, Deslandes A, Nguyen L, </w:t>
+      </w:r>
+      <w:proofErr w:type="spellStart"/>
+      <w:r>
+        <w:t>Teutonico</w:t>
+      </w:r>
+      <w:proofErr w:type="spellEnd"/>
+      <w:r>
+        <w:t xml:space="preserve"> D. Prediction of Monoclonal Antibodies Pharmacokinetics in Human: Identification of a Reference Neonatal Fc Receptor (FcRn) Binding Affinity Using Physiologically Based Pharmacokinetic (PBPK) Modeling. ACS Pharmacology &amp; Translational Science. </w:t>
+      </w:r>
+      <w:proofErr w:type="gramStart"/>
+      <w:r>
+        <w:t>2026;9:177</w:t>
+      </w:r>
+      <w:proofErr w:type="gramEnd"/>
+      <w:r>
+        <w:t>-190. doi:10.1021/acsptsci.5c00674.</w:t>
+      </w:r>
+    </w:p>
+    <w:p>
+      <w:r>
+        <w:t xml:space="preserve">6. Huang W, Stader F, Chan P, Shemesh CS, Chen Y, Gill KL, et al. Development of a pediatric physiologically-based pharmacokinetic model to support recommended dosing of atezolizumab in children with solid tumors. Frontiers in Pharmacology. </w:t>
+      </w:r>
+      <w:proofErr w:type="gramStart"/>
+      <w:r>
+        <w:t>2022;13:974423</w:t>
+      </w:r>
+      <w:proofErr w:type="gramEnd"/>
+      <w:r>
+        <w:t>. doi:10.3389/fphar.2022.974423.</w:t>
+      </w:r>
+    </w:p>
+    <w:p>
+      <w:r>
+        <w:t xml:space="preserve">7. Jin H, D'Urso V, </w:t>
+      </w:r>
+      <w:proofErr w:type="spellStart"/>
+      <w:r>
+        <w:t>Neuteboom</w:t>
+      </w:r>
+      <w:proofErr w:type="spellEnd"/>
+      <w:r>
+        <w:t xml:space="preserve"> B, McKenna SD, Schweickhardt R, Gross AW, et al. Avelumab internalization by human circulating immune cells is mediated by both Fc gamma receptor and PD-L1 binding. OncoImmunology. 2021;10(1):1958590. doi:10.1080/2162402X.2021.1958590.</w:t>
+      </w:r>
+    </w:p>
+    <w:p>
+      <w:r>
+        <w:t xml:space="preserve">8. </w:t>
+      </w:r>
+      <w:proofErr w:type="spellStart"/>
+      <w:r>
+        <w:t>Benicky</w:t>
+      </w:r>
+      <w:proofErr w:type="spellEnd"/>
+      <w:r>
+        <w:t xml:space="preserve"> J, Sanda M, </w:t>
+      </w:r>
+      <w:proofErr w:type="spellStart"/>
+      <w:r>
+        <w:t>Brnakova</w:t>
+      </w:r>
+      <w:proofErr w:type="spellEnd"/>
+      <w:r>
+        <w:t xml:space="preserve"> Kennedy Z, Grant OC, Woods RJ, Zwart A, Goldman R. PD-L1 Glycosylation and Its Impact on Binding to Clinical Antibodies. Journal of Proteome Research. 2021;20(1):485-497. </w:t>
+      </w:r>
+      <w:proofErr w:type="gramStart"/>
+      <w:r>
+        <w:t>doi:10.1021/acs.jproteome</w:t>
+      </w:r>
+      <w:proofErr w:type="gramEnd"/>
+      <w:r>
+        <w:t>.0c00521.</w:t>
+      </w:r>
+    </w:p>
+    <w:p>
+      <w:r>
+        <w:lastRenderedPageBreak/>
+        <w:t xml:space="preserve">9. Papadopoulos N, Martin J, Ruan Q, Rafique A, </w:t>
+      </w:r>
+      <w:proofErr w:type="spellStart"/>
+      <w:r>
+        <w:t>Rosconi</w:t>
+      </w:r>
+      <w:proofErr w:type="spellEnd"/>
+      <w:r>
+        <w:t xml:space="preserve"> MP, Shi E, et al. Binding and neutralization of vascular endothelial growth factor (VEGF) and related ligands by VEGF Trap, ranibizumab and bevacizumab. Angiogenesis. 2012;15(2):171-185. doi:10.1007/s10456-011-9249-6.</w:t>
+      </w:r>
+    </w:p>
+    <w:p>
+      <w:r>
+        <w:t xml:space="preserve">10. Calera MR, Venkatakrishnan A, Kazlauskas A. VE-cadherin increases the half-life of VEGF receptor 2. Experimental Cell Research. 2004;300(1):248-256. </w:t>
+      </w:r>
+      <w:proofErr w:type="gramStart"/>
+      <w:r>
+        <w:t>doi:10.1016/j.yexcr</w:t>
+      </w:r>
+      <w:proofErr w:type="gramEnd"/>
+      <w:r>
+        <w:t>.2004.07.007.</w:t>
+      </w:r>
+    </w:p>
+    <w:p>
+      <w:r>
+        <w:t xml:space="preserve">11. </w:t>
+      </w:r>
+      <w:proofErr w:type="spellStart"/>
+      <w:r>
+        <w:t>Imoukhuede</w:t>
+      </w:r>
+      <w:proofErr w:type="spellEnd"/>
+      <w:r>
+        <w:t xml:space="preserve"> PI, Popel AS. Quantification and cell-to-cell variation of vascular endothelial growth factor receptors. Experimental Cell Research. 2011;317(7):955-965. </w:t>
+      </w:r>
+      <w:proofErr w:type="gramStart"/>
+      <w:r>
+        <w:t>doi:10.1016/j.yexcr</w:t>
+      </w:r>
+      <w:proofErr w:type="gramEnd"/>
+      <w:r>
+        <w:t>.2010.12.014.</w:t>
+      </w:r>
+    </w:p>
+    <w:p>
+      <w:r>
+        <w:t xml:space="preserve">12. Tan S, Zhang H, Chai Y, Song H, Tong Z, Wang Q, et al. An unexpected N-terminal loop in PD-1 dominates binding by nivolumab. Nature Communications. </w:t>
+      </w:r>
+      <w:proofErr w:type="gramStart"/>
+      <w:r>
+        <w:t>2017;8:14369</w:t>
+      </w:r>
+      <w:proofErr w:type="gramEnd"/>
+      <w:r>
+        <w:t>. doi:10.1038/ncomms14369.</w:t>
+      </w:r>
+    </w:p>
+    <w:p>
+      <w:r>
+        <w:t xml:space="preserve">13. Lindauer A, Valiathan CR, Mehta K, Sriram V, de Greef R, </w:t>
+      </w:r>
+      <w:proofErr w:type="spellStart"/>
+      <w:r>
+        <w:t>Elassaiss</w:t>
+      </w:r>
+      <w:proofErr w:type="spellEnd"/>
+      <w:r>
+        <w:t>-Schaap J, de Alwis DP. Translational Pharmacokinetic/Pharmacodynamic Modeling of Tumor Growth Inhibition Supports Dose-Range Selection of the Anti-PD-1 Antibody Pembrolizumab. CPT Pharmacometrics &amp; Systems Pharmacology. 2017;6(1):11-20. doi:10.1002/psp4.12130.</w:t>
+      </w:r>
+    </w:p>
+    <w:p>
+      <w:r>
+        <w:t xml:space="preserve">14. Xu C, Rafique A, </w:t>
+      </w:r>
+      <w:proofErr w:type="spellStart"/>
+      <w:r>
+        <w:t>Potocky</w:t>
+      </w:r>
+      <w:proofErr w:type="spellEnd"/>
+      <w:r>
+        <w:t xml:space="preserve"> T, </w:t>
+      </w:r>
+      <w:proofErr w:type="spellStart"/>
+      <w:r>
+        <w:t>Paccaly</w:t>
+      </w:r>
+      <w:proofErr w:type="spellEnd"/>
+      <w:r>
+        <w:t xml:space="preserve"> A, </w:t>
+      </w:r>
+      <w:proofErr w:type="spellStart"/>
+      <w:r>
+        <w:t>Nolain</w:t>
+      </w:r>
+      <w:proofErr w:type="spellEnd"/>
+      <w:r>
+        <w:t xml:space="preserve"> P, Lu Q, et al. Differential Binding of Sarilumab and Tocilizumab to IL-6Rα and Effects of Receptor Occupancy on Clinical Parameters. Journal of Clinical Pharmacology. 2021;61(5):714-724. doi:10.1002/jcph.1795.</w:t>
+      </w:r>
+    </w:p>
+    <w:p>
+      <w:r>
+        <w:t>15. Gerhartz C, Dittrich E, Stoyan T, Rose-John S, Yasukawa K, Heinrich PC, Graeve L. Biosynthesis and half-life of the interleukin-6 receptor and its signal transducer gp130. European Journal of Biochemistry. 1994;223(1):265-274. doi:10.1111/j.1432-</w:t>
+      </w:r>
+      <w:proofErr w:type="gramStart"/>
+      <w:r>
+        <w:t>1033.1994.tb18991.x.</w:t>
+      </w:r>
+      <w:proofErr w:type="gramEnd"/>
+    </w:p>
+    <w:p>
+      <w:r>
+        <w:t>16. Nesbitt JE, Fuller GM. Differential regulation of interleukin-6 receptor and gp130 gene expression in rat hepatocytes. Molecular Biology of the Cell. 1992;3(1):103-112. doi:10.1091/mbc.3.1.103.</w:t>
+      </w:r>
+    </w:p>
+    <w:p>
+      <w:r>
+        <w:t xml:space="preserve">17. </w:t>
+      </w:r>
+      <w:proofErr w:type="spellStart"/>
+      <w:r>
+        <w:t>Sarabipour</w:t>
+      </w:r>
+      <w:proofErr w:type="spellEnd"/>
+      <w:r>
+        <w:t xml:space="preserve"> S, Kinghorn K, Quigley KM, Kovacs-Kasa A, Annex BH, Bautch VL, Mac Gabhann F. Trafficking dynamics of VEGFR1, VEGFR2, and NRP1 in human endothelial cells. PLOS Computational Biology. 2024;20(2</w:t>
+      </w:r>
+      <w:proofErr w:type="gramStart"/>
+      <w:r>
+        <w:t>):e</w:t>
+      </w:r>
+      <w:proofErr w:type="gramEnd"/>
+      <w:r>
+        <w:t xml:space="preserve">1011798. </w:t>
+      </w:r>
+      <w:proofErr w:type="gramStart"/>
+      <w:r>
+        <w:t>doi:10.1371/journal.pcbi</w:t>
+      </w:r>
+      <w:proofErr w:type="gramEnd"/>
+      <w:r>
+        <w:t>.1011798.</w:t>
+      </w:r>
     </w:p>
     <w:sectPr>
-      <w:pgSz w:w="15840" w:h="12240" w:orient="landscape"/>
+      <w:pgSz w:w="12240" w:h="15840"/>
       <w:pgMar w:top="1440" w:right="1440" w:bottom="1440" w:left="1440" w:header="0" w:footer="0" w:gutter="0"/>
       <w:cols w:space="720"/>
       <w:formProt w:val="0"/>
@@ -14252,36 +19575,6 @@
 </w:endnotes>
 </file>
 
-<file path=word/footer1.xml><?xml version="1.0" encoding="utf-8"?>
-<w:ftr xmlns:wpc="http://schemas.microsoft.com/office/word/2010/wordprocessingCanvas" xmlns:cx="http://schemas.microsoft.com/office/drawing/2014/chartex" xmlns:cx1="http://schemas.microsoft.com/office/drawing/2015/9/8/chartex" xmlns:cx2="http://schemas.microsoft.com/office/drawing/2015/10/21/chartex" xmlns:cx3="http://schemas.microsoft.com/office/drawing/2016/5/9/chartex" xmlns:cx4="http://schemas.microsoft.com/office/drawing/2016/5/10/chartex" xmlns:cx5="http://schemas.microsoft.com/office/drawing/2016/5/11/chartex" xmlns:cx6="http://schemas.microsoft.com/office/drawing/2016/5/12/chartex" xmlns:cx7="http://schemas.microsoft.com/office/drawing/2016/5/13/chartex" xmlns:cx8="http://schemas.microsoft.com/office/drawing/2016/5/14/chartex" xmlns:mc="http://schemas.openxmlformats.org/markup-compatibility/2006" xmlns:aink="http://schemas.microsoft.com/office/drawing/2016/ink" xmlns:am3d="http://schemas.microsoft.com/office/drawing/2017/model3d" xmlns:o="urn:schemas-microsoft-com:office:office" xmlns:oel="http://schemas.microsoft.com/office/2019/extlst" xmlns:r="http://schemas.openxmlformats.org/officeDocument/2006/relationships" xmlns:m="http://schemas.openxmlformats.org/officeDocument/2006/math" xmlns:v="urn:schemas-microsoft-com:vml" xmlns:wp14="http://schemas.microsoft.com/office/word/2010/wordprocessingDrawing" xmlns:wp="http://schemas.openxmlformats.org/drawingml/2006/wordprocessingDrawing" xmlns:w10="urn:schemas-microsoft-com:office:word" xmlns:w="http://schemas.openxmlformats.org/wordprocessingml/2006/main" xmlns:w14="http://schemas.microsoft.com/office/word/2010/wordml" xmlns:w15="http://schemas.microsoft.com/office/word/2012/wordml" xmlns:w16cei="http://schemas.microsoft.com/office/word/2026/wordml/cei" xmlns:w16cex="http://schemas.microsoft.com/office/word/2018/wordml/cex" xmlns:w16cid="http://schemas.microsoft.com/office/word/2016/wordml/cid" xmlns:w16="http://schemas.microsoft.com/office/word/2018/wordml" xmlns:w16du="http://schemas.microsoft.com/office/word/2023/wordml/word16du" xmlns:w16sdtdh="http://schemas.microsoft.com/office/word/2020/wordml/sdtdatahash" xmlns:w16sdtfl="http://schemas.microsoft.com/office/word/2024/wordml/sdtformatlock" xmlns:w16se="http://schemas.microsoft.com/office/word/2015/wordml/symex" xmlns:wpg="http://schemas.microsoft.com/office/word/2010/wordprocessingGroup" xmlns:wpi="http://schemas.microsoft.com/office/word/2010/wordprocessingInk" xmlns:wne="http://schemas.microsoft.com/office/word/2006/wordml" xmlns:wps="http://schemas.microsoft.com/office/word/2010/wordprocessingShape" mc:Ignorable="w14 w15 w16se w16cid w16 w16cex w16sdtdh w16sdtfl w16du wp14">
-  <w:p>
-    <w:pPr>
-      <w:pStyle w:val="Footer"/>
-    </w:pPr>
-  </w:p>
-</w:ftr>
-</file>
-
-<file path=word/footer2.xml><?xml version="1.0" encoding="utf-8"?>
-<w:ftr xmlns:wpc="http://schemas.microsoft.com/office/word/2010/wordprocessingCanvas" xmlns:cx="http://schemas.microsoft.com/office/drawing/2014/chartex" xmlns:cx1="http://schemas.microsoft.com/office/drawing/2015/9/8/chartex" xmlns:cx2="http://schemas.microsoft.com/office/drawing/2015/10/21/chartex" xmlns:cx3="http://schemas.microsoft.com/office/drawing/2016/5/9/chartex" xmlns:cx4="http://schemas.microsoft.com/office/drawing/2016/5/10/chartex" xmlns:cx5="http://schemas.microsoft.com/office/drawing/2016/5/11/chartex" xmlns:cx6="http://schemas.microsoft.com/office/drawing/2016/5/12/chartex" xmlns:cx7="http://schemas.microsoft.com/office/drawing/2016/5/13/chartex" xmlns:cx8="http://schemas.microsoft.com/office/drawing/2016/5/14/chartex" xmlns:mc="http://schemas.openxmlformats.org/markup-compatibility/2006" xmlns:aink="http://schemas.microsoft.com/office/drawing/2016/ink" xmlns:am3d="http://schemas.microsoft.com/office/drawing/2017/model3d" xmlns:o="urn:schemas-microsoft-com:office:office" xmlns:oel="http://schemas.microsoft.com/office/2019/extlst" xmlns:r="http://schemas.openxmlformats.org/officeDocument/2006/relationships" xmlns:m="http://schemas.openxmlformats.org/officeDocument/2006/math" xmlns:v="urn:schemas-microsoft-com:vml" xmlns:wp14="http://schemas.microsoft.com/office/word/2010/wordprocessingDrawing" xmlns:wp="http://schemas.openxmlformats.org/drawingml/2006/wordprocessingDrawing" xmlns:w10="urn:schemas-microsoft-com:office:word" xmlns:w="http://schemas.openxmlformats.org/wordprocessingml/2006/main" xmlns:w14="http://schemas.microsoft.com/office/word/2010/wordml" xmlns:w15="http://schemas.microsoft.com/office/word/2012/wordml" xmlns:w16cei="http://schemas.microsoft.com/office/word/2026/wordml/cei" xmlns:w16cex="http://schemas.microsoft.com/office/word/2018/wordml/cex" xmlns:w16cid="http://schemas.microsoft.com/office/word/2016/wordml/cid" xmlns:w16="http://schemas.microsoft.com/office/word/2018/wordml" xmlns:w16du="http://schemas.microsoft.com/office/word/2023/wordml/word16du" xmlns:w16sdtdh="http://schemas.microsoft.com/office/word/2020/wordml/sdtdatahash" xmlns:w16sdtfl="http://schemas.microsoft.com/office/word/2024/wordml/sdtformatlock" xmlns:w16se="http://schemas.microsoft.com/office/word/2015/wordml/symex" xmlns:wpg="http://schemas.microsoft.com/office/word/2010/wordprocessingGroup" xmlns:wpi="http://schemas.microsoft.com/office/word/2010/wordprocessingInk" xmlns:wne="http://schemas.microsoft.com/office/word/2006/wordml" xmlns:wps="http://schemas.microsoft.com/office/word/2010/wordprocessingShape" mc:Ignorable="w14 w15 w16se w16cid w16 w16cex w16sdtdh w16sdtfl w16du wp14">
-  <w:p>
-    <w:pPr>
-      <w:pStyle w:val="Footer"/>
-    </w:pPr>
-  </w:p>
-</w:ftr>
-</file>
-
-<file path=word/footer3.xml><?xml version="1.0" encoding="utf-8"?>
-<w:ftr xmlns:wpc="http://schemas.microsoft.com/office/word/2010/wordprocessingCanvas" xmlns:cx="http://schemas.microsoft.com/office/drawing/2014/chartex" xmlns:cx1="http://schemas.microsoft.com/office/drawing/2015/9/8/chartex" xmlns:cx2="http://schemas.microsoft.com/office/drawing/2015/10/21/chartex" xmlns:cx3="http://schemas.microsoft.com/office/drawing/2016/5/9/chartex" xmlns:cx4="http://schemas.microsoft.com/office/drawing/2016/5/10/chartex" xmlns:cx5="http://schemas.microsoft.com/office/drawing/2016/5/11/chartex" xmlns:cx6="http://schemas.microsoft.com/office/drawing/2016/5/12/chartex" xmlns:cx7="http://schemas.microsoft.com/office/drawing/2016/5/13/chartex" xmlns:cx8="http://schemas.microsoft.com/office/drawing/2016/5/14/chartex" xmlns:mc="http://schemas.openxmlformats.org/markup-compatibility/2006" xmlns:aink="http://schemas.microsoft.com/office/drawing/2016/ink" xmlns:am3d="http://schemas.microsoft.com/office/drawing/2017/model3d" xmlns:o="urn:schemas-microsoft-com:office:office" xmlns:oel="http://schemas.microsoft.com/office/2019/extlst" xmlns:r="http://schemas.openxmlformats.org/officeDocument/2006/relationships" xmlns:m="http://schemas.openxmlformats.org/officeDocument/2006/math" xmlns:v="urn:schemas-microsoft-com:vml" xmlns:wp14="http://schemas.microsoft.com/office/word/2010/wordprocessingDrawing" xmlns:wp="http://schemas.openxmlformats.org/drawingml/2006/wordprocessingDrawing" xmlns:w10="urn:schemas-microsoft-com:office:word" xmlns:w="http://schemas.openxmlformats.org/wordprocessingml/2006/main" xmlns:w14="http://schemas.microsoft.com/office/word/2010/wordml" xmlns:w15="http://schemas.microsoft.com/office/word/2012/wordml" xmlns:w16cei="http://schemas.microsoft.com/office/word/2026/wordml/cei" xmlns:w16cex="http://schemas.microsoft.com/office/word/2018/wordml/cex" xmlns:w16cid="http://schemas.microsoft.com/office/word/2016/wordml/cid" xmlns:w16="http://schemas.microsoft.com/office/word/2018/wordml" xmlns:w16du="http://schemas.microsoft.com/office/word/2023/wordml/word16du" xmlns:w16sdtdh="http://schemas.microsoft.com/office/word/2020/wordml/sdtdatahash" xmlns:w16sdtfl="http://schemas.microsoft.com/office/word/2024/wordml/sdtformatlock" xmlns:w16se="http://schemas.microsoft.com/office/word/2015/wordml/symex" xmlns:wpg="http://schemas.microsoft.com/office/word/2010/wordprocessingGroup" xmlns:wpi="http://schemas.microsoft.com/office/word/2010/wordprocessingInk" xmlns:wne="http://schemas.microsoft.com/office/word/2006/wordml" xmlns:wps="http://schemas.microsoft.com/office/word/2010/wordprocessingShape" mc:Ignorable="w14 w15 w16se w16cid w16 w16cex w16sdtdh w16sdtfl w16du wp14">
-  <w:p>
-    <w:pPr>
-      <w:pStyle w:val="Footer"/>
-    </w:pPr>
-  </w:p>
-</w:ftr>
-</file>
-
 <file path=word/footnotes.xml><?xml version="1.0" encoding="utf-8"?>
 <w:footnotes xmlns:wpc="http://schemas.microsoft.com/office/word/2010/wordprocessingCanvas" xmlns:cx="http://schemas.microsoft.com/office/drawing/2014/chartex" xmlns:cx1="http://schemas.microsoft.com/office/drawing/2015/9/8/chartex" xmlns:cx2="http://schemas.microsoft.com/office/drawing/2015/10/21/chartex" xmlns:cx3="http://schemas.microsoft.com/office/drawing/2016/5/9/chartex" xmlns:cx4="http://schemas.microsoft.com/office/drawing/2016/5/10/chartex" xmlns:cx5="http://schemas.microsoft.com/office/drawing/2016/5/11/chartex" xmlns:cx6="http://schemas.microsoft.com/office/drawing/2016/5/12/chartex" xmlns:cx7="http://schemas.microsoft.com/office/drawing/2016/5/13/chartex" xmlns:cx8="http://schemas.microsoft.com/office/drawing/2016/5/14/chartex" xmlns:mc="http://schemas.openxmlformats.org/markup-compatibility/2006" xmlns:aink="http://schemas.microsoft.com/office/drawing/2016/ink" xmlns:am3d="http://schemas.microsoft.com/office/drawing/2017/model3d" xmlns:o="urn:schemas-microsoft-com:office:office" xmlns:oel="http://schemas.microsoft.com/office/2019/extlst" xmlns:r="http://schemas.openxmlformats.org/officeDocument/2006/relationships" xmlns:m="http://schemas.openxmlformats.org/officeDocument/2006/math" xmlns:v="urn:schemas-microsoft-com:vml" xmlns:wp14="http://schemas.microsoft.com/office/word/2010/wordprocessingDrawing" xmlns:wp="http://schemas.openxmlformats.org/drawingml/2006/wordprocessingDrawing" xmlns:w10="urn:schemas-microsoft-com:office:word" xmlns:w="http://schemas.openxmlformats.org/wordprocessingml/2006/main" xmlns:w14="http://schemas.microsoft.com/office/word/2010/wordml" xmlns:w15="http://schemas.microsoft.com/office/word/2012/wordml" xmlns:w16cei="http://schemas.microsoft.com/office/word/2026/wordml/cei" xmlns:w16cex="http://schemas.microsoft.com/office/word/2018/wordml/cex" xmlns:w16cid="http://schemas.microsoft.com/office/word/2016/wordml/cid" xmlns:w16="http://schemas.microsoft.com/office/word/2018/wordml" xmlns:w16du="http://schemas.microsoft.com/office/word/2023/wordml/word16du" xmlns:w16sdtdh="http://schemas.microsoft.com/office/word/2020/wordml/sdtdatahash" xmlns:w16sdtfl="http://schemas.microsoft.com/office/word/2024/wordml/sdtformatlock" xmlns:w16se="http://schemas.microsoft.com/office/word/2015/wordml/symex" xmlns:wpg="http://schemas.microsoft.com/office/word/2010/wordprocessingGroup" xmlns:wpi="http://schemas.microsoft.com/office/word/2010/wordprocessingInk" xmlns:wne="http://schemas.microsoft.com/office/word/2006/wordml" xmlns:wps="http://schemas.microsoft.com/office/word/2010/wordprocessingShape" mc:Ignorable="w14 w15 w16se w16cid w16 w16cex w16sdtdh w16sdtfl w16du wp14">
   <w:footnote w:type="separator" w:id="-1">
@@ -14305,36 +19598,6 @@
     </w:p>
   </w:footnote>
 </w:footnotes>
-</file>
-
-<file path=word/header1.xml><?xml version="1.0" encoding="utf-8"?>
-<w:hdr xmlns:wpc="http://schemas.microsoft.com/office/word/2010/wordprocessingCanvas" xmlns:cx="http://schemas.microsoft.com/office/drawing/2014/chartex" xmlns:cx1="http://schemas.microsoft.com/office/drawing/2015/9/8/chartex" xmlns:cx2="http://schemas.microsoft.com/office/drawing/2015/10/21/chartex" xmlns:cx3="http://schemas.microsoft.com/office/drawing/2016/5/9/chartex" xmlns:cx4="http://schemas.microsoft.com/office/drawing/2016/5/10/chartex" xmlns:cx5="http://schemas.microsoft.com/office/drawing/2016/5/11/chartex" xmlns:cx6="http://schemas.microsoft.com/office/drawing/2016/5/12/chartex" xmlns:cx7="http://schemas.microsoft.com/office/drawing/2016/5/13/chartex" xmlns:cx8="http://schemas.microsoft.com/office/drawing/2016/5/14/chartex" xmlns:mc="http://schemas.openxmlformats.org/markup-compatibility/2006" xmlns:aink="http://schemas.microsoft.com/office/drawing/2016/ink" xmlns:am3d="http://schemas.microsoft.com/office/drawing/2017/model3d" xmlns:o="urn:schemas-microsoft-com:office:office" xmlns:oel="http://schemas.microsoft.com/office/2019/extlst" xmlns:r="http://schemas.openxmlformats.org/officeDocument/2006/relationships" xmlns:m="http://schemas.openxmlformats.org/officeDocument/2006/math" xmlns:v="urn:schemas-microsoft-com:vml" xmlns:wp14="http://schemas.microsoft.com/office/word/2010/wordprocessingDrawing" xmlns:wp="http://schemas.openxmlformats.org/drawingml/2006/wordprocessingDrawing" xmlns:w10="urn:schemas-microsoft-com:office:word" xmlns:w="http://schemas.openxmlformats.org/wordprocessingml/2006/main" xmlns:w14="http://schemas.microsoft.com/office/word/2010/wordml" xmlns:w15="http://schemas.microsoft.com/office/word/2012/wordml" xmlns:w16cei="http://schemas.microsoft.com/office/word/2026/wordml/cei" xmlns:w16cex="http://schemas.microsoft.com/office/word/2018/wordml/cex" xmlns:w16cid="http://schemas.microsoft.com/office/word/2016/wordml/cid" xmlns:w16="http://schemas.microsoft.com/office/word/2018/wordml" xmlns:w16du="http://schemas.microsoft.com/office/word/2023/wordml/word16du" xmlns:w16sdtdh="http://schemas.microsoft.com/office/word/2020/wordml/sdtdatahash" xmlns:w16sdtfl="http://schemas.microsoft.com/office/word/2024/wordml/sdtformatlock" xmlns:w16se="http://schemas.microsoft.com/office/word/2015/wordml/symex" xmlns:wpg="http://schemas.microsoft.com/office/word/2010/wordprocessingGroup" xmlns:wpi="http://schemas.microsoft.com/office/word/2010/wordprocessingInk" xmlns:wne="http://schemas.microsoft.com/office/word/2006/wordml" xmlns:wps="http://schemas.microsoft.com/office/word/2010/wordprocessingShape" mc:Ignorable="w14 w15 w16se w16cid w16 w16cex w16sdtdh w16sdtfl w16du wp14">
-  <w:p>
-    <w:pPr>
-      <w:pStyle w:val="Header"/>
-    </w:pPr>
-  </w:p>
-</w:hdr>
-</file>
-
-<file path=word/header2.xml><?xml version="1.0" encoding="utf-8"?>
-<w:hdr xmlns:wpc="http://schemas.microsoft.com/office/word/2010/wordprocessingCanvas" xmlns:cx="http://schemas.microsoft.com/office/drawing/2014/chartex" xmlns:cx1="http://schemas.microsoft.com/office/drawing/2015/9/8/chartex" xmlns:cx2="http://schemas.microsoft.com/office/drawing/2015/10/21/chartex" xmlns:cx3="http://schemas.microsoft.com/office/drawing/2016/5/9/chartex" xmlns:cx4="http://schemas.microsoft.com/office/drawing/2016/5/10/chartex" xmlns:cx5="http://schemas.microsoft.com/office/drawing/2016/5/11/chartex" xmlns:cx6="http://schemas.microsoft.com/office/drawing/2016/5/12/chartex" xmlns:cx7="http://schemas.microsoft.com/office/drawing/2016/5/13/chartex" xmlns:cx8="http://schemas.microsoft.com/office/drawing/2016/5/14/chartex" xmlns:mc="http://schemas.openxmlformats.org/markup-compatibility/2006" xmlns:aink="http://schemas.microsoft.com/office/drawing/2016/ink" xmlns:am3d="http://schemas.microsoft.com/office/drawing/2017/model3d" xmlns:o="urn:schemas-microsoft-com:office:office" xmlns:oel="http://schemas.microsoft.com/office/2019/extlst" xmlns:r="http://schemas.openxmlformats.org/officeDocument/2006/relationships" xmlns:m="http://schemas.openxmlformats.org/officeDocument/2006/math" xmlns:v="urn:schemas-microsoft-com:vml" xmlns:wp14="http://schemas.microsoft.com/office/word/2010/wordprocessingDrawing" xmlns:wp="http://schemas.openxmlformats.org/drawingml/2006/wordprocessingDrawing" xmlns:w10="urn:schemas-microsoft-com:office:word" xmlns:w="http://schemas.openxmlformats.org/wordprocessingml/2006/main" xmlns:w14="http://schemas.microsoft.com/office/word/2010/wordml" xmlns:w15="http://schemas.microsoft.com/office/word/2012/wordml" xmlns:w16cei="http://schemas.microsoft.com/office/word/2026/wordml/cei" xmlns:w16cex="http://schemas.microsoft.com/office/word/2018/wordml/cex" xmlns:w16cid="http://schemas.microsoft.com/office/word/2016/wordml/cid" xmlns:w16="http://schemas.microsoft.com/office/word/2018/wordml" xmlns:w16du="http://schemas.microsoft.com/office/word/2023/wordml/word16du" xmlns:w16sdtdh="http://schemas.microsoft.com/office/word/2020/wordml/sdtdatahash" xmlns:w16sdtfl="http://schemas.microsoft.com/office/word/2024/wordml/sdtformatlock" xmlns:w16se="http://schemas.microsoft.com/office/word/2015/wordml/symex" xmlns:wpg="http://schemas.microsoft.com/office/word/2010/wordprocessingGroup" xmlns:wpi="http://schemas.microsoft.com/office/word/2010/wordprocessingInk" xmlns:wne="http://schemas.microsoft.com/office/word/2006/wordml" xmlns:wps="http://schemas.microsoft.com/office/word/2010/wordprocessingShape" mc:Ignorable="w14 w15 w16se w16cid w16 w16cex w16sdtdh w16sdtfl w16du wp14">
-  <w:p>
-    <w:pPr>
-      <w:pStyle w:val="Header"/>
-    </w:pPr>
-  </w:p>
-</w:hdr>
-</file>
-
-<file path=word/header3.xml><?xml version="1.0" encoding="utf-8"?>
-<w:hdr xmlns:wpc="http://schemas.microsoft.com/office/word/2010/wordprocessingCanvas" xmlns:cx="http://schemas.microsoft.com/office/drawing/2014/chartex" xmlns:cx1="http://schemas.microsoft.com/office/drawing/2015/9/8/chartex" xmlns:cx2="http://schemas.microsoft.com/office/drawing/2015/10/21/chartex" xmlns:cx3="http://schemas.microsoft.com/office/drawing/2016/5/9/chartex" xmlns:cx4="http://schemas.microsoft.com/office/drawing/2016/5/10/chartex" xmlns:cx5="http://schemas.microsoft.com/office/drawing/2016/5/11/chartex" xmlns:cx6="http://schemas.microsoft.com/office/drawing/2016/5/12/chartex" xmlns:cx7="http://schemas.microsoft.com/office/drawing/2016/5/13/chartex" xmlns:cx8="http://schemas.microsoft.com/office/drawing/2016/5/14/chartex" xmlns:mc="http://schemas.openxmlformats.org/markup-compatibility/2006" xmlns:aink="http://schemas.microsoft.com/office/drawing/2016/ink" xmlns:am3d="http://schemas.microsoft.com/office/drawing/2017/model3d" xmlns:o="urn:schemas-microsoft-com:office:office" xmlns:oel="http://schemas.microsoft.com/office/2019/extlst" xmlns:r="http://schemas.openxmlformats.org/officeDocument/2006/relationships" xmlns:m="http://schemas.openxmlformats.org/officeDocument/2006/math" xmlns:v="urn:schemas-microsoft-com:vml" xmlns:wp14="http://schemas.microsoft.com/office/word/2010/wordprocessingDrawing" xmlns:wp="http://schemas.openxmlformats.org/drawingml/2006/wordprocessingDrawing" xmlns:w10="urn:schemas-microsoft-com:office:word" xmlns:w="http://schemas.openxmlformats.org/wordprocessingml/2006/main" xmlns:w14="http://schemas.microsoft.com/office/word/2010/wordml" xmlns:w15="http://schemas.microsoft.com/office/word/2012/wordml" xmlns:w16cei="http://schemas.microsoft.com/office/word/2026/wordml/cei" xmlns:w16cex="http://schemas.microsoft.com/office/word/2018/wordml/cex" xmlns:w16cid="http://schemas.microsoft.com/office/word/2016/wordml/cid" xmlns:w16="http://schemas.microsoft.com/office/word/2018/wordml" xmlns:w16du="http://schemas.microsoft.com/office/word/2023/wordml/word16du" xmlns:w16sdtdh="http://schemas.microsoft.com/office/word/2020/wordml/sdtdatahash" xmlns:w16sdtfl="http://schemas.microsoft.com/office/word/2024/wordml/sdtformatlock" xmlns:w16se="http://schemas.microsoft.com/office/word/2015/wordml/symex" xmlns:wpg="http://schemas.microsoft.com/office/word/2010/wordprocessingGroup" xmlns:wpi="http://schemas.microsoft.com/office/word/2010/wordprocessingInk" xmlns:wne="http://schemas.microsoft.com/office/word/2006/wordml" xmlns:wps="http://schemas.microsoft.com/office/word/2010/wordprocessingShape" mc:Ignorable="w14 w15 w16se w16cid w16 w16cex w16sdtdh w16sdtfl w16du wp14">
-  <w:p>
-    <w:pPr>
-      <w:pStyle w:val="Header"/>
-    </w:pPr>
-  </w:p>
-</w:hdr>
 </file>
 
 <file path=word/styles.xml><?xml version="1.0" encoding="utf-8"?>
